--- a/intro Website/Outline/Intro.docx
+++ b/intro Website/Outline/Intro.docx
@@ -43,39 +43,7 @@
           <w:sz w:val="22"/>
           <w:szCs w:val="22"/>
         </w:rPr>
-        <w:t>以人工智能及</w:t>
-      </w:r>
-      <w:r>
-        <w:rPr>
-          <w:rFonts w:ascii="PMingLiU" w:eastAsia="PMingLiU" w:hAnsi="PMingLiU" w:hint="eastAsia"/>
-          <w:sz w:val="22"/>
-          <w:szCs w:val="22"/>
-        </w:rPr>
-        <w:t>視覺化工具</w:t>
-      </w:r>
-      <w:r>
-        <w:rPr>
-          <w:rFonts w:ascii="PMingLiU" w:eastAsia="PMingLiU" w:hAnsi="PMingLiU" w:hint="eastAsia"/>
-          <w:sz w:val="22"/>
-          <w:szCs w:val="22"/>
-        </w:rPr>
-        <w:t>分析官方文書</w:t>
-      </w:r>
-      <w:r>
-        <w:rPr>
-          <w:rFonts w:ascii="PMingLiU" w:eastAsia="PMingLiU" w:hAnsi="PMingLiU" w:hint="eastAsia"/>
-          <w:sz w:val="22"/>
-          <w:szCs w:val="22"/>
-        </w:rPr>
-        <w:t>及重建</w:t>
-      </w:r>
-      <w:r>
-        <w:rPr>
-          <w:rFonts w:ascii="PMingLiU" w:eastAsia="PMingLiU" w:hAnsi="PMingLiU" w:hint="eastAsia"/>
-          <w:sz w:val="22"/>
-          <w:szCs w:val="22"/>
-        </w:rPr>
-        <w:t>地方—中央通信網絡</w:t>
+        <w:t>以人工智能及視覺化工具分析官方文書及重建地方—中央通信網絡</w:t>
       </w:r>
       <w:r>
         <w:rPr>
@@ -257,21 +225,13 @@
           <w:sz w:val="22"/>
           <w:szCs w:val="22"/>
         </w:rPr>
-        <w:t xml:space="preserve">1. </w:t>
-      </w:r>
-      <w:r>
-        <w:rPr>
-          <w:rFonts w:ascii="PMingLiU" w:eastAsia="PMingLiU" w:hAnsi="PMingLiU" w:hint="eastAsia"/>
-          <w:sz w:val="22"/>
-          <w:szCs w:val="22"/>
-        </w:rPr>
-        <w:t>「清代奏摺與上諭分析平台」的運行流程</w:t>
-      </w:r>
-    </w:p>
-    <w:p>
-      <w:pPr>
-        <w:rPr>
-          <w:rFonts w:ascii="PMingLiU" w:eastAsia="PMingLiU" w:hAnsi="PMingLiU" w:hint="eastAsia"/>
+        <w:t>1. 「清代奏摺與上諭分析平台」的運行流程</w:t>
+      </w:r>
+    </w:p>
+    <w:p>
+      <w:pPr>
+        <w:rPr>
+          <w:rFonts w:ascii="PMingLiU" w:eastAsia="PMingLiU" w:hAnsi="PMingLiU"/>
           <w:sz w:val="22"/>
           <w:szCs w:val="22"/>
         </w:rPr>
@@ -320,7 +280,7 @@
     <w:p>
       <w:pPr>
         <w:rPr>
-          <w:rFonts w:ascii="PMingLiU" w:eastAsia="PMingLiU" w:hAnsi="PMingLiU" w:hint="eastAsia"/>
+          <w:rFonts w:ascii="PMingLiU" w:eastAsia="PMingLiU" w:hAnsi="PMingLiU"/>
           <w:sz w:val="22"/>
           <w:szCs w:val="22"/>
         </w:rPr>
@@ -363,15 +323,7 @@
           <w:sz w:val="22"/>
           <w:szCs w:val="22"/>
         </w:rPr>
-        <w:t xml:space="preserve">2. </w:t>
-      </w:r>
-      <w:r>
-        <w:rPr>
-          <w:rFonts w:ascii="PMingLiU" w:eastAsia="PMingLiU" w:hAnsi="PMingLiU" w:hint="eastAsia"/>
-          <w:sz w:val="22"/>
-          <w:szCs w:val="22"/>
-        </w:rPr>
-        <w:t>OCR、結構化一手史料</w:t>
+        <w:t>2. OCR、結構化一手史料</w:t>
       </w:r>
     </w:p>
     <w:p>
@@ -420,21 +372,13 @@
           <w:sz w:val="22"/>
           <w:szCs w:val="22"/>
         </w:rPr>
-        <w:t xml:space="preserve">3. </w:t>
-      </w:r>
-      <w:r>
-        <w:rPr>
-          <w:rFonts w:ascii="PMingLiU" w:eastAsia="PMingLiU" w:hAnsi="PMingLiU" w:hint="eastAsia"/>
-          <w:sz w:val="22"/>
-          <w:szCs w:val="22"/>
-        </w:rPr>
-        <w:t>重建文書關係</w:t>
-      </w:r>
-    </w:p>
-    <w:p>
-      <w:pPr>
-        <w:rPr>
-          <w:rFonts w:ascii="PMingLiU" w:eastAsia="PMingLiU" w:hAnsi="PMingLiU" w:hint="eastAsia"/>
+        <w:t>3. 重建文書關係</w:t>
+      </w:r>
+    </w:p>
+    <w:p>
+      <w:pPr>
+        <w:rPr>
+          <w:rFonts w:ascii="PMingLiU" w:eastAsia="PMingLiU" w:hAnsi="PMingLiU"/>
           <w:sz w:val="22"/>
           <w:szCs w:val="22"/>
         </w:rPr>
@@ -526,21 +470,13 @@
           <w:sz w:val="22"/>
           <w:szCs w:val="22"/>
         </w:rPr>
-        <w:t xml:space="preserve">2. </w:t>
-      </w:r>
-      <w:r>
-        <w:rPr>
-          <w:rFonts w:ascii="PMingLiU" w:eastAsia="PMingLiU" w:hAnsi="PMingLiU" w:hint="eastAsia"/>
-          <w:sz w:val="22"/>
-          <w:szCs w:val="22"/>
-        </w:rPr>
-        <w:t>網站架構</w:t>
-      </w:r>
-    </w:p>
-    <w:p>
-      <w:pPr>
-        <w:rPr>
-          <w:rFonts w:ascii="PMingLiU" w:eastAsia="PMingLiU" w:hAnsi="PMingLiU" w:hint="eastAsia"/>
+        <w:t>2. 網站架構</w:t>
+      </w:r>
+    </w:p>
+    <w:p>
+      <w:pPr>
+        <w:rPr>
+          <w:rFonts w:ascii="PMingLiU" w:eastAsia="PMingLiU" w:hAnsi="PMingLiU"/>
           <w:sz w:val="22"/>
           <w:szCs w:val="22"/>
         </w:rPr>
@@ -575,21 +511,13 @@
           <w:sz w:val="22"/>
           <w:szCs w:val="22"/>
         </w:rPr>
-        <w:t xml:space="preserve">3. </w:t>
-      </w:r>
-      <w:r>
-        <w:rPr>
-          <w:rFonts w:ascii="PMingLiU" w:eastAsia="PMingLiU" w:hAnsi="PMingLiU" w:hint="eastAsia"/>
-          <w:sz w:val="22"/>
-          <w:szCs w:val="22"/>
-        </w:rPr>
-        <w:t>延伸應用</w:t>
-      </w:r>
-    </w:p>
-    <w:p>
-      <w:pPr>
-        <w:rPr>
-          <w:rFonts w:ascii="PMingLiU" w:eastAsia="PMingLiU" w:hAnsi="PMingLiU" w:hint="eastAsia"/>
+        <w:t>3. 延伸應用</w:t>
+      </w:r>
+    </w:p>
+    <w:p>
+      <w:pPr>
+        <w:rPr>
+          <w:rFonts w:ascii="PMingLiU" w:eastAsia="PMingLiU" w:hAnsi="PMingLiU"/>
           <w:sz w:val="22"/>
           <w:szCs w:val="22"/>
         </w:rPr>
@@ -616,21 +544,13 @@
           <w:sz w:val="22"/>
           <w:szCs w:val="22"/>
         </w:rPr>
-        <w:t xml:space="preserve">4. </w:t>
-      </w:r>
-      <w:r>
-        <w:rPr>
-          <w:rFonts w:ascii="PMingLiU" w:eastAsia="PMingLiU" w:hAnsi="PMingLiU" w:hint="eastAsia"/>
-          <w:sz w:val="22"/>
-          <w:szCs w:val="22"/>
-        </w:rPr>
-        <w:t>成果展示</w:t>
-      </w:r>
-    </w:p>
-    <w:p>
-      <w:pPr>
-        <w:rPr>
-          <w:rFonts w:ascii="PMingLiU" w:eastAsia="PMingLiU" w:hAnsi="PMingLiU" w:hint="eastAsia"/>
+        <w:t>4. 成果展示</w:t>
+      </w:r>
+    </w:p>
+    <w:p>
+      <w:pPr>
+        <w:rPr>
+          <w:rFonts w:ascii="PMingLiU" w:eastAsia="PMingLiU" w:hAnsi="PMingLiU"/>
           <w:sz w:val="22"/>
           <w:szCs w:val="22"/>
         </w:rPr>
@@ -723,16 +643,16 @@
     <w:p>
       <w:pPr>
         <w:rPr>
-          <w:rFonts w:ascii="PMingLiU" w:eastAsia="PMingLiU" w:hAnsi="PMingLiU" w:hint="eastAsia"/>
-          <w:sz w:val="22"/>
-          <w:szCs w:val="22"/>
-        </w:rPr>
-      </w:pPr>
-    </w:p>
-    <w:p>
-      <w:pPr>
-        <w:rPr>
-          <w:rFonts w:ascii="PMingLiU" w:eastAsia="PMingLiU" w:hAnsi="PMingLiU" w:hint="eastAsia"/>
+          <w:rFonts w:ascii="PMingLiU" w:eastAsia="PMingLiU" w:hAnsi="PMingLiU"/>
+          <w:sz w:val="22"/>
+          <w:szCs w:val="22"/>
+        </w:rPr>
+      </w:pPr>
+    </w:p>
+    <w:p>
+      <w:pPr>
+        <w:rPr>
+          <w:rFonts w:ascii="PMingLiU" w:eastAsia="PMingLiU" w:hAnsi="PMingLiU"/>
           <w:sz w:val="22"/>
           <w:szCs w:val="22"/>
           <w:u w:val="single"/>
@@ -761,16 +681,973 @@
           <w:szCs w:val="22"/>
           <w:u w:val="single"/>
         </w:rPr>
-        <w:t xml:space="preserve">1.1. </w:t>
-      </w:r>
-      <w:r>
-        <w:rPr>
-          <w:rFonts w:ascii="PMingLiU" w:eastAsia="PMingLiU" w:hAnsi="PMingLiU" w:hint="eastAsia"/>
+        <w:t>1.1. 清代奏折制度</w:t>
+      </w:r>
+    </w:p>
+    <w:p>
+      <w:pPr>
+        <w:jc w:val="both"/>
+        <w:rPr>
+          <w:rFonts w:ascii="PMingLiU" w:eastAsia="PMingLiU" w:hAnsi="PMingLiU"/>
+          <w:sz w:val="22"/>
+          <w:szCs w:val="22"/>
+        </w:rPr>
+      </w:pPr>
+      <w:r>
+        <w:rPr>
+          <w:rFonts w:ascii="PMingLiU" w:eastAsia="PMingLiU" w:hAnsi="PMingLiU" w:hint="eastAsia"/>
+          <w:sz w:val="22"/>
+          <w:szCs w:val="22"/>
+        </w:rPr>
+        <w:t>清代的上行官方文書主要包括題本、奏本</w:t>
+      </w:r>
+      <w:r>
+        <w:rPr>
+          <w:rFonts w:ascii="PMingLiU" w:eastAsia="PMingLiU" w:hAnsi="PMingLiU" w:hint="eastAsia"/>
+          <w:sz w:val="22"/>
+          <w:szCs w:val="22"/>
+        </w:rPr>
+        <w:t xml:space="preserve"> </w:t>
+      </w:r>
+      <w:r>
+        <w:rPr>
+          <w:rFonts w:ascii="PMingLiU" w:eastAsia="PMingLiU" w:hAnsi="PMingLiU" w:hint="eastAsia"/>
+          <w:sz w:val="22"/>
+          <w:szCs w:val="22"/>
+        </w:rPr>
+        <w:t>和奏折。題本用於正式公務，奏本用於官員私人事務。兩者送達中央後，均須經過內閣票擬，才會呈送到皇帝手上</w:t>
+      </w:r>
+      <w:r>
+        <w:rPr>
+          <w:rFonts w:ascii="PMingLiU" w:eastAsia="PMingLiU" w:hAnsi="PMingLiU" w:hint="eastAsia"/>
+          <w:sz w:val="22"/>
+          <w:szCs w:val="22"/>
+        </w:rPr>
+        <w:t>。</w:t>
+      </w:r>
+    </w:p>
+    <w:p>
+      <w:pPr>
+        <w:jc w:val="both"/>
+        <w:rPr>
+          <w:rFonts w:ascii="PMingLiU" w:eastAsia="PMingLiU" w:hAnsi="PMingLiU"/>
+          <w:sz w:val="22"/>
+          <w:szCs w:val="22"/>
+        </w:rPr>
+      </w:pPr>
+    </w:p>
+    <w:p>
+      <w:pPr>
+        <w:jc w:val="both"/>
+        <w:rPr>
+          <w:rFonts w:ascii="PMingLiU" w:eastAsia="PMingLiU" w:hAnsi="PMingLiU"/>
+          <w:sz w:val="22"/>
+          <w:szCs w:val="22"/>
+        </w:rPr>
+      </w:pPr>
+      <w:r>
+        <w:rPr>
+          <w:rFonts w:ascii="PMingLiU" w:eastAsia="PMingLiU" w:hAnsi="PMingLiU" w:hint="eastAsia"/>
+          <w:sz w:val="22"/>
+          <w:szCs w:val="22"/>
+        </w:rPr>
+        <w:t>相反，奏摺主要由皇帝親信及地方大員使用，並由官員親自撰寫，密封後直送至御前，由皇帝親自</w:t>
+      </w:r>
+      <w:r>
+        <w:rPr>
+          <w:rFonts w:ascii="PMingLiU" w:eastAsia="PMingLiU" w:hAnsi="PMingLiU" w:hint="eastAsia"/>
+          <w:sz w:val="22"/>
+          <w:szCs w:val="22"/>
+        </w:rPr>
+        <w:t>審</w:t>
+      </w:r>
+      <w:r>
+        <w:rPr>
+          <w:rFonts w:ascii="PMingLiU" w:eastAsia="PMingLiU" w:hAnsi="PMingLiU" w:hint="eastAsia"/>
+          <w:sz w:val="22"/>
+          <w:szCs w:val="22"/>
+        </w:rPr>
+        <w:t>閱</w:t>
+      </w:r>
+      <w:r>
+        <w:rPr>
+          <w:rFonts w:ascii="PMingLiU" w:eastAsia="PMingLiU" w:hAnsi="PMingLiU" w:hint="eastAsia"/>
+          <w:sz w:val="22"/>
+          <w:szCs w:val="22"/>
+        </w:rPr>
+        <w:t>和硃批</w:t>
+      </w:r>
+      <w:r>
+        <w:rPr>
+          <w:rFonts w:ascii="PMingLiU" w:eastAsia="PMingLiU" w:hAnsi="PMingLiU" w:hint="eastAsia"/>
+          <w:sz w:val="22"/>
+          <w:szCs w:val="22"/>
+        </w:rPr>
+        <w:t>。雍正設立軍機處後，批閱完成的奏摺會交由軍機處處理，如需另行頒旨，則由軍機大臣擬寫上諭，經皇帝閱定後，</w:t>
+      </w:r>
+      <w:r>
+        <w:rPr>
+          <w:rFonts w:ascii="PMingLiU" w:eastAsia="PMingLiU" w:hAnsi="PMingLiU" w:hint="eastAsia"/>
+          <w:sz w:val="22"/>
+          <w:szCs w:val="22"/>
+        </w:rPr>
+        <w:t>再</w:t>
+      </w:r>
+      <w:r>
+        <w:rPr>
+          <w:rFonts w:ascii="PMingLiU" w:eastAsia="PMingLiU" w:hAnsi="PMingLiU" w:hint="eastAsia"/>
+          <w:sz w:val="22"/>
+          <w:szCs w:val="22"/>
+        </w:rPr>
+        <w:t>由內閣明發或由軍機處廷寄地方</w:t>
+      </w:r>
+      <w:r>
+        <w:rPr>
+          <w:rFonts w:ascii="PMingLiU" w:eastAsia="PMingLiU" w:hAnsi="PMingLiU" w:hint="eastAsia"/>
+          <w:sz w:val="22"/>
+          <w:szCs w:val="22"/>
+        </w:rPr>
+        <w:t>。</w:t>
+      </w:r>
+    </w:p>
+    <w:p>
+      <w:pPr>
+        <w:jc w:val="both"/>
+        <w:rPr>
+          <w:rFonts w:ascii="PMingLiU" w:eastAsia="PMingLiU" w:hAnsi="PMingLiU"/>
+          <w:sz w:val="22"/>
+          <w:szCs w:val="22"/>
+        </w:rPr>
+      </w:pPr>
+    </w:p>
+    <w:p>
+      <w:pPr>
+        <w:jc w:val="both"/>
+        <w:rPr>
+          <w:rFonts w:ascii="PMingLiU" w:eastAsia="PMingLiU" w:hAnsi="PMingLiU"/>
+          <w:sz w:val="22"/>
+          <w:szCs w:val="22"/>
+        </w:rPr>
+      </w:pPr>
+      <w:r>
+        <w:rPr>
+          <w:rFonts w:ascii="PMingLiU" w:eastAsia="PMingLiU" w:hAnsi="PMingLiU" w:hint="eastAsia"/>
+          <w:sz w:val="22"/>
+          <w:szCs w:val="22"/>
+        </w:rPr>
+        <w:t>奏摺制度省去了內閣票擬等的中間程序，使皇帝得以更直接和迅速地與地方官員溝通，掌握地方政務，進一步強化中央集權，學界因此普遍認為，奏折是清代最重要的官方文書制度。</w:t>
+      </w:r>
+    </w:p>
+    <w:p>
+      <w:pPr>
+        <w:rPr>
+          <w:rFonts w:ascii="PMingLiU" w:eastAsia="PMingLiU" w:hAnsi="PMingLiU"/>
+          <w:sz w:val="22"/>
+          <w:szCs w:val="22"/>
+        </w:rPr>
+      </w:pPr>
+    </w:p>
+    <w:p>
+      <w:pPr>
+        <w:rPr>
+          <w:rFonts w:ascii="PMingLiU" w:eastAsia="PMingLiU" w:hAnsi="PMingLiU"/>
+          <w:sz w:val="22"/>
+          <w:szCs w:val="22"/>
+        </w:rPr>
+      </w:pPr>
+    </w:p>
+    <w:p>
+      <w:pPr>
+        <w:rPr>
+          <w:rFonts w:ascii="PMingLiU" w:eastAsia="PMingLiU" w:hAnsi="PMingLiU"/>
+          <w:sz w:val="22"/>
+          <w:szCs w:val="22"/>
+        </w:rPr>
+      </w:pPr>
+    </w:p>
+    <w:p>
+      <w:pPr>
+        <w:rPr>
+          <w:rFonts w:ascii="PMingLiU" w:eastAsia="PMingLiU" w:hAnsi="PMingLiU"/>
+          <w:sz w:val="22"/>
+          <w:szCs w:val="22"/>
+        </w:rPr>
+      </w:pPr>
+      <w:r>
+        <w:rPr>
+          <w:rFonts w:ascii="PMingLiU" w:eastAsia="PMingLiU" w:hAnsi="PMingLiU" w:hint="eastAsia"/>
+          <w:sz w:val="22"/>
+          <w:szCs w:val="22"/>
+        </w:rPr>
+        <w:t>乾隆帝硃批後，奏摺交由軍機處登記和辦理。根據當日的《軍機處隨手登記檔》，乾隆帝當天不僅收到柴大紀的奏摺，還包括閩浙總督常青、福建巡撫徐嗣曾與福建水師提督黃仕簡所上的奏摺，同樣奏報臺灣的軍情。</w:t>
+      </w:r>
+    </w:p>
+    <w:p>
+      <w:pPr>
+        <w:rPr>
+          <w:rFonts w:ascii="PMingLiU" w:eastAsia="PMingLiU" w:hAnsi="PMingLiU"/>
+          <w:sz w:val="22"/>
+          <w:szCs w:val="22"/>
+        </w:rPr>
+      </w:pPr>
+    </w:p>
+    <w:p>
+      <w:pPr>
+        <w:rPr>
+          <w:rFonts w:ascii="PMingLiU" w:eastAsia="PMingLiU" w:hAnsi="PMingLiU"/>
+          <w:sz w:val="22"/>
+          <w:szCs w:val="22"/>
+        </w:rPr>
+      </w:pPr>
+    </w:p>
+    <w:p>
+      <w:pPr>
+        <w:rPr>
+          <w:rFonts w:ascii="PMingLiU" w:eastAsia="PMingLiU" w:hAnsi="PMingLiU"/>
+          <w:sz w:val="22"/>
+          <w:szCs w:val="22"/>
+        </w:rPr>
+      </w:pPr>
+      <w:r>
+        <w:rPr>
+          <w:rFonts w:ascii="PMingLiU" w:eastAsia="PMingLiU" w:hAnsi="PMingLiU" w:hint="eastAsia"/>
+          <w:sz w:val="22"/>
+          <w:szCs w:val="22"/>
+        </w:rPr>
+        <w:t>奏摺是清代上行官方文書之一。有別於題本及奏本，奏摺送抵中央後，無需經內閣票擬，便可直送御前，由皇帝親自審閱及硃批。雍正朝設立軍機處後，批閱完成的奏摺</w:t>
+      </w:r>
+      <w:r>
+        <w:rPr>
+          <w:rFonts w:ascii="PMingLiU" w:eastAsia="PMingLiU" w:hAnsi="PMingLiU" w:hint="eastAsia"/>
+          <w:sz w:val="22"/>
+          <w:szCs w:val="22"/>
+        </w:rPr>
+        <w:t>會</w:t>
+      </w:r>
+      <w:r>
+        <w:rPr>
+          <w:rFonts w:ascii="PMingLiU" w:eastAsia="PMingLiU" w:hAnsi="PMingLiU" w:hint="eastAsia"/>
+          <w:sz w:val="22"/>
+          <w:szCs w:val="22"/>
+        </w:rPr>
+        <w:t>交由軍機處處理</w:t>
+      </w:r>
+      <w:r>
+        <w:rPr>
+          <w:rFonts w:ascii="PMingLiU" w:eastAsia="PMingLiU" w:hAnsi="PMingLiU" w:hint="eastAsia"/>
+          <w:sz w:val="22"/>
+          <w:szCs w:val="22"/>
+        </w:rPr>
+        <w:t>。</w:t>
+      </w:r>
+      <w:r>
+        <w:rPr>
+          <w:rFonts w:ascii="PMingLiU" w:eastAsia="PMingLiU" w:hAnsi="PMingLiU" w:hint="eastAsia"/>
+          <w:sz w:val="22"/>
+          <w:szCs w:val="22"/>
+        </w:rPr>
+        <w:t>如需另行頒旨，則由軍機大臣擬寫上諭，經皇帝閱定後，再由內閣明發或軍機處廷寄地方。</w:t>
+      </w:r>
+    </w:p>
+    <w:p>
+      <w:pPr>
+        <w:rPr>
+          <w:rFonts w:ascii="PMingLiU" w:eastAsia="PMingLiU" w:hAnsi="PMingLiU"/>
+          <w:sz w:val="22"/>
+          <w:szCs w:val="22"/>
+        </w:rPr>
+      </w:pPr>
+    </w:p>
+    <w:p>
+      <w:pPr>
+        <w:rPr>
+          <w:rFonts w:ascii="PMingLiU" w:eastAsia="PMingLiU" w:hAnsi="PMingLiU"/>
+          <w:sz w:val="22"/>
+          <w:szCs w:val="22"/>
+        </w:rPr>
+      </w:pPr>
+      <w:r>
+        <w:rPr>
+          <w:rFonts w:ascii="PMingLiU" w:eastAsia="PMingLiU" w:hAnsi="PMingLiU" w:hint="eastAsia"/>
+          <w:sz w:val="22"/>
+          <w:szCs w:val="22"/>
+        </w:rPr>
+        <w:t>學界普遍認為，奏摺制度省去內閣票擬等中間程序，使皇帝</w:t>
+      </w:r>
+      <w:r>
+        <w:rPr>
+          <w:rFonts w:ascii="PMingLiU" w:eastAsia="PMingLiU" w:hAnsi="PMingLiU" w:hint="eastAsia"/>
+          <w:sz w:val="22"/>
+          <w:szCs w:val="22"/>
+        </w:rPr>
+        <w:t>能夠</w:t>
+      </w:r>
+      <w:r>
+        <w:rPr>
+          <w:rFonts w:ascii="PMingLiU" w:eastAsia="PMingLiU" w:hAnsi="PMingLiU" w:hint="eastAsia"/>
+          <w:sz w:val="22"/>
+          <w:szCs w:val="22"/>
+        </w:rPr>
+        <w:t>直接與地方官員溝通，強化</w:t>
+      </w:r>
+      <w:r>
+        <w:rPr>
+          <w:rFonts w:ascii="PMingLiU" w:eastAsia="PMingLiU" w:hAnsi="PMingLiU" w:hint="eastAsia"/>
+          <w:sz w:val="22"/>
+          <w:szCs w:val="22"/>
+        </w:rPr>
+        <w:t>了</w:t>
+      </w:r>
+      <w:r>
+        <w:rPr>
+          <w:rFonts w:ascii="PMingLiU" w:eastAsia="PMingLiU" w:hAnsi="PMingLiU" w:hint="eastAsia"/>
+          <w:sz w:val="22"/>
+          <w:szCs w:val="22"/>
+        </w:rPr>
+        <w:t>中央集權，</w:t>
+      </w:r>
+      <w:r>
+        <w:rPr>
+          <w:rFonts w:ascii="PMingLiU" w:eastAsia="PMingLiU" w:hAnsi="PMingLiU" w:hint="eastAsia"/>
+          <w:sz w:val="22"/>
+          <w:szCs w:val="22"/>
+        </w:rPr>
+        <w:t>可以說是</w:t>
+      </w:r>
+      <w:r>
+        <w:rPr>
+          <w:rFonts w:ascii="PMingLiU" w:eastAsia="PMingLiU" w:hAnsi="PMingLiU" w:hint="eastAsia"/>
+          <w:sz w:val="22"/>
+          <w:szCs w:val="22"/>
+        </w:rPr>
+        <w:t>清代最重要的官方文書制度。</w:t>
+      </w:r>
+    </w:p>
+    <w:p>
+      <w:pPr>
+        <w:rPr>
+          <w:rFonts w:ascii="PMingLiU" w:eastAsia="PMingLiU" w:hAnsi="PMingLiU"/>
+          <w:sz w:val="22"/>
+          <w:szCs w:val="22"/>
+        </w:rPr>
+      </w:pPr>
+    </w:p>
+    <w:p>
+      <w:pPr>
+        <w:rPr>
+          <w:rFonts w:ascii="PMingLiU" w:eastAsia="PMingLiU" w:hAnsi="PMingLiU"/>
+          <w:sz w:val="22"/>
+          <w:szCs w:val="22"/>
+        </w:rPr>
+      </w:pPr>
+      <w:r>
+        <w:rPr>
+          <w:rFonts w:ascii="PMingLiU" w:eastAsia="PMingLiU" w:hAnsi="PMingLiU" w:hint="eastAsia"/>
+          <w:sz w:val="22"/>
+          <w:szCs w:val="22"/>
+        </w:rPr>
+        <w:t>image 1: 使用奏摺的官員</w:t>
+      </w:r>
+    </w:p>
+    <w:p>
+      <w:pPr>
+        <w:rPr>
+          <w:rFonts w:ascii="PMingLiU" w:eastAsia="PMingLiU" w:hAnsi="PMingLiU" w:hint="eastAsia"/>
+          <w:sz w:val="22"/>
+          <w:szCs w:val="22"/>
+        </w:rPr>
+      </w:pPr>
+      <w:r>
+        <w:rPr>
+          <w:rFonts w:ascii="PMingLiU" w:eastAsia="PMingLiU" w:hAnsi="PMingLiU"/>
+          <w:sz w:val="22"/>
+          <w:szCs w:val="22"/>
+        </w:rPr>
+        <w:t>'/Users/</w:t>
+      </w:r>
+      <w:proofErr w:type="spellStart"/>
+      <w:r>
+        <w:rPr>
+          <w:rFonts w:ascii="PMingLiU" w:eastAsia="PMingLiU" w:hAnsi="PMingLiU"/>
+          <w:sz w:val="22"/>
+          <w:szCs w:val="22"/>
+        </w:rPr>
+        <w:t>creamybanana</w:t>
+      </w:r>
+      <w:proofErr w:type="spellEnd"/>
+      <w:r>
+        <w:rPr>
+          <w:rFonts w:ascii="PMingLiU" w:eastAsia="PMingLiU" w:hAnsi="PMingLiU"/>
+          <w:sz w:val="22"/>
+          <w:szCs w:val="22"/>
+        </w:rPr>
+        <w:t>/Downloads/DH Project/intro Website/Website/Visual Material/npmpdf.pdf'</w:t>
+      </w:r>
+    </w:p>
+    <w:p>
+      <w:pPr>
+        <w:rPr>
+          <w:rFonts w:ascii="PMingLiU" w:eastAsia="PMingLiU" w:hAnsi="PMingLiU"/>
+          <w:sz w:val="22"/>
+          <w:szCs w:val="22"/>
+        </w:rPr>
+      </w:pPr>
+      <w:r>
+        <w:rPr>
+          <w:rFonts w:ascii="PMingLiU" w:eastAsia="PMingLiU" w:hAnsi="PMingLiU" w:hint="eastAsia"/>
+          <w:sz w:val="22"/>
+          <w:szCs w:val="22"/>
+        </w:rPr>
+        <w:t>奏摺主要由皇帝親信及地方大員使用，並由官員親自撰寫，密封後直送至御前</w:t>
+      </w:r>
+      <w:r>
+        <w:rPr>
+          <w:rFonts w:ascii="PMingLiU" w:eastAsia="PMingLiU" w:hAnsi="PMingLiU" w:hint="eastAsia"/>
+          <w:sz w:val="22"/>
+          <w:szCs w:val="22"/>
+        </w:rPr>
+        <w:t>。</w:t>
+      </w:r>
+      <w:r>
+        <w:rPr>
+          <w:rFonts w:ascii="PMingLiU" w:eastAsia="PMingLiU" w:hAnsi="PMingLiU" w:hint="eastAsia"/>
+          <w:sz w:val="22"/>
+          <w:szCs w:val="22"/>
+        </w:rPr>
+        <w:t>圖中作者常青時任閩浙總督，</w:t>
+      </w:r>
+      <w:r>
+        <w:rPr>
+          <w:rFonts w:ascii="PMingLiU" w:eastAsia="PMingLiU" w:hAnsi="PMingLiU" w:hint="eastAsia"/>
+          <w:sz w:val="22"/>
+          <w:szCs w:val="22"/>
+        </w:rPr>
+        <w:t>是能夠</w:t>
+      </w:r>
+      <w:r>
+        <w:rPr>
+          <w:rFonts w:ascii="PMingLiU" w:eastAsia="PMingLiU" w:hAnsi="PMingLiU" w:hint="eastAsia"/>
+          <w:sz w:val="22"/>
+          <w:szCs w:val="22"/>
+        </w:rPr>
+        <w:t>直接向皇帝</w:t>
+      </w:r>
+      <w:r>
+        <w:rPr>
+          <w:rFonts w:ascii="PMingLiU" w:eastAsia="PMingLiU" w:hAnsi="PMingLiU" w:hint="eastAsia"/>
+          <w:sz w:val="22"/>
+          <w:szCs w:val="22"/>
+        </w:rPr>
+        <w:t>遞</w:t>
+      </w:r>
+      <w:r>
+        <w:rPr>
+          <w:rFonts w:ascii="PMingLiU" w:eastAsia="PMingLiU" w:hAnsi="PMingLiU" w:hint="eastAsia"/>
+          <w:sz w:val="22"/>
+          <w:szCs w:val="22"/>
+        </w:rPr>
+        <w:t>摺</w:t>
+      </w:r>
+      <w:r>
+        <w:rPr>
+          <w:rFonts w:ascii="PMingLiU" w:eastAsia="PMingLiU" w:hAnsi="PMingLiU" w:hint="eastAsia"/>
+          <w:sz w:val="22"/>
+          <w:szCs w:val="22"/>
+        </w:rPr>
+        <w:t>的地方大員</w:t>
+      </w:r>
+      <w:r>
+        <w:rPr>
+          <w:rFonts w:ascii="PMingLiU" w:eastAsia="PMingLiU" w:hAnsi="PMingLiU" w:hint="eastAsia"/>
+          <w:sz w:val="22"/>
+          <w:szCs w:val="22"/>
+        </w:rPr>
+        <w:t>。</w:t>
+      </w:r>
+    </w:p>
+    <w:p>
+      <w:pPr>
+        <w:rPr>
+          <w:rFonts w:ascii="PMingLiU" w:eastAsia="PMingLiU" w:hAnsi="PMingLiU" w:hint="eastAsia"/>
+          <w:sz w:val="22"/>
+          <w:szCs w:val="22"/>
+        </w:rPr>
+      </w:pPr>
+    </w:p>
+    <w:p>
+      <w:pPr>
+        <w:rPr>
+          <w:rFonts w:ascii="PMingLiU" w:eastAsia="PMingLiU" w:hAnsi="PMingLiU"/>
+          <w:sz w:val="22"/>
+          <w:szCs w:val="22"/>
+        </w:rPr>
+      </w:pPr>
+      <w:r>
+        <w:rPr>
+          <w:rFonts w:ascii="PMingLiU" w:eastAsia="PMingLiU" w:hAnsi="PMingLiU" w:hint="eastAsia"/>
+          <w:sz w:val="22"/>
+          <w:szCs w:val="22"/>
+        </w:rPr>
+        <w:t xml:space="preserve">image 2: </w:t>
+      </w:r>
+      <w:r>
+        <w:rPr>
+          <w:rFonts w:ascii="PMingLiU" w:eastAsia="PMingLiU" w:hAnsi="PMingLiU" w:hint="eastAsia"/>
+          <w:sz w:val="22"/>
+          <w:szCs w:val="22"/>
+        </w:rPr>
+        <w:t>遞送奏摺</w:t>
+      </w:r>
+    </w:p>
+    <w:p>
+      <w:pPr>
+        <w:rPr>
+          <w:rFonts w:ascii="PMingLiU" w:eastAsia="PMingLiU" w:hAnsi="PMingLiU" w:hint="eastAsia"/>
+          <w:sz w:val="22"/>
+          <w:szCs w:val="22"/>
+        </w:rPr>
+      </w:pPr>
+      <w:r>
+        <w:rPr>
+          <w:rFonts w:ascii="PMingLiU" w:eastAsia="PMingLiU" w:hAnsi="PMingLiU"/>
+          <w:sz w:val="22"/>
+          <w:szCs w:val="22"/>
+        </w:rPr>
+        <w:t>'/Users/</w:t>
+      </w:r>
+      <w:proofErr w:type="spellStart"/>
+      <w:r>
+        <w:rPr>
+          <w:rFonts w:ascii="PMingLiU" w:eastAsia="PMingLiU" w:hAnsi="PMingLiU"/>
+          <w:sz w:val="22"/>
+          <w:szCs w:val="22"/>
+        </w:rPr>
+        <w:t>creamybanana</w:t>
+      </w:r>
+      <w:proofErr w:type="spellEnd"/>
+      <w:r>
+        <w:rPr>
+          <w:rFonts w:ascii="PMingLiU" w:eastAsia="PMingLiU" w:hAnsi="PMingLiU"/>
+          <w:sz w:val="22"/>
+          <w:szCs w:val="22"/>
+        </w:rPr>
+        <w:t>/Downloads/DH Project/intro Website/Website/Visual Material/</w:t>
+      </w:r>
+      <w:r>
+        <w:rPr>
+          <w:rFonts w:ascii="PMingLiU" w:eastAsia="PMingLiU" w:hAnsi="PMingLiU" w:hint="eastAsia"/>
+          <w:sz w:val="22"/>
+          <w:szCs w:val="22"/>
+        </w:rPr>
+        <w:t>情報路線</w:t>
+      </w:r>
+      <w:r>
+        <w:rPr>
+          <w:rFonts w:ascii="PMingLiU" w:eastAsia="PMingLiU" w:hAnsi="PMingLiU"/>
+          <w:sz w:val="22"/>
+          <w:szCs w:val="22"/>
+        </w:rPr>
+        <w:t>/2</w:t>
+      </w:r>
+      <w:r>
+        <w:rPr>
+          <w:rFonts w:ascii="PMingLiU" w:eastAsia="PMingLiU" w:hAnsi="PMingLiU" w:hint="eastAsia"/>
+          <w:sz w:val="22"/>
+          <w:szCs w:val="22"/>
+        </w:rPr>
+        <w:t>乾隆重要戰爭之軍需硏究</w:t>
+      </w:r>
+      <w:r>
+        <w:rPr>
+          <w:rFonts w:ascii="PMingLiU" w:eastAsia="PMingLiU" w:hAnsi="PMingLiU"/>
+          <w:sz w:val="22"/>
+          <w:szCs w:val="22"/>
+        </w:rPr>
+        <w:t xml:space="preserve">. </w:t>
+      </w:r>
+      <w:r>
+        <w:rPr>
+          <w:rFonts w:ascii="PMingLiU" w:eastAsia="PMingLiU" w:hAnsi="PMingLiU" w:hint="eastAsia"/>
+          <w:sz w:val="22"/>
+          <w:szCs w:val="22"/>
+        </w:rPr>
+        <w:t>賴福順</w:t>
+      </w:r>
+      <w:r>
+        <w:rPr>
+          <w:rFonts w:ascii="PMingLiU" w:eastAsia="PMingLiU" w:hAnsi="PMingLiU"/>
+          <w:sz w:val="22"/>
+          <w:szCs w:val="22"/>
+        </w:rPr>
+        <w:t xml:space="preserve">. </w:t>
+      </w:r>
+      <w:r>
+        <w:rPr>
+          <w:rFonts w:ascii="PMingLiU" w:eastAsia="PMingLiU" w:hAnsi="PMingLiU" w:hint="eastAsia"/>
+          <w:sz w:val="22"/>
+          <w:szCs w:val="22"/>
+        </w:rPr>
+        <w:t>國立故宮博物院</w:t>
+      </w:r>
+      <w:r>
+        <w:rPr>
+          <w:rFonts w:ascii="PMingLiU" w:eastAsia="PMingLiU" w:hAnsi="PMingLiU"/>
+          <w:sz w:val="22"/>
+          <w:szCs w:val="22"/>
+        </w:rPr>
+        <w:t>, 1984 (dragged).pdf'</w:t>
+      </w:r>
+    </w:p>
+    <w:p>
+      <w:pPr>
+        <w:rPr>
+          <w:rFonts w:ascii="PMingLiU" w:eastAsia="PMingLiU" w:hAnsi="PMingLiU"/>
+          <w:sz w:val="22"/>
+          <w:szCs w:val="22"/>
+        </w:rPr>
+      </w:pPr>
+      <w:r>
+        <w:rPr>
+          <w:rFonts w:ascii="PMingLiU" w:eastAsia="PMingLiU" w:hAnsi="PMingLiU" w:hint="eastAsia"/>
+          <w:sz w:val="22"/>
+          <w:szCs w:val="22"/>
+        </w:rPr>
+        <w:t>奏摺完成繕寫後，須置於摺匣內遞送。奏摺一般由專差或</w:t>
+      </w:r>
+      <w:r>
+        <w:rPr>
+          <w:rFonts w:ascii="PMingLiU" w:eastAsia="PMingLiU" w:hAnsi="PMingLiU" w:hint="eastAsia"/>
+          <w:sz w:val="22"/>
+          <w:szCs w:val="22"/>
+        </w:rPr>
+        <w:t>官員</w:t>
+      </w:r>
+      <w:r>
+        <w:rPr>
+          <w:rFonts w:ascii="PMingLiU" w:eastAsia="PMingLiU" w:hAnsi="PMingLiU" w:hint="eastAsia"/>
+          <w:sz w:val="22"/>
+          <w:szCs w:val="22"/>
+        </w:rPr>
+        <w:t>家人遞送，遇有緊急軍情，則可使用驛遞加快傳遞。圖中</w:t>
+      </w:r>
+      <w:r>
+        <w:rPr>
+          <w:rFonts w:ascii="PMingLiU" w:eastAsia="PMingLiU" w:hAnsi="PMingLiU" w:hint="eastAsia"/>
+          <w:sz w:val="22"/>
+          <w:szCs w:val="22"/>
+        </w:rPr>
+        <w:t>是</w:t>
+      </w:r>
+      <w:r>
+        <w:rPr>
+          <w:rFonts w:ascii="PMingLiU" w:eastAsia="PMingLiU" w:hAnsi="PMingLiU" w:hint="eastAsia"/>
+          <w:sz w:val="22"/>
+          <w:szCs w:val="22"/>
+        </w:rPr>
+        <w:t>乾隆</w:t>
+      </w:r>
+      <w:r>
+        <w:rPr>
+          <w:rFonts w:ascii="PMingLiU" w:eastAsia="PMingLiU" w:hAnsi="PMingLiU" w:hint="eastAsia"/>
+          <w:sz w:val="22"/>
+          <w:szCs w:val="22"/>
+        </w:rPr>
+        <w:t>帝</w:t>
+      </w:r>
+      <w:r>
+        <w:rPr>
+          <w:rFonts w:ascii="PMingLiU" w:eastAsia="PMingLiU" w:hAnsi="PMingLiU" w:hint="eastAsia"/>
+          <w:sz w:val="22"/>
+          <w:szCs w:val="22"/>
+        </w:rPr>
+        <w:t>「十全武功」</w:t>
+      </w:r>
+      <w:r>
+        <w:rPr>
+          <w:rFonts w:ascii="PMingLiU" w:eastAsia="PMingLiU" w:hAnsi="PMingLiU" w:hint="eastAsia"/>
+          <w:sz w:val="22"/>
+          <w:szCs w:val="22"/>
+        </w:rPr>
+        <w:t>期</w:t>
+      </w:r>
+      <w:r>
+        <w:rPr>
+          <w:rFonts w:ascii="PMingLiU" w:eastAsia="PMingLiU" w:hAnsi="PMingLiU" w:hint="eastAsia"/>
+          <w:sz w:val="22"/>
+          <w:szCs w:val="22"/>
+        </w:rPr>
+        <w:t>間奏摺的傳遞路線</w:t>
+      </w:r>
+      <w:r>
+        <w:rPr>
+          <w:rFonts w:ascii="PMingLiU" w:eastAsia="PMingLiU" w:hAnsi="PMingLiU" w:hint="eastAsia"/>
+          <w:sz w:val="22"/>
+          <w:szCs w:val="22"/>
+        </w:rPr>
+        <w:t>。（</w:t>
+      </w:r>
+      <w:r>
+        <w:rPr>
+          <w:rFonts w:ascii="PMingLiU" w:eastAsia="PMingLiU" w:hAnsi="PMingLiU" w:hint="eastAsia"/>
+          <w:sz w:val="22"/>
+          <w:szCs w:val="22"/>
+        </w:rPr>
+        <w:t>賴福順《乾隆重要戰爭之軍需研究》</w:t>
+      </w:r>
+      <w:r>
+        <w:rPr>
+          <w:rFonts w:ascii="PMingLiU" w:eastAsia="PMingLiU" w:hAnsi="PMingLiU" w:hint="eastAsia"/>
+          <w:sz w:val="22"/>
+          <w:szCs w:val="22"/>
+        </w:rPr>
+        <w:t>，</w:t>
+      </w:r>
+      <w:r>
+        <w:rPr>
+          <w:rFonts w:ascii="PMingLiU" w:eastAsia="PMingLiU" w:hAnsi="PMingLiU"/>
+          <w:sz w:val="22"/>
+          <w:szCs w:val="22"/>
+        </w:rPr>
+        <w:t>1984</w:t>
+      </w:r>
+      <w:r>
+        <w:rPr>
+          <w:rFonts w:ascii="PMingLiU" w:eastAsia="PMingLiU" w:hAnsi="PMingLiU" w:hint="eastAsia"/>
+          <w:sz w:val="22"/>
+          <w:szCs w:val="22"/>
+        </w:rPr>
+        <w:t>年）</w:t>
+      </w:r>
+      <w:r>
+        <w:rPr>
+          <w:rFonts w:ascii="PMingLiU" w:eastAsia="PMingLiU" w:hAnsi="PMingLiU" w:hint="eastAsia"/>
+          <w:sz w:val="22"/>
+          <w:szCs w:val="22"/>
+        </w:rPr>
+        <w:t>。</w:t>
+      </w:r>
+    </w:p>
+    <w:p>
+      <w:pPr>
+        <w:rPr>
+          <w:rFonts w:ascii="PMingLiU" w:eastAsia="PMingLiU" w:hAnsi="PMingLiU"/>
+          <w:sz w:val="22"/>
+          <w:szCs w:val="22"/>
+        </w:rPr>
+      </w:pPr>
+    </w:p>
+    <w:p>
+      <w:pPr>
+        <w:rPr>
+          <w:rFonts w:ascii="PMingLiU" w:eastAsia="PMingLiU" w:hAnsi="PMingLiU"/>
+          <w:sz w:val="22"/>
+          <w:szCs w:val="22"/>
+        </w:rPr>
+      </w:pPr>
+      <w:r>
+        <w:rPr>
+          <w:rFonts w:ascii="PMingLiU" w:eastAsia="PMingLiU" w:hAnsi="PMingLiU" w:hint="eastAsia"/>
+          <w:sz w:val="22"/>
+          <w:szCs w:val="22"/>
+        </w:rPr>
+        <w:t>image3:</w:t>
+      </w:r>
+    </w:p>
+    <w:p>
+      <w:pPr>
+        <w:rPr>
+          <w:rFonts w:ascii="PMingLiU" w:eastAsia="PMingLiU" w:hAnsi="PMingLiU"/>
+          <w:sz w:val="22"/>
+          <w:szCs w:val="22"/>
+        </w:rPr>
+      </w:pPr>
+      <w:r>
+        <w:rPr>
+          <w:rFonts w:ascii="PMingLiU" w:eastAsia="PMingLiU" w:hAnsi="PMingLiU"/>
+          <w:sz w:val="22"/>
+          <w:szCs w:val="22"/>
+        </w:rPr>
+        <w:t>'/Users/</w:t>
+      </w:r>
+      <w:proofErr w:type="spellStart"/>
+      <w:r>
+        <w:rPr>
+          <w:rFonts w:ascii="PMingLiU" w:eastAsia="PMingLiU" w:hAnsi="PMingLiU"/>
+          <w:sz w:val="22"/>
+          <w:szCs w:val="22"/>
+        </w:rPr>
+        <w:t>creamybanana</w:t>
+      </w:r>
+      <w:proofErr w:type="spellEnd"/>
+      <w:r>
+        <w:rPr>
+          <w:rFonts w:ascii="PMingLiU" w:eastAsia="PMingLiU" w:hAnsi="PMingLiU"/>
+          <w:sz w:val="22"/>
+          <w:szCs w:val="22"/>
+        </w:rPr>
+        <w:t>/Downloads/DH Project/intro Website/Website/Visual Material/</w:t>
+      </w:r>
+      <w:r>
+        <w:rPr>
+          <w:rFonts w:ascii="PMingLiU" w:eastAsia="PMingLiU" w:hAnsi="PMingLiU" w:hint="eastAsia"/>
+          <w:sz w:val="22"/>
+          <w:szCs w:val="22"/>
+        </w:rPr>
+        <w:t>乾隆朝軍機處隨手登記檔</w:t>
+      </w:r>
+      <w:r>
+        <w:rPr>
+          <w:rFonts w:ascii="PMingLiU" w:eastAsia="PMingLiU" w:hAnsi="PMingLiU"/>
+          <w:sz w:val="22"/>
+          <w:szCs w:val="22"/>
+        </w:rPr>
+        <w:t>_39 (dragged).pdf'</w:t>
+      </w:r>
+    </w:p>
+    <w:p>
+      <w:pPr>
+        <w:rPr>
+          <w:rFonts w:ascii="PMingLiU" w:eastAsia="PMingLiU" w:hAnsi="PMingLiU" w:hint="eastAsia"/>
+          <w:sz w:val="22"/>
+          <w:szCs w:val="22"/>
+        </w:rPr>
+      </w:pPr>
+      <w:r>
+        <w:rPr>
+          <w:rFonts w:ascii="PMingLiU" w:eastAsia="PMingLiU" w:hAnsi="PMingLiU" w:hint="eastAsia"/>
+          <w:sz w:val="22"/>
+          <w:szCs w:val="22"/>
+        </w:rPr>
+        <w:t>批閱完成的奏摺會交由軍機處登記、謄抄，並按皇帝旨意擬寫及廷寄上諭。</w:t>
+      </w:r>
+      <w:r>
+        <w:rPr>
+          <w:rFonts w:ascii="PMingLiU" w:eastAsia="PMingLiU" w:hAnsi="PMingLiU" w:hint="eastAsia"/>
+          <w:sz w:val="22"/>
+          <w:szCs w:val="22"/>
+        </w:rPr>
+        <w:t>圖中的</w:t>
+      </w:r>
+      <w:r>
+        <w:rPr>
+          <w:rFonts w:ascii="PMingLiU" w:eastAsia="PMingLiU" w:hAnsi="PMingLiU" w:hint="eastAsia"/>
+          <w:sz w:val="22"/>
+          <w:szCs w:val="22"/>
+        </w:rPr>
+        <w:t>《軍機處隨手登記檔》</w:t>
+      </w:r>
+      <w:r>
+        <w:rPr>
+          <w:rFonts w:ascii="PMingLiU" w:eastAsia="PMingLiU" w:hAnsi="PMingLiU" w:hint="eastAsia"/>
+          <w:sz w:val="22"/>
+          <w:szCs w:val="22"/>
+        </w:rPr>
+        <w:t>記錄了軍機處每日經手的奏摺和</w:t>
+      </w:r>
+      <w:r>
+        <w:rPr>
+          <w:rFonts w:ascii="PMingLiU" w:eastAsia="PMingLiU" w:hAnsi="PMingLiU" w:hint="eastAsia"/>
+          <w:sz w:val="22"/>
+          <w:szCs w:val="22"/>
+        </w:rPr>
+        <w:t>擬</w:t>
+      </w:r>
+      <w:r>
+        <w:rPr>
+          <w:rFonts w:ascii="PMingLiU" w:eastAsia="PMingLiU" w:hAnsi="PMingLiU" w:hint="eastAsia"/>
+          <w:sz w:val="22"/>
+          <w:szCs w:val="22"/>
+        </w:rPr>
+        <w:t>寫的上諭。</w:t>
+      </w:r>
+    </w:p>
+    <w:p>
+      <w:pPr>
+        <w:rPr>
+          <w:rFonts w:ascii="PMingLiU" w:eastAsia="PMingLiU" w:hAnsi="PMingLiU" w:hint="eastAsia"/>
+          <w:sz w:val="22"/>
+          <w:szCs w:val="22"/>
+        </w:rPr>
+      </w:pPr>
+    </w:p>
+    <w:p>
+      <w:pPr>
+        <w:rPr>
+          <w:rFonts w:ascii="PMingLiU" w:eastAsia="PMingLiU" w:hAnsi="PMingLiU"/>
+          <w:sz w:val="22"/>
+          <w:szCs w:val="22"/>
+        </w:rPr>
+      </w:pPr>
+    </w:p>
+    <w:p>
+      <w:pPr>
+        <w:rPr>
+          <w:rFonts w:ascii="PMingLiU" w:eastAsia="PMingLiU" w:hAnsi="PMingLiU"/>
+          <w:sz w:val="22"/>
+          <w:szCs w:val="22"/>
+        </w:rPr>
+      </w:pPr>
+      <w:r>
+        <w:rPr>
+          <w:rFonts w:ascii="PMingLiU" w:eastAsia="PMingLiU" w:hAnsi="PMingLiU" w:hint="eastAsia"/>
+          <w:sz w:val="22"/>
+          <w:szCs w:val="22"/>
+        </w:rPr>
+        <w:lastRenderedPageBreak/>
+        <w:t>乾隆帝硃批後，奏摺交由軍機處登記和辦理。根據當日的《軍機處隨手登記檔》，乾隆帝當天不僅收到柴大紀的奏摺，還包括閩浙總督常青、福建巡撫徐嗣曾與福建水師提督黃仕簡所上的奏摺，同樣奏報臺灣的軍情。</w:t>
+      </w:r>
+    </w:p>
+    <w:p>
+      <w:pPr>
+        <w:rPr>
+          <w:rFonts w:ascii="PMingLiU" w:eastAsia="PMingLiU" w:hAnsi="PMingLiU" w:hint="eastAsia"/>
+          <w:sz w:val="22"/>
+          <w:szCs w:val="22"/>
+        </w:rPr>
+      </w:pPr>
+    </w:p>
+    <w:p>
+      <w:pPr>
+        <w:rPr>
+          <w:rFonts w:ascii="PMingLiU" w:eastAsia="PMingLiU" w:hAnsi="PMingLiU" w:hint="eastAsia"/>
+          <w:sz w:val="22"/>
+          <w:szCs w:val="22"/>
+        </w:rPr>
+      </w:pPr>
+    </w:p>
+    <w:p>
+      <w:pPr>
+        <w:rPr>
+          <w:rFonts w:ascii="PMingLiU" w:eastAsia="PMingLiU" w:hAnsi="PMingLiU"/>
+          <w:sz w:val="22"/>
+          <w:szCs w:val="22"/>
+        </w:rPr>
+      </w:pPr>
+    </w:p>
+    <w:p>
+      <w:pPr>
+        <w:rPr>
+          <w:rFonts w:ascii="PMingLiU" w:eastAsia="PMingLiU" w:hAnsi="PMingLiU"/>
           <w:sz w:val="22"/>
           <w:szCs w:val="22"/>
           <w:u w:val="single"/>
         </w:rPr>
-        <w:t>清代奏折</w:t>
+      </w:pPr>
+      <w:r>
+        <w:rPr>
+          <w:rFonts w:ascii="PMingLiU" w:eastAsia="PMingLiU" w:hAnsi="PMingLiU"/>
+          <w:sz w:val="22"/>
+          <w:szCs w:val="22"/>
+        </w:rPr>
+        <w:tab/>
+      </w:r>
+      <w:r>
+        <w:rPr>
+          <w:rFonts w:ascii="PMingLiU" w:eastAsia="PMingLiU" w:hAnsi="PMingLiU"/>
+          <w:sz w:val="22"/>
+          <w:szCs w:val="22"/>
+        </w:rPr>
+        <w:tab/>
       </w:r>
       <w:r>
         <w:rPr>
@@ -779,25 +1656,68 @@
           <w:szCs w:val="22"/>
           <w:u w:val="single"/>
         </w:rPr>
-        <w:t>制度</w:t>
-      </w:r>
-    </w:p>
-    <w:p>
-      <w:pPr>
-        <w:jc w:val="both"/>
-        <w:rPr>
-          <w:rFonts w:ascii="PMingLiU" w:eastAsia="PMingLiU" w:hAnsi="PMingLiU"/>
-          <w:sz w:val="22"/>
-          <w:szCs w:val="22"/>
-        </w:rPr>
-      </w:pPr>
-      <w:r>
-        <w:rPr>
-          <w:rFonts w:ascii="PMingLiU" w:eastAsia="PMingLiU" w:hAnsi="PMingLiU" w:hint="eastAsia"/>
-          <w:sz w:val="22"/>
-          <w:szCs w:val="22"/>
-        </w:rPr>
-        <w:t>清代的上行官方文書主要包括題本、奏本和奏折。題本用於正式公務，奏本用於官員私人事務。兩者送達中央後，均須經過內閣票擬，才會呈送到皇帝手上</w:t>
+        <w:t>1.2. 清代奏折</w:t>
+      </w:r>
+      <w:r>
+        <w:rPr>
+          <w:rFonts w:ascii="PMingLiU" w:eastAsia="PMingLiU" w:hAnsi="PMingLiU" w:hint="eastAsia"/>
+          <w:sz w:val="22"/>
+          <w:szCs w:val="22"/>
+          <w:u w:val="single"/>
+        </w:rPr>
+        <w:t>上諭</w:t>
+      </w:r>
+      <w:r>
+        <w:rPr>
+          <w:rFonts w:ascii="PMingLiU" w:eastAsia="PMingLiU" w:hAnsi="PMingLiU" w:hint="eastAsia"/>
+          <w:sz w:val="22"/>
+          <w:szCs w:val="22"/>
+          <w:u w:val="single"/>
+        </w:rPr>
+        <w:t>的研究價值</w:t>
+      </w:r>
+    </w:p>
+    <w:p>
+      <w:pPr>
+        <w:rPr>
+          <w:rFonts w:ascii="PMingLiU" w:eastAsia="PMingLiU" w:hAnsi="PMingLiU" w:hint="eastAsia"/>
+          <w:sz w:val="22"/>
+          <w:szCs w:val="22"/>
+          <w:u w:val="single"/>
+        </w:rPr>
+      </w:pPr>
+    </w:p>
+    <w:p>
+      <w:pPr>
+        <w:rPr>
+          <w:rFonts w:ascii="PMingLiU" w:eastAsia="PMingLiU" w:hAnsi="PMingLiU"/>
+          <w:sz w:val="22"/>
+          <w:szCs w:val="22"/>
+        </w:rPr>
+      </w:pPr>
+      <w:r>
+        <w:rPr>
+          <w:rFonts w:ascii="PMingLiU" w:eastAsia="PMingLiU" w:hAnsi="PMingLiU" w:hint="eastAsia"/>
+          <w:sz w:val="22"/>
+          <w:szCs w:val="22"/>
+        </w:rPr>
+        <w:t>在清史研究中，奏摺</w:t>
+      </w:r>
+      <w:r>
+        <w:rPr>
+          <w:rFonts w:ascii="PMingLiU" w:eastAsia="PMingLiU" w:hAnsi="PMingLiU" w:hint="eastAsia"/>
+          <w:sz w:val="22"/>
+          <w:szCs w:val="22"/>
+        </w:rPr>
+        <w:t>、硃批和上諭都</w:t>
+      </w:r>
+      <w:r>
+        <w:rPr>
+          <w:rFonts w:ascii="PMingLiU" w:eastAsia="PMingLiU" w:hAnsi="PMingLiU" w:hint="eastAsia"/>
+          <w:sz w:val="22"/>
+          <w:szCs w:val="22"/>
+        </w:rPr>
+        <w:t>是極為重要的第一手史料</w:t>
       </w:r>
       <w:r>
         <w:rPr>
@@ -807,945 +1727,37 @@
         </w:rPr>
         <w:t>。</w:t>
       </w:r>
-    </w:p>
-    <w:p>
-      <w:pPr>
-        <w:jc w:val="both"/>
-        <w:rPr>
-          <w:rFonts w:ascii="PMingLiU" w:eastAsia="PMingLiU" w:hAnsi="PMingLiU"/>
-          <w:sz w:val="22"/>
-          <w:szCs w:val="22"/>
-        </w:rPr>
-      </w:pPr>
-    </w:p>
-    <w:p>
-      <w:pPr>
-        <w:jc w:val="both"/>
-        <w:rPr>
-          <w:rFonts w:ascii="PMingLiU" w:eastAsia="PMingLiU" w:hAnsi="PMingLiU"/>
-          <w:sz w:val="22"/>
-          <w:szCs w:val="22"/>
-        </w:rPr>
-      </w:pPr>
-      <w:r>
-        <w:rPr>
-          <w:rFonts w:ascii="PMingLiU" w:eastAsia="PMingLiU" w:hAnsi="PMingLiU" w:hint="eastAsia"/>
-          <w:sz w:val="22"/>
-          <w:szCs w:val="22"/>
-        </w:rPr>
-        <w:t>相反，奏摺主要由皇帝親信及地方大員使用，</w:t>
-      </w:r>
-      <w:r>
-        <w:rPr>
-          <w:rFonts w:ascii="PMingLiU" w:eastAsia="PMingLiU" w:hAnsi="PMingLiU" w:hint="eastAsia"/>
-          <w:sz w:val="22"/>
-          <w:szCs w:val="22"/>
-        </w:rPr>
-        <w:t>並</w:t>
-      </w:r>
-      <w:r>
-        <w:rPr>
-          <w:rFonts w:ascii="PMingLiU" w:eastAsia="PMingLiU" w:hAnsi="PMingLiU" w:hint="eastAsia"/>
-          <w:sz w:val="22"/>
-          <w:szCs w:val="22"/>
-        </w:rPr>
-        <w:t>由官員親自撰寫，密封後直</w:t>
-      </w:r>
-      <w:r>
-        <w:rPr>
-          <w:rFonts w:ascii="PMingLiU" w:eastAsia="PMingLiU" w:hAnsi="PMingLiU" w:hint="eastAsia"/>
-          <w:sz w:val="22"/>
-          <w:szCs w:val="22"/>
-        </w:rPr>
-        <w:t>送至</w:t>
-      </w:r>
-      <w:r>
-        <w:rPr>
-          <w:rFonts w:ascii="PMingLiU" w:eastAsia="PMingLiU" w:hAnsi="PMingLiU" w:hint="eastAsia"/>
-          <w:sz w:val="22"/>
-          <w:szCs w:val="22"/>
-        </w:rPr>
-        <w:t>御前，由皇帝親自</w:t>
-      </w:r>
-      <w:r>
-        <w:rPr>
-          <w:rFonts w:ascii="PMingLiU" w:eastAsia="PMingLiU" w:hAnsi="PMingLiU" w:hint="eastAsia"/>
-          <w:sz w:val="22"/>
-          <w:szCs w:val="22"/>
-        </w:rPr>
-        <w:t>審</w:t>
-      </w:r>
-      <w:r>
-        <w:rPr>
-          <w:rFonts w:ascii="PMingLiU" w:eastAsia="PMingLiU" w:hAnsi="PMingLiU" w:hint="eastAsia"/>
-          <w:sz w:val="22"/>
-          <w:szCs w:val="22"/>
-        </w:rPr>
-        <w:t>閱</w:t>
-      </w:r>
-      <w:r>
-        <w:rPr>
-          <w:rFonts w:ascii="PMingLiU" w:eastAsia="PMingLiU" w:hAnsi="PMingLiU" w:hint="eastAsia"/>
-          <w:sz w:val="22"/>
-          <w:szCs w:val="22"/>
-        </w:rPr>
-        <w:t>和硃批</w:t>
-      </w:r>
-      <w:r>
-        <w:rPr>
-          <w:rFonts w:ascii="PMingLiU" w:eastAsia="PMingLiU" w:hAnsi="PMingLiU" w:hint="eastAsia"/>
-          <w:sz w:val="22"/>
-          <w:szCs w:val="22"/>
-        </w:rPr>
-        <w:t>。雍正設立軍機處後，批閱完成的奏摺</w:t>
-      </w:r>
-      <w:r>
-        <w:rPr>
-          <w:rFonts w:ascii="PMingLiU" w:eastAsia="PMingLiU" w:hAnsi="PMingLiU" w:hint="eastAsia"/>
-          <w:sz w:val="22"/>
-          <w:szCs w:val="22"/>
-        </w:rPr>
-        <w:t>會</w:t>
-      </w:r>
-      <w:r>
-        <w:rPr>
-          <w:rFonts w:ascii="PMingLiU" w:eastAsia="PMingLiU" w:hAnsi="PMingLiU" w:hint="eastAsia"/>
-          <w:sz w:val="22"/>
-          <w:szCs w:val="22"/>
-        </w:rPr>
-        <w:t>交由軍機處處理，如需另行頒旨，則由軍機大臣擬寫上諭，經皇帝閱定後，</w:t>
-      </w:r>
-      <w:r>
-        <w:rPr>
-          <w:rFonts w:ascii="PMingLiU" w:eastAsia="PMingLiU" w:hAnsi="PMingLiU" w:hint="eastAsia"/>
-          <w:sz w:val="22"/>
-          <w:szCs w:val="22"/>
-        </w:rPr>
-        <w:t>再</w:t>
-      </w:r>
-      <w:r>
-        <w:rPr>
-          <w:rFonts w:ascii="PMingLiU" w:eastAsia="PMingLiU" w:hAnsi="PMingLiU" w:hint="eastAsia"/>
-          <w:sz w:val="22"/>
-          <w:szCs w:val="22"/>
-        </w:rPr>
-        <w:t>由內閣明發或由軍機處廷寄地方</w:t>
-      </w:r>
-      <w:r>
-        <w:rPr>
-          <w:rFonts w:ascii="PMingLiU" w:eastAsia="PMingLiU" w:hAnsi="PMingLiU" w:hint="eastAsia"/>
-          <w:sz w:val="22"/>
-          <w:szCs w:val="22"/>
-        </w:rPr>
-        <w:t>。</w:t>
-      </w:r>
-    </w:p>
-    <w:p>
-      <w:pPr>
-        <w:jc w:val="both"/>
-        <w:rPr>
-          <w:rFonts w:ascii="PMingLiU" w:eastAsia="PMingLiU" w:hAnsi="PMingLiU"/>
-          <w:sz w:val="22"/>
-          <w:szCs w:val="22"/>
-        </w:rPr>
-      </w:pPr>
-    </w:p>
-    <w:p>
-      <w:pPr>
-        <w:jc w:val="both"/>
-        <w:rPr>
-          <w:rFonts w:ascii="PMingLiU" w:eastAsia="PMingLiU" w:hAnsi="PMingLiU"/>
-          <w:sz w:val="22"/>
-          <w:szCs w:val="22"/>
-        </w:rPr>
-      </w:pPr>
-      <w:r>
-        <w:rPr>
-          <w:rFonts w:ascii="PMingLiU" w:eastAsia="PMingLiU" w:hAnsi="PMingLiU" w:hint="eastAsia"/>
-          <w:sz w:val="22"/>
-          <w:szCs w:val="22"/>
-        </w:rPr>
-        <w:t>奏摺制度省去</w:t>
-      </w:r>
-      <w:r>
-        <w:rPr>
-          <w:rFonts w:ascii="PMingLiU" w:eastAsia="PMingLiU" w:hAnsi="PMingLiU" w:hint="eastAsia"/>
-          <w:sz w:val="22"/>
-          <w:szCs w:val="22"/>
-        </w:rPr>
-        <w:t>了</w:t>
-      </w:r>
-      <w:r>
-        <w:rPr>
-          <w:rFonts w:ascii="PMingLiU" w:eastAsia="PMingLiU" w:hAnsi="PMingLiU" w:hint="eastAsia"/>
-          <w:sz w:val="22"/>
-          <w:szCs w:val="22"/>
-        </w:rPr>
-        <w:t>內閣票擬等</w:t>
-      </w:r>
-      <w:r>
-        <w:rPr>
-          <w:rFonts w:ascii="PMingLiU" w:eastAsia="PMingLiU" w:hAnsi="PMingLiU" w:hint="eastAsia"/>
-          <w:sz w:val="22"/>
-          <w:szCs w:val="22"/>
-        </w:rPr>
-        <w:t>的</w:t>
-      </w:r>
-      <w:r>
-        <w:rPr>
-          <w:rFonts w:ascii="PMingLiU" w:eastAsia="PMingLiU" w:hAnsi="PMingLiU" w:hint="eastAsia"/>
-          <w:sz w:val="22"/>
-          <w:szCs w:val="22"/>
-        </w:rPr>
-        <w:t>中間程序，使皇帝得以更直接</w:t>
-      </w:r>
-      <w:r>
-        <w:rPr>
-          <w:rFonts w:ascii="PMingLiU" w:eastAsia="PMingLiU" w:hAnsi="PMingLiU" w:hint="eastAsia"/>
-          <w:sz w:val="22"/>
-          <w:szCs w:val="22"/>
-        </w:rPr>
-        <w:t>和</w:t>
-      </w:r>
-      <w:r>
-        <w:rPr>
-          <w:rFonts w:ascii="PMingLiU" w:eastAsia="PMingLiU" w:hAnsi="PMingLiU" w:hint="eastAsia"/>
-          <w:sz w:val="22"/>
-          <w:szCs w:val="22"/>
-        </w:rPr>
-        <w:t>迅速地與地方官員溝通，掌握地方政務，進一步強化</w:t>
-      </w:r>
-      <w:r>
-        <w:rPr>
-          <w:rFonts w:ascii="PMingLiU" w:eastAsia="PMingLiU" w:hAnsi="PMingLiU" w:hint="eastAsia"/>
-          <w:sz w:val="22"/>
-          <w:szCs w:val="22"/>
-        </w:rPr>
-        <w:t>中央</w:t>
-      </w:r>
-      <w:r>
-        <w:rPr>
-          <w:rFonts w:ascii="PMingLiU" w:eastAsia="PMingLiU" w:hAnsi="PMingLiU" w:hint="eastAsia"/>
-          <w:sz w:val="22"/>
-          <w:szCs w:val="22"/>
-        </w:rPr>
-        <w:t>集權，學界因此普遍</w:t>
-      </w:r>
-      <w:r>
-        <w:rPr>
-          <w:rFonts w:ascii="PMingLiU" w:eastAsia="PMingLiU" w:hAnsi="PMingLiU" w:hint="eastAsia"/>
-          <w:sz w:val="22"/>
-          <w:szCs w:val="22"/>
-        </w:rPr>
-        <w:t>認為，</w:t>
-      </w:r>
-      <w:r>
-        <w:rPr>
-          <w:rFonts w:ascii="PMingLiU" w:eastAsia="PMingLiU" w:hAnsi="PMingLiU" w:hint="eastAsia"/>
-          <w:sz w:val="22"/>
-          <w:szCs w:val="22"/>
-        </w:rPr>
-        <w:t>奏折是清代最重要的官方文書制度</w:t>
-      </w:r>
-      <w:r>
-        <w:rPr>
-          <w:rFonts w:ascii="PMingLiU" w:eastAsia="PMingLiU" w:hAnsi="PMingLiU" w:hint="eastAsia"/>
-          <w:sz w:val="22"/>
-          <w:szCs w:val="22"/>
-        </w:rPr>
-        <w:t>。</w:t>
-      </w:r>
-    </w:p>
-    <w:p>
-      <w:pPr>
-        <w:rPr>
-          <w:rFonts w:ascii="PMingLiU" w:eastAsia="PMingLiU" w:hAnsi="PMingLiU" w:hint="eastAsia"/>
-          <w:sz w:val="22"/>
-          <w:szCs w:val="22"/>
-        </w:rPr>
-      </w:pPr>
-    </w:p>
-    <w:p>
-      <w:pPr>
-        <w:rPr>
-          <w:rFonts w:ascii="PMingLiU" w:eastAsia="PMingLiU" w:hAnsi="PMingLiU"/>
-          <w:sz w:val="22"/>
-          <w:szCs w:val="22"/>
-          <w:u w:val="single"/>
-        </w:rPr>
-      </w:pPr>
-      <w:r>
-        <w:rPr>
-          <w:rFonts w:ascii="PMingLiU" w:eastAsia="PMingLiU" w:hAnsi="PMingLiU"/>
-          <w:sz w:val="22"/>
-          <w:szCs w:val="22"/>
-        </w:rPr>
-        <w:tab/>
-      </w:r>
-      <w:r>
-        <w:rPr>
-          <w:rFonts w:ascii="PMingLiU" w:eastAsia="PMingLiU" w:hAnsi="PMingLiU"/>
-          <w:sz w:val="22"/>
-          <w:szCs w:val="22"/>
-        </w:rPr>
-        <w:tab/>
-      </w:r>
-      <w:r>
-        <w:rPr>
-          <w:rFonts w:ascii="PMingLiU" w:eastAsia="PMingLiU" w:hAnsi="PMingLiU" w:hint="eastAsia"/>
-          <w:sz w:val="22"/>
-          <w:szCs w:val="22"/>
-          <w:u w:val="single"/>
-        </w:rPr>
-        <w:t xml:space="preserve">1.2. </w:t>
-      </w:r>
-      <w:r>
-        <w:rPr>
-          <w:rFonts w:ascii="PMingLiU" w:eastAsia="PMingLiU" w:hAnsi="PMingLiU" w:hint="eastAsia"/>
-          <w:sz w:val="22"/>
-          <w:szCs w:val="22"/>
-          <w:u w:val="single"/>
-        </w:rPr>
-        <w:t>清代奏折</w:t>
-      </w:r>
-      <w:r>
-        <w:rPr>
-          <w:rFonts w:ascii="PMingLiU" w:eastAsia="PMingLiU" w:hAnsi="PMingLiU" w:hint="eastAsia"/>
-          <w:sz w:val="22"/>
-          <w:szCs w:val="22"/>
-          <w:u w:val="single"/>
-        </w:rPr>
-        <w:t>上諭</w:t>
-      </w:r>
-      <w:r>
-        <w:rPr>
-          <w:rFonts w:ascii="PMingLiU" w:eastAsia="PMingLiU" w:hAnsi="PMingLiU" w:hint="eastAsia"/>
-          <w:sz w:val="22"/>
-          <w:szCs w:val="22"/>
-          <w:u w:val="single"/>
-        </w:rPr>
-        <w:t>的研究價值</w:t>
-      </w:r>
-    </w:p>
-    <w:p>
-      <w:pPr>
-        <w:rPr>
-          <w:rFonts w:ascii="PMingLiU" w:eastAsia="PMingLiU" w:hAnsi="PMingLiU"/>
-          <w:sz w:val="22"/>
-          <w:szCs w:val="22"/>
-        </w:rPr>
-      </w:pPr>
-      <w:r>
-        <w:rPr>
-          <w:rFonts w:ascii="PMingLiU" w:eastAsia="PMingLiU" w:hAnsi="PMingLiU" w:hint="eastAsia"/>
-          <w:sz w:val="22"/>
-          <w:szCs w:val="22"/>
-        </w:rPr>
-        <w:t>在清史研究中，奏摺是極為重要的第一手史料。奏摺、硃批與上諭完整保存了中央與地方在政治決策過程中的原始通信記錄，呈現地方資訊如何透過奏摺上達御前、皇帝如何藉硃批與上諭下達命令，以及在後續奏報中</w:t>
-      </w:r>
-      <w:r>
-        <w:rPr>
-          <w:rFonts w:ascii="PMingLiU" w:eastAsia="PMingLiU" w:hAnsi="PMingLiU" w:hint="eastAsia"/>
-          <w:sz w:val="22"/>
-          <w:szCs w:val="22"/>
-        </w:rPr>
-        <w:t>，</w:t>
-      </w:r>
-      <w:r>
-        <w:rPr>
-          <w:rFonts w:ascii="PMingLiU" w:eastAsia="PMingLiU" w:hAnsi="PMingLiU" w:hint="eastAsia"/>
-          <w:sz w:val="22"/>
-          <w:szCs w:val="22"/>
-        </w:rPr>
-        <w:t>地方官員如何</w:t>
-      </w:r>
-      <w:r>
-        <w:rPr>
-          <w:rFonts w:ascii="PMingLiU" w:eastAsia="PMingLiU" w:hAnsi="PMingLiU" w:hint="eastAsia"/>
-          <w:sz w:val="22"/>
-          <w:szCs w:val="22"/>
-        </w:rPr>
-        <w:t>對這些</w:t>
-      </w:r>
-      <w:r>
-        <w:rPr>
-          <w:rFonts w:ascii="PMingLiU" w:eastAsia="PMingLiU" w:hAnsi="PMingLiU" w:hint="eastAsia"/>
-          <w:sz w:val="22"/>
-          <w:szCs w:val="22"/>
-        </w:rPr>
-        <w:t>命令</w:t>
-      </w:r>
-      <w:r>
-        <w:rPr>
-          <w:rFonts w:ascii="PMingLiU" w:eastAsia="PMingLiU" w:hAnsi="PMingLiU" w:hint="eastAsia"/>
-          <w:sz w:val="22"/>
-          <w:szCs w:val="22"/>
-        </w:rPr>
-        <w:t>作出</w:t>
-      </w:r>
-      <w:r>
-        <w:rPr>
-          <w:rFonts w:ascii="PMingLiU" w:eastAsia="PMingLiU" w:hAnsi="PMingLiU" w:hint="eastAsia"/>
-          <w:sz w:val="22"/>
-          <w:szCs w:val="22"/>
-        </w:rPr>
-        <w:t>回應。</w:t>
-      </w:r>
-      <w:r>
-        <w:rPr>
-          <w:rFonts w:ascii="PMingLiU" w:eastAsia="PMingLiU" w:hAnsi="PMingLiU" w:hint="eastAsia"/>
-          <w:sz w:val="22"/>
-          <w:szCs w:val="22"/>
-        </w:rPr>
-        <w:t>因此，</w:t>
-      </w:r>
-      <w:r>
-        <w:rPr>
-          <w:rFonts w:ascii="PMingLiU" w:eastAsia="PMingLiU" w:hAnsi="PMingLiU" w:hint="eastAsia"/>
-          <w:sz w:val="22"/>
-          <w:szCs w:val="22"/>
-        </w:rPr>
-        <w:t>透過分析特定議題的相關奏摺與上諭，研究者得以重</w:t>
-      </w:r>
-      <w:r>
-        <w:rPr>
-          <w:rFonts w:ascii="PMingLiU" w:eastAsia="PMingLiU" w:hAnsi="PMingLiU" w:hint="eastAsia"/>
-          <w:sz w:val="22"/>
-          <w:szCs w:val="22"/>
-        </w:rPr>
-        <w:t>構</w:t>
-      </w:r>
-      <w:r>
-        <w:rPr>
-          <w:rFonts w:ascii="PMingLiU" w:eastAsia="PMingLiU" w:hAnsi="PMingLiU" w:hint="eastAsia"/>
-          <w:sz w:val="22"/>
-          <w:szCs w:val="22"/>
-        </w:rPr>
-        <w:t>該議題</w:t>
-      </w:r>
-      <w:r>
-        <w:rPr>
-          <w:rFonts w:ascii="PMingLiU" w:eastAsia="PMingLiU" w:hAnsi="PMingLiU" w:hint="eastAsia"/>
-          <w:sz w:val="22"/>
-          <w:szCs w:val="22"/>
-        </w:rPr>
-        <w:t>的</w:t>
-      </w:r>
-      <w:r>
-        <w:rPr>
-          <w:rFonts w:ascii="PMingLiU" w:eastAsia="PMingLiU" w:hAnsi="PMingLiU" w:hint="eastAsia"/>
-          <w:sz w:val="22"/>
-          <w:szCs w:val="22"/>
-        </w:rPr>
-        <w:t>政治決策過程</w:t>
-      </w:r>
-      <w:r>
-        <w:rPr>
-          <w:rFonts w:ascii="PMingLiU" w:eastAsia="PMingLiU" w:hAnsi="PMingLiU" w:hint="eastAsia"/>
-          <w:sz w:val="22"/>
-          <w:szCs w:val="22"/>
-        </w:rPr>
-        <w:t xml:space="preserve">。 </w:t>
-      </w:r>
-    </w:p>
-    <w:p>
-      <w:pPr>
-        <w:rPr>
-          <w:rFonts w:ascii="PMingLiU" w:eastAsia="PMingLiU" w:hAnsi="PMingLiU"/>
-          <w:sz w:val="22"/>
-          <w:szCs w:val="22"/>
-        </w:rPr>
-      </w:pPr>
-    </w:p>
-    <w:p>
-      <w:pPr>
-        <w:rPr>
-          <w:rFonts w:ascii="PMingLiU" w:eastAsia="PMingLiU" w:hAnsi="PMingLiU" w:hint="eastAsia"/>
-          <w:sz w:val="22"/>
-          <w:szCs w:val="22"/>
-        </w:rPr>
-      </w:pPr>
-      <w:r>
-        <w:rPr>
-          <w:rFonts w:ascii="PMingLiU" w:eastAsia="PMingLiU" w:hAnsi="PMingLiU"/>
-          <w:sz w:val="22"/>
-          <w:szCs w:val="22"/>
-        </w:rPr>
-        <w:tab/>
-      </w:r>
-      <w:r>
-        <w:rPr>
-          <w:rFonts w:ascii="PMingLiU" w:eastAsia="PMingLiU" w:hAnsi="PMingLiU"/>
-          <w:sz w:val="22"/>
-          <w:szCs w:val="22"/>
-        </w:rPr>
-        <w:tab/>
-      </w:r>
-      <w:r>
-        <w:rPr>
-          <w:rFonts w:ascii="PMingLiU" w:eastAsia="PMingLiU" w:hAnsi="PMingLiU" w:hint="eastAsia"/>
-          <w:sz w:val="22"/>
-          <w:szCs w:val="22"/>
-          <w:u w:val="single"/>
-        </w:rPr>
-        <w:t>1.3. 研究</w:t>
-      </w:r>
-      <w:r>
-        <w:rPr>
-          <w:rFonts w:ascii="PMingLiU" w:eastAsia="PMingLiU" w:hAnsi="PMingLiU" w:hint="eastAsia"/>
-          <w:sz w:val="22"/>
-          <w:szCs w:val="22"/>
-          <w:u w:val="single"/>
-        </w:rPr>
-        <w:t>清代奏折的</w:t>
-      </w:r>
-      <w:r>
-        <w:rPr>
-          <w:rFonts w:ascii="PMingLiU" w:eastAsia="PMingLiU" w:hAnsi="PMingLiU" w:hint="eastAsia"/>
-          <w:sz w:val="22"/>
-          <w:szCs w:val="22"/>
-          <w:u w:val="single"/>
-        </w:rPr>
-        <w:t>主要困難</w:t>
-      </w:r>
-    </w:p>
-    <w:p>
-      <w:pPr>
-        <w:rPr>
-          <w:rFonts w:ascii="PMingLiU" w:eastAsia="PMingLiU" w:hAnsi="PMingLiU"/>
-          <w:sz w:val="22"/>
-          <w:szCs w:val="22"/>
-        </w:rPr>
-      </w:pPr>
-      <w:r>
-        <w:rPr>
-          <w:rFonts w:ascii="PMingLiU" w:eastAsia="PMingLiU" w:hAnsi="PMingLiU" w:hint="eastAsia"/>
-          <w:sz w:val="22"/>
-          <w:szCs w:val="22"/>
-        </w:rPr>
-        <w:t>然而，研究奏折與上諭</w:t>
-      </w:r>
-      <w:r>
-        <w:rPr>
-          <w:rFonts w:ascii="PMingLiU" w:eastAsia="PMingLiU" w:hAnsi="PMingLiU" w:hint="eastAsia"/>
-          <w:sz w:val="22"/>
-          <w:szCs w:val="22"/>
-        </w:rPr>
-        <w:t>有不少</w:t>
-      </w:r>
-      <w:r>
-        <w:rPr>
-          <w:rFonts w:ascii="PMingLiU" w:eastAsia="PMingLiU" w:hAnsi="PMingLiU" w:hint="eastAsia"/>
-          <w:sz w:val="22"/>
-          <w:szCs w:val="22"/>
-        </w:rPr>
-        <w:t>困難</w:t>
-      </w:r>
-      <w:r>
-        <w:rPr>
-          <w:rFonts w:ascii="PMingLiU" w:eastAsia="PMingLiU" w:hAnsi="PMingLiU" w:hint="eastAsia"/>
-          <w:sz w:val="22"/>
-          <w:szCs w:val="22"/>
-        </w:rPr>
-        <w:t>。</w:t>
-      </w:r>
-    </w:p>
-    <w:p>
-      <w:pPr>
-        <w:rPr>
-          <w:rFonts w:ascii="PMingLiU" w:eastAsia="PMingLiU" w:hAnsi="PMingLiU"/>
-          <w:sz w:val="22"/>
-          <w:szCs w:val="22"/>
-        </w:rPr>
-      </w:pPr>
-    </w:p>
-    <w:p>
-      <w:pPr>
-        <w:rPr>
-          <w:rFonts w:ascii="PMingLiU" w:eastAsia="PMingLiU" w:hAnsi="PMingLiU" w:hint="eastAsia"/>
-          <w:sz w:val="22"/>
-          <w:szCs w:val="22"/>
-        </w:rPr>
-      </w:pPr>
-      <w:r>
-        <w:rPr>
-          <w:rFonts w:ascii="PMingLiU" w:eastAsia="PMingLiU" w:hAnsi="PMingLiU" w:hint="eastAsia"/>
-          <w:sz w:val="22"/>
-          <w:szCs w:val="22"/>
-        </w:rPr>
-        <w:t>首先，</w:t>
-      </w:r>
-      <w:r>
-        <w:rPr>
-          <w:rFonts w:ascii="PMingLiU" w:eastAsia="PMingLiU" w:hAnsi="PMingLiU" w:hint="eastAsia"/>
-          <w:sz w:val="22"/>
-          <w:szCs w:val="22"/>
-        </w:rPr>
-        <w:t>部分議題的奏摺與上諭數量極為龐大</w:t>
-      </w:r>
-      <w:r>
-        <w:rPr>
-          <w:rFonts w:ascii="PMingLiU" w:eastAsia="PMingLiU" w:hAnsi="PMingLiU" w:hint="eastAsia"/>
-          <w:sz w:val="22"/>
-          <w:szCs w:val="22"/>
-        </w:rPr>
-        <w:t>。</w:t>
-      </w:r>
-      <w:r>
-        <w:rPr>
-          <w:rFonts w:ascii="PMingLiU" w:eastAsia="PMingLiU" w:hAnsi="PMingLiU" w:hint="eastAsia"/>
-          <w:sz w:val="22"/>
-          <w:szCs w:val="22"/>
-        </w:rPr>
-        <w:t>以</w:t>
-      </w:r>
-      <w:r>
-        <w:rPr>
-          <w:rFonts w:ascii="PMingLiU" w:eastAsia="PMingLiU" w:hAnsi="PMingLiU" w:hint="eastAsia"/>
-          <w:sz w:val="22"/>
-          <w:szCs w:val="22"/>
-        </w:rPr>
-        <w:t>研究白蓮教戰爭</w:t>
-      </w:r>
-      <w:r>
-        <w:rPr>
-          <w:rFonts w:ascii="PMingLiU" w:eastAsia="PMingLiU" w:hAnsi="PMingLiU" w:hint="eastAsia"/>
-          <w:sz w:val="22"/>
-          <w:szCs w:val="22"/>
-        </w:rPr>
-        <w:t>為例，學者</w:t>
-      </w:r>
-      <w:r>
-        <w:rPr>
-          <w:rFonts w:ascii="PMingLiU" w:eastAsia="PMingLiU" w:hAnsi="PMingLiU" w:hint="eastAsia"/>
-          <w:sz w:val="22"/>
-          <w:szCs w:val="22"/>
-        </w:rPr>
-        <w:t>戴英從指出，</w:t>
-      </w:r>
-      <w:r>
-        <w:rPr>
-          <w:rFonts w:ascii="PMingLiU" w:eastAsia="PMingLiU" w:hAnsi="PMingLiU" w:hint="eastAsia"/>
-          <w:sz w:val="22"/>
-          <w:szCs w:val="22"/>
-        </w:rPr>
-        <w:t>該戰爭</w:t>
-      </w:r>
-      <w:r>
-        <w:rPr>
-          <w:rFonts w:ascii="PMingLiU" w:eastAsia="PMingLiU" w:hAnsi="PMingLiU" w:hint="eastAsia"/>
-          <w:sz w:val="22"/>
-          <w:szCs w:val="22"/>
-        </w:rPr>
-        <w:t>的重要</w:t>
-      </w:r>
-      <w:r>
-        <w:rPr>
-          <w:rFonts w:ascii="PMingLiU" w:eastAsia="PMingLiU" w:hAnsi="PMingLiU" w:hint="eastAsia"/>
-          <w:sz w:val="22"/>
-          <w:szCs w:val="22"/>
-        </w:rPr>
-        <w:t>史</w:t>
-      </w:r>
-      <w:r>
-        <w:rPr>
-          <w:rFonts w:ascii="PMingLiU" w:eastAsia="PMingLiU" w:hAnsi="PMingLiU" w:hint="eastAsia"/>
-          <w:sz w:val="22"/>
-          <w:szCs w:val="22"/>
-        </w:rPr>
-        <w:t>料《欽定剿平三省邪匪方略》共有六十九冊，超過二萬七千頁，收錄了四千多份奏摺和上諭，篇幅</w:t>
-      </w:r>
-      <w:r>
-        <w:rPr>
-          <w:rFonts w:ascii="PMingLiU" w:eastAsia="PMingLiU" w:hAnsi="PMingLiU" w:hint="eastAsia"/>
-          <w:sz w:val="22"/>
-          <w:szCs w:val="22"/>
-        </w:rPr>
-        <w:t>之大</w:t>
-      </w:r>
-      <w:r>
-        <w:rPr>
-          <w:rFonts w:ascii="PMingLiU" w:eastAsia="PMingLiU" w:hAnsi="PMingLiU" w:hint="eastAsia"/>
-          <w:sz w:val="22"/>
-          <w:szCs w:val="22"/>
-        </w:rPr>
-        <w:t>令人望而卻步，當代學者對白蓮教戰爭的研究因此相當有限。（戴英從，《The White Lotus War: Rebellion and Suppression in Late Imperial China》，2019年，第一章，頁碼待核。）</w:t>
-      </w:r>
-    </w:p>
-    <w:p>
-      <w:pPr>
-        <w:rPr>
-          <w:rFonts w:ascii="PMingLiU" w:eastAsia="PMingLiU" w:hAnsi="PMingLiU"/>
-          <w:sz w:val="22"/>
-          <w:szCs w:val="22"/>
-        </w:rPr>
-      </w:pPr>
-    </w:p>
-    <w:p>
-      <w:pPr>
-        <w:rPr>
-          <w:rFonts w:ascii="PMingLiU" w:eastAsia="PMingLiU" w:hAnsi="PMingLiU" w:hint="eastAsia"/>
-          <w:sz w:val="22"/>
-          <w:szCs w:val="22"/>
-        </w:rPr>
-      </w:pPr>
-      <w:r>
-        <w:rPr>
-          <w:rFonts w:ascii="PMingLiU" w:eastAsia="PMingLiU" w:hAnsi="PMingLiU" w:hint="eastAsia"/>
-          <w:sz w:val="22"/>
-          <w:szCs w:val="22"/>
-        </w:rPr>
-        <w:t>另外，奏摺與上諭之間涉及複雜的通信關係。最基本的一層，是地方官員奏報，皇帝再透過硃批或上諭作出回覆。然而，研究者不僅需要掌握每份奏摺和上諭的收發時間，也要釐清一份奏摺是否回應先前的硃批或上諭，以及皇帝發布的命令又在何時、由哪些官員於後續奏報中作出回應。</w:t>
-      </w:r>
-    </w:p>
-    <w:p>
-      <w:pPr>
-        <w:rPr>
-          <w:rFonts w:ascii="PMingLiU" w:eastAsia="PMingLiU" w:hAnsi="PMingLiU"/>
-          <w:sz w:val="22"/>
-          <w:szCs w:val="22"/>
-        </w:rPr>
-      </w:pPr>
-    </w:p>
-    <w:p>
-      <w:pPr>
-        <w:rPr>
-          <w:rFonts w:ascii="PMingLiU" w:eastAsia="PMingLiU" w:hAnsi="PMingLiU"/>
-          <w:sz w:val="22"/>
-          <w:szCs w:val="22"/>
-        </w:rPr>
-      </w:pPr>
-      <w:r>
-        <w:rPr>
-          <w:rFonts w:ascii="PMingLiU" w:eastAsia="PMingLiU" w:hAnsi="PMingLiU" w:hint="eastAsia"/>
-          <w:sz w:val="22"/>
-          <w:szCs w:val="22"/>
-        </w:rPr>
-        <w:t>此</w:t>
-      </w:r>
-      <w:r>
-        <w:rPr>
-          <w:rFonts w:ascii="PMingLiU" w:eastAsia="PMingLiU" w:hAnsi="PMingLiU" w:hint="eastAsia"/>
-          <w:sz w:val="22"/>
-          <w:szCs w:val="22"/>
-        </w:rPr>
-        <w:t>外，</w:t>
-      </w:r>
-      <w:r>
-        <w:rPr>
-          <w:rFonts w:ascii="PMingLiU" w:eastAsia="PMingLiU" w:hAnsi="PMingLiU" w:hint="eastAsia"/>
-          <w:sz w:val="22"/>
-          <w:szCs w:val="22"/>
-        </w:rPr>
-        <w:t>針對</w:t>
-      </w:r>
-      <w:r>
-        <w:rPr>
-          <w:rFonts w:ascii="PMingLiU" w:eastAsia="PMingLiU" w:hAnsi="PMingLiU" w:hint="eastAsia"/>
-          <w:sz w:val="22"/>
-          <w:szCs w:val="22"/>
-        </w:rPr>
-        <w:t>奏摺所載的</w:t>
-      </w:r>
-      <w:r>
-        <w:rPr>
-          <w:rFonts w:ascii="PMingLiU" w:eastAsia="PMingLiU" w:hAnsi="PMingLiU" w:hint="eastAsia"/>
-          <w:sz w:val="22"/>
-          <w:szCs w:val="22"/>
-        </w:rPr>
-        <w:t>具體事件</w:t>
-      </w:r>
-      <w:r>
-        <w:rPr>
-          <w:rFonts w:ascii="PMingLiU" w:eastAsia="PMingLiU" w:hAnsi="PMingLiU" w:hint="eastAsia"/>
-          <w:sz w:val="22"/>
-          <w:szCs w:val="22"/>
-        </w:rPr>
-        <w:t>，</w:t>
-      </w:r>
-      <w:r>
-        <w:rPr>
-          <w:rFonts w:ascii="PMingLiU" w:eastAsia="PMingLiU" w:hAnsi="PMingLiU" w:hint="eastAsia"/>
-          <w:sz w:val="22"/>
-          <w:szCs w:val="22"/>
-        </w:rPr>
-        <w:t>研究者還</w:t>
-      </w:r>
-      <w:r>
-        <w:rPr>
-          <w:rFonts w:ascii="PMingLiU" w:eastAsia="PMingLiU" w:hAnsi="PMingLiU" w:hint="eastAsia"/>
-          <w:sz w:val="22"/>
-          <w:szCs w:val="22"/>
-        </w:rPr>
-        <w:t>要關注</w:t>
-      </w:r>
-      <w:r>
-        <w:rPr>
-          <w:rFonts w:ascii="PMingLiU" w:eastAsia="PMingLiU" w:hAnsi="PMingLiU" w:hint="eastAsia"/>
-          <w:sz w:val="22"/>
-          <w:szCs w:val="22"/>
-        </w:rPr>
-        <w:t>事件</w:t>
-      </w:r>
-      <w:r>
-        <w:rPr>
-          <w:rFonts w:ascii="PMingLiU" w:eastAsia="PMingLiU" w:hAnsi="PMingLiU" w:hint="eastAsia"/>
-          <w:sz w:val="22"/>
-          <w:szCs w:val="22"/>
-        </w:rPr>
-        <w:t>的</w:t>
-      </w:r>
-      <w:r>
-        <w:rPr>
-          <w:rFonts w:ascii="PMingLiU" w:eastAsia="PMingLiU" w:hAnsi="PMingLiU" w:hint="eastAsia"/>
-          <w:sz w:val="22"/>
-          <w:szCs w:val="22"/>
-        </w:rPr>
-        <w:t>發生時間及消息來源。</w:t>
-      </w:r>
-      <w:r>
-        <w:rPr>
-          <w:rFonts w:ascii="PMingLiU" w:eastAsia="PMingLiU" w:hAnsi="PMingLiU" w:hint="eastAsia"/>
-          <w:sz w:val="22"/>
-          <w:szCs w:val="22"/>
-        </w:rPr>
-        <w:t>而</w:t>
-      </w:r>
-      <w:r>
-        <w:rPr>
-          <w:rFonts w:ascii="PMingLiU" w:eastAsia="PMingLiU" w:hAnsi="PMingLiU" w:hint="eastAsia"/>
-          <w:sz w:val="22"/>
-          <w:szCs w:val="22"/>
-        </w:rPr>
-        <w:t>皇帝往往</w:t>
-      </w:r>
-      <w:r>
-        <w:rPr>
-          <w:rFonts w:ascii="PMingLiU" w:eastAsia="PMingLiU" w:hAnsi="PMingLiU" w:hint="eastAsia"/>
-          <w:sz w:val="22"/>
-          <w:szCs w:val="22"/>
-        </w:rPr>
-        <w:t>又</w:t>
-      </w:r>
-      <w:r>
-        <w:rPr>
-          <w:rFonts w:ascii="PMingLiU" w:eastAsia="PMingLiU" w:hAnsi="PMingLiU" w:hint="eastAsia"/>
-          <w:sz w:val="22"/>
-          <w:szCs w:val="22"/>
-        </w:rPr>
-        <w:t>會同時收到多位官員就同一事件</w:t>
-      </w:r>
-      <w:r>
-        <w:rPr>
-          <w:rFonts w:ascii="PMingLiU" w:eastAsia="PMingLiU" w:hAnsi="PMingLiU" w:hint="eastAsia"/>
-          <w:sz w:val="22"/>
-          <w:szCs w:val="22"/>
-        </w:rPr>
-        <w:t>的奏報，各</w:t>
-      </w:r>
-      <w:r>
-        <w:rPr>
-          <w:rFonts w:ascii="PMingLiU" w:eastAsia="PMingLiU" w:hAnsi="PMingLiU" w:hint="eastAsia"/>
-          <w:sz w:val="22"/>
-          <w:szCs w:val="22"/>
-        </w:rPr>
-        <w:t>奏</w:t>
-      </w:r>
-      <w:r>
-        <w:rPr>
-          <w:rFonts w:ascii="PMingLiU" w:eastAsia="PMingLiU" w:hAnsi="PMingLiU" w:hint="eastAsia"/>
-          <w:sz w:val="22"/>
-          <w:szCs w:val="22"/>
-        </w:rPr>
-        <w:t>報的</w:t>
-      </w:r>
-      <w:r>
-        <w:rPr>
-          <w:rFonts w:ascii="PMingLiU" w:eastAsia="PMingLiU" w:hAnsi="PMingLiU" w:hint="eastAsia"/>
-          <w:sz w:val="22"/>
-          <w:szCs w:val="22"/>
-        </w:rPr>
-        <w:t>的描述及消息來源</w:t>
-      </w:r>
-      <w:r>
-        <w:rPr>
-          <w:rFonts w:ascii="PMingLiU" w:eastAsia="PMingLiU" w:hAnsi="PMingLiU" w:hint="eastAsia"/>
-          <w:sz w:val="22"/>
-          <w:szCs w:val="22"/>
-        </w:rPr>
-        <w:t>都</w:t>
-      </w:r>
-      <w:r>
-        <w:rPr>
-          <w:rFonts w:ascii="PMingLiU" w:eastAsia="PMingLiU" w:hAnsi="PMingLiU" w:hint="eastAsia"/>
-          <w:sz w:val="22"/>
-          <w:szCs w:val="22"/>
-        </w:rPr>
-        <w:t>不盡相同</w:t>
-      </w:r>
-      <w:r>
-        <w:rPr>
-          <w:rFonts w:ascii="PMingLiU" w:eastAsia="PMingLiU" w:hAnsi="PMingLiU" w:hint="eastAsia"/>
-          <w:sz w:val="22"/>
-          <w:szCs w:val="22"/>
-        </w:rPr>
-        <w:t>，</w:t>
-      </w:r>
-      <w:r>
-        <w:rPr>
-          <w:rFonts w:ascii="PMingLiU" w:eastAsia="PMingLiU" w:hAnsi="PMingLiU" w:hint="eastAsia"/>
-          <w:sz w:val="22"/>
-          <w:szCs w:val="22"/>
-        </w:rPr>
-        <w:t>形成</w:t>
-      </w:r>
-      <w:r>
-        <w:rPr>
-          <w:rFonts w:ascii="PMingLiU" w:eastAsia="PMingLiU" w:hAnsi="PMingLiU" w:hint="eastAsia"/>
-          <w:sz w:val="22"/>
-          <w:szCs w:val="22"/>
-        </w:rPr>
-        <w:t>了</w:t>
-      </w:r>
-      <w:r>
-        <w:rPr>
-          <w:rFonts w:ascii="PMingLiU" w:eastAsia="PMingLiU" w:hAnsi="PMingLiU" w:hint="eastAsia"/>
-          <w:sz w:val="22"/>
-          <w:szCs w:val="22"/>
-        </w:rPr>
-        <w:t>錯綜複雜的消息網絡。</w:t>
-      </w:r>
-    </w:p>
-    <w:p>
-      <w:pPr>
-        <w:rPr>
-          <w:rFonts w:ascii="PMingLiU" w:eastAsia="PMingLiU" w:hAnsi="PMingLiU"/>
-          <w:sz w:val="22"/>
-          <w:szCs w:val="22"/>
-        </w:rPr>
-      </w:pPr>
-    </w:p>
-    <w:p>
-      <w:pPr>
-        <w:rPr>
-          <w:rFonts w:ascii="PMingLiU" w:eastAsia="PMingLiU" w:hAnsi="PMingLiU"/>
-          <w:sz w:val="22"/>
-          <w:szCs w:val="22"/>
-        </w:rPr>
-      </w:pPr>
-      <w:r>
-        <w:rPr>
-          <w:rFonts w:ascii="PMingLiU" w:eastAsia="PMingLiU" w:hAnsi="PMingLiU" w:hint="eastAsia"/>
-          <w:sz w:val="22"/>
-          <w:szCs w:val="22"/>
-        </w:rPr>
-        <w:t>因此，研究者既要分析單份文書所載的資訊，也要理解宏觀的資訊傳遞網絡。然而，面對大量文書及複雜的通信關係，研究者難以單憑人力掌握資訊傳遞的整體脈絡，因此需要運用視覺化工具，呈現文書之間的關聯與資訊流向。</w:t>
-      </w:r>
-    </w:p>
-    <w:p>
-      <w:pPr>
-        <w:rPr>
-          <w:rFonts w:ascii="PMingLiU" w:eastAsia="PMingLiU" w:hAnsi="PMingLiU" w:hint="eastAsia"/>
+      <w:r>
+        <w:rPr>
+          <w:rFonts w:ascii="PMingLiU" w:eastAsia="PMingLiU" w:hAnsi="PMingLiU" w:hint="eastAsia"/>
+          <w:sz w:val="22"/>
+          <w:szCs w:val="22"/>
+        </w:rPr>
+        <w:t xml:space="preserve">奏摺、硃批與上諭完整保存了中央與地方在政治決策過程中的原始通信記錄，呈現地方資訊如何透過奏摺上達御前、皇帝如何藉硃批與上諭下達命令，以及在後續奏報中，地方官員如何對這些命令作出回應。因此，透過分析特定議題的相關奏摺與上諭，研究者得以重構該議題的政治決策過程。 </w:t>
+      </w:r>
+    </w:p>
+    <w:p>
+      <w:pPr>
+        <w:rPr>
+          <w:rFonts w:ascii="PMingLiU" w:eastAsia="PMingLiU" w:hAnsi="PMingLiU"/>
+          <w:sz w:val="22"/>
+          <w:szCs w:val="22"/>
+        </w:rPr>
+      </w:pPr>
+    </w:p>
+    <w:p>
+      <w:pPr>
+        <w:rPr>
+          <w:rFonts w:ascii="PMingLiU" w:eastAsia="PMingLiU" w:hAnsi="PMingLiU"/>
+          <w:sz w:val="22"/>
+          <w:szCs w:val="22"/>
+        </w:rPr>
+      </w:pPr>
+    </w:p>
+    <w:p>
+      <w:pPr>
+        <w:rPr>
+          <w:rFonts w:ascii="PMingLiU" w:eastAsia="PMingLiU" w:hAnsi="PMingLiU"/>
           <w:sz w:val="22"/>
           <w:szCs w:val="22"/>
         </w:rPr>
@@ -1772,10 +1784,9 @@
     <w:p>
       <w:pPr>
         <w:rPr>
-          <w:rFonts w:ascii="PMingLiU" w:eastAsia="PMingLiU" w:hAnsi="PMingLiU" w:hint="eastAsia"/>
-          <w:sz w:val="22"/>
-          <w:szCs w:val="22"/>
-          <w:u w:val="single"/>
+          <w:rFonts w:ascii="PMingLiU" w:eastAsia="PMingLiU" w:hAnsi="PMingLiU"/>
+          <w:sz w:val="22"/>
+          <w:szCs w:val="22"/>
         </w:rPr>
       </w:pPr>
       <w:r>
@@ -1802,6 +1813,874 @@
           <w:szCs w:val="22"/>
           <w:u w:val="single"/>
         </w:rPr>
+        <w:t>1.3. 研究清代奏折的主要困難</w:t>
+      </w:r>
+    </w:p>
+    <w:p>
+      <w:pPr>
+        <w:rPr>
+          <w:rFonts w:ascii="PMingLiU" w:eastAsia="PMingLiU" w:hAnsi="PMingLiU"/>
+          <w:sz w:val="22"/>
+          <w:szCs w:val="22"/>
+        </w:rPr>
+      </w:pPr>
+      <w:r>
+        <w:rPr>
+          <w:rFonts w:ascii="PMingLiU" w:eastAsia="PMingLiU" w:hAnsi="PMingLiU" w:hint="eastAsia"/>
+          <w:sz w:val="22"/>
+          <w:szCs w:val="22"/>
+        </w:rPr>
+        <w:t>然而，研究奏折與上諭</w:t>
+      </w:r>
+      <w:r>
+        <w:rPr>
+          <w:rFonts w:ascii="PMingLiU" w:eastAsia="PMingLiU" w:hAnsi="PMingLiU" w:hint="eastAsia"/>
+          <w:sz w:val="22"/>
+          <w:szCs w:val="22"/>
+        </w:rPr>
+        <w:t>有不少困難。</w:t>
+      </w:r>
+    </w:p>
+    <w:p>
+      <w:pPr>
+        <w:rPr>
+          <w:rFonts w:ascii="PMingLiU" w:eastAsia="PMingLiU" w:hAnsi="PMingLiU"/>
+          <w:sz w:val="22"/>
+          <w:szCs w:val="22"/>
+        </w:rPr>
+      </w:pPr>
+    </w:p>
+    <w:p>
+      <w:pPr>
+        <w:rPr>
+          <w:rFonts w:ascii="PMingLiU" w:eastAsia="PMingLiU" w:hAnsi="PMingLiU"/>
+          <w:sz w:val="22"/>
+          <w:szCs w:val="22"/>
+        </w:rPr>
+      </w:pPr>
+      <w:r>
+        <w:rPr>
+          <w:rFonts w:ascii="PMingLiU" w:eastAsia="PMingLiU" w:hAnsi="PMingLiU" w:hint="eastAsia"/>
+          <w:sz w:val="22"/>
+          <w:szCs w:val="22"/>
+        </w:rPr>
+        <w:t>首先，</w:t>
+      </w:r>
+      <w:r>
+        <w:rPr>
+          <w:rFonts w:ascii="PMingLiU" w:eastAsia="PMingLiU" w:hAnsi="PMingLiU" w:hint="eastAsia"/>
+          <w:sz w:val="22"/>
+          <w:szCs w:val="22"/>
+        </w:rPr>
+        <w:t>部分議題的奏摺與上諭數量極為龐大</w:t>
+      </w:r>
+      <w:r>
+        <w:rPr>
+          <w:rFonts w:ascii="PMingLiU" w:eastAsia="PMingLiU" w:hAnsi="PMingLiU" w:hint="eastAsia"/>
+          <w:sz w:val="22"/>
+          <w:szCs w:val="22"/>
+        </w:rPr>
+        <w:t>。</w:t>
+      </w:r>
+      <w:r>
+        <w:rPr>
+          <w:rFonts w:ascii="PMingLiU" w:eastAsia="PMingLiU" w:hAnsi="PMingLiU" w:hint="eastAsia"/>
+          <w:sz w:val="22"/>
+          <w:szCs w:val="22"/>
+        </w:rPr>
+        <w:t>以研究白蓮教戰爭為例，學者</w:t>
+      </w:r>
+      <w:r>
+        <w:rPr>
+          <w:rFonts w:ascii="PMingLiU" w:eastAsia="PMingLiU" w:hAnsi="PMingLiU" w:hint="eastAsia"/>
+          <w:sz w:val="22"/>
+          <w:szCs w:val="22"/>
+        </w:rPr>
+        <w:t>戴英從指出，</w:t>
+      </w:r>
+      <w:r>
+        <w:rPr>
+          <w:rFonts w:ascii="PMingLiU" w:eastAsia="PMingLiU" w:hAnsi="PMingLiU" w:hint="eastAsia"/>
+          <w:sz w:val="22"/>
+          <w:szCs w:val="22"/>
+        </w:rPr>
+        <w:t>該戰爭</w:t>
+      </w:r>
+      <w:r>
+        <w:rPr>
+          <w:rFonts w:ascii="PMingLiU" w:eastAsia="PMingLiU" w:hAnsi="PMingLiU" w:hint="eastAsia"/>
+          <w:sz w:val="22"/>
+          <w:szCs w:val="22"/>
+        </w:rPr>
+        <w:t>的重要</w:t>
+      </w:r>
+      <w:r>
+        <w:rPr>
+          <w:rFonts w:ascii="PMingLiU" w:eastAsia="PMingLiU" w:hAnsi="PMingLiU" w:hint="eastAsia"/>
+          <w:sz w:val="22"/>
+          <w:szCs w:val="22"/>
+        </w:rPr>
+        <w:t>史</w:t>
+      </w:r>
+      <w:r>
+        <w:rPr>
+          <w:rFonts w:ascii="PMingLiU" w:eastAsia="PMingLiU" w:hAnsi="PMingLiU" w:hint="eastAsia"/>
+          <w:sz w:val="22"/>
+          <w:szCs w:val="22"/>
+        </w:rPr>
+        <w:t>料《欽定剿平三省邪匪方略》共有六十九冊，超過二萬七千頁，收錄了四千多份奏摺和上諭，篇幅</w:t>
+      </w:r>
+      <w:r>
+        <w:rPr>
+          <w:rFonts w:ascii="PMingLiU" w:eastAsia="PMingLiU" w:hAnsi="PMingLiU" w:hint="eastAsia"/>
+          <w:sz w:val="22"/>
+          <w:szCs w:val="22"/>
+        </w:rPr>
+        <w:t>之大</w:t>
+      </w:r>
+      <w:r>
+        <w:rPr>
+          <w:rFonts w:ascii="PMingLiU" w:eastAsia="PMingLiU" w:hAnsi="PMingLiU" w:hint="eastAsia"/>
+          <w:sz w:val="22"/>
+          <w:szCs w:val="22"/>
+        </w:rPr>
+        <w:t>令人望而卻步，當代學者對白蓮教戰爭的研究因此相當有限。（戴英從，《The White Lotus War: Rebellion and Suppression in Late Imperial China》，2019年，第一章，頁碼待核。）</w:t>
+      </w:r>
+    </w:p>
+    <w:p>
+      <w:pPr>
+        <w:rPr>
+          <w:rFonts w:ascii="PMingLiU" w:eastAsia="PMingLiU" w:hAnsi="PMingLiU"/>
+          <w:sz w:val="22"/>
+          <w:szCs w:val="22"/>
+        </w:rPr>
+      </w:pPr>
+    </w:p>
+    <w:p>
+      <w:pPr>
+        <w:rPr>
+          <w:rFonts w:ascii="PMingLiU" w:eastAsia="PMingLiU" w:hAnsi="PMingLiU"/>
+          <w:sz w:val="22"/>
+          <w:szCs w:val="22"/>
+        </w:rPr>
+      </w:pPr>
+      <w:r>
+        <w:rPr>
+          <w:rFonts w:ascii="PMingLiU" w:eastAsia="PMingLiU" w:hAnsi="PMingLiU" w:hint="eastAsia"/>
+          <w:sz w:val="22"/>
+          <w:szCs w:val="22"/>
+        </w:rPr>
+        <w:t>另外，奏摺與上諭之間涉及複雜的通信關係。最基本的一層，是地方官員奏報，皇帝再透過硃批或上諭作出回覆。然而，研究者不僅需要掌握每份奏摺和上諭的收發時間，也要釐清一份奏摺是否回應先前的硃批或上諭，以及皇帝發布的命令又在何時、由哪些官員於後續奏報中作出回應。</w:t>
+      </w:r>
+    </w:p>
+    <w:p>
+      <w:pPr>
+        <w:rPr>
+          <w:rFonts w:ascii="PMingLiU" w:eastAsia="PMingLiU" w:hAnsi="PMingLiU"/>
+          <w:sz w:val="22"/>
+          <w:szCs w:val="22"/>
+        </w:rPr>
+      </w:pPr>
+    </w:p>
+    <w:p>
+      <w:pPr>
+        <w:rPr>
+          <w:rFonts w:ascii="PMingLiU" w:eastAsia="PMingLiU" w:hAnsi="PMingLiU"/>
+          <w:sz w:val="22"/>
+          <w:szCs w:val="22"/>
+        </w:rPr>
+      </w:pPr>
+      <w:r>
+        <w:rPr>
+          <w:rFonts w:ascii="PMingLiU" w:eastAsia="PMingLiU" w:hAnsi="PMingLiU" w:hint="eastAsia"/>
+          <w:sz w:val="22"/>
+          <w:szCs w:val="22"/>
+        </w:rPr>
+        <w:t>此</w:t>
+      </w:r>
+      <w:r>
+        <w:rPr>
+          <w:rFonts w:ascii="PMingLiU" w:eastAsia="PMingLiU" w:hAnsi="PMingLiU" w:hint="eastAsia"/>
+          <w:sz w:val="22"/>
+          <w:szCs w:val="22"/>
+        </w:rPr>
+        <w:t>外，針對奏摺所載的</w:t>
+      </w:r>
+      <w:r>
+        <w:rPr>
+          <w:rFonts w:ascii="PMingLiU" w:eastAsia="PMingLiU" w:hAnsi="PMingLiU" w:hint="eastAsia"/>
+          <w:sz w:val="22"/>
+          <w:szCs w:val="22"/>
+        </w:rPr>
+        <w:t>具體事件，研究者還要關注事件</w:t>
+      </w:r>
+      <w:r>
+        <w:rPr>
+          <w:rFonts w:ascii="PMingLiU" w:eastAsia="PMingLiU" w:hAnsi="PMingLiU" w:hint="eastAsia"/>
+          <w:sz w:val="22"/>
+          <w:szCs w:val="22"/>
+        </w:rPr>
+        <w:t>的發生時間及消息來源。</w:t>
+      </w:r>
+      <w:r>
+        <w:rPr>
+          <w:rFonts w:ascii="PMingLiU" w:eastAsia="PMingLiU" w:hAnsi="PMingLiU" w:hint="eastAsia"/>
+          <w:sz w:val="22"/>
+          <w:szCs w:val="22"/>
+        </w:rPr>
+        <w:t>而皇帝往往又會同時收到多位官員就同一事件的奏報，各奏報的的描述及消息來源都不盡相同，形成了錯綜複雜的消息網絡。</w:t>
+      </w:r>
+    </w:p>
+    <w:p>
+      <w:pPr>
+        <w:rPr>
+          <w:rFonts w:ascii="PMingLiU" w:eastAsia="PMingLiU" w:hAnsi="PMingLiU"/>
+          <w:sz w:val="22"/>
+          <w:szCs w:val="22"/>
+        </w:rPr>
+      </w:pPr>
+    </w:p>
+    <w:p>
+      <w:pPr>
+        <w:rPr>
+          <w:rFonts w:ascii="PMingLiU" w:eastAsia="PMingLiU" w:hAnsi="PMingLiU"/>
+          <w:sz w:val="22"/>
+          <w:szCs w:val="22"/>
+        </w:rPr>
+      </w:pPr>
+      <w:r>
+        <w:rPr>
+          <w:rFonts w:ascii="PMingLiU" w:eastAsia="PMingLiU" w:hAnsi="PMingLiU" w:hint="eastAsia"/>
+          <w:sz w:val="22"/>
+          <w:szCs w:val="22"/>
+        </w:rPr>
+        <w:t>因此，研究者既要分析單份文書所載的資訊，也要理解宏觀的資訊傳遞網絡。然而，面對大量文書及複雜的通信關係，研究者難以單憑人力掌握資訊傳遞的整體脈絡，因此需要運用視覺化工具，呈現文書之間的關聯與資訊流向。</w:t>
+      </w:r>
+    </w:p>
+    <w:p>
+      <w:pPr>
+        <w:rPr>
+          <w:rFonts w:ascii="PMingLiU" w:eastAsia="PMingLiU" w:hAnsi="PMingLiU"/>
+          <w:sz w:val="22"/>
+          <w:szCs w:val="22"/>
+        </w:rPr>
+      </w:pPr>
+      <w:r>
+        <w:rPr>
+          <w:rFonts w:ascii="PMingLiU" w:eastAsia="PMingLiU" w:hAnsi="PMingLiU" w:hint="eastAsia"/>
+          <w:sz w:val="22"/>
+          <w:szCs w:val="22"/>
+        </w:rPr>
+        <w:t>/</w:t>
+      </w:r>
+    </w:p>
+    <w:p>
+      <w:pPr>
+        <w:rPr>
+          <w:rFonts w:ascii="PMingLiU" w:eastAsia="PMingLiU" w:hAnsi="PMingLiU" w:hint="eastAsia"/>
+          <w:sz w:val="22"/>
+          <w:szCs w:val="22"/>
+        </w:rPr>
+      </w:pPr>
+      <w:r>
+        <w:rPr>
+          <w:rFonts w:ascii="PMingLiU" w:eastAsia="PMingLiU" w:hAnsi="PMingLiU" w:hint="eastAsia"/>
+          <w:sz w:val="22"/>
+          <w:szCs w:val="22"/>
+        </w:rPr>
+        <w:t xml:space="preserve">under </w:t>
+      </w:r>
+      <w:r>
+        <w:rPr>
+          <w:rFonts w:ascii="PMingLiU" w:eastAsia="PMingLiU" w:hAnsi="PMingLiU" w:hint="eastAsia"/>
+          <w:sz w:val="22"/>
+          <w:szCs w:val="22"/>
+        </w:rPr>
+        <w:t>研究清代奏折的主要困難</w:t>
+      </w:r>
+      <w:r>
+        <w:rPr>
+          <w:rFonts w:ascii="PMingLiU" w:eastAsia="PMingLiU" w:hAnsi="PMingLiU" w:hint="eastAsia"/>
+          <w:sz w:val="22"/>
+          <w:szCs w:val="22"/>
+        </w:rPr>
+        <w:t xml:space="preserve">, remove </w:t>
+      </w:r>
+      <w:r>
+        <w:rPr>
+          <w:rFonts w:ascii="PMingLiU" w:eastAsia="PMingLiU" w:hAnsi="PMingLiU" w:hint="eastAsia"/>
+          <w:sz w:val="22"/>
+          <w:szCs w:val="22"/>
+        </w:rPr>
+        <w:t>參考來源</w:t>
+      </w:r>
+      <w:r>
+        <w:rPr>
+          <w:rFonts w:ascii="PMingLiU" w:eastAsia="PMingLiU" w:hAnsi="PMingLiU"/>
+          <w:sz w:val="22"/>
+          <w:szCs w:val="22"/>
+        </w:rPr>
+        <w:t xml:space="preserve"> ↗</w:t>
+      </w:r>
+      <w:r>
+        <w:rPr>
+          <w:rFonts w:ascii="PMingLiU" w:eastAsia="PMingLiU" w:hAnsi="PMingLiU" w:hint="eastAsia"/>
+          <w:sz w:val="22"/>
+          <w:szCs w:val="22"/>
+        </w:rPr>
+        <w:t xml:space="preserve"> and </w:t>
+      </w:r>
+      <w:r>
+        <w:rPr>
+          <w:rFonts w:ascii="PMingLiU" w:eastAsia="PMingLiU" w:hAnsi="PMingLiU"/>
+          <w:sz w:val="22"/>
+          <w:szCs w:val="22"/>
+        </w:rPr>
+        <w:t xml:space="preserve">HAND-BUILT MOCK PANEL / </w:t>
+      </w:r>
+      <w:r>
+        <w:rPr>
+          <w:rFonts w:ascii="PMingLiU" w:eastAsia="PMingLiU" w:hAnsi="PMingLiU" w:hint="eastAsia"/>
+          <w:sz w:val="22"/>
+          <w:szCs w:val="22"/>
+        </w:rPr>
+        <w:t>研究工具示意</w:t>
+      </w:r>
+      <w:r>
+        <w:rPr>
+          <w:rFonts w:ascii="PMingLiU" w:eastAsia="PMingLiU" w:hAnsi="PMingLiU" w:hint="eastAsia"/>
+          <w:sz w:val="22"/>
+          <w:szCs w:val="22"/>
+        </w:rPr>
+        <w:t xml:space="preserve"> : </w:t>
+      </w:r>
+    </w:p>
+    <w:p>
+      <w:pPr>
+        <w:rPr>
+          <w:rFonts w:ascii="PMingLiU" w:eastAsia="PMingLiU" w:hAnsi="PMingLiU"/>
+          <w:sz w:val="22"/>
+          <w:szCs w:val="22"/>
+        </w:rPr>
+      </w:pPr>
+      <w:r>
+        <w:rPr>
+          <w:rFonts w:ascii="PMingLiU" w:eastAsia="PMingLiU" w:hAnsi="PMingLiU" w:hint="eastAsia"/>
+          <w:sz w:val="22"/>
+          <w:szCs w:val="22"/>
+        </w:rPr>
+        <w:t xml:space="preserve">under </w:t>
+      </w:r>
+      <w:r>
+        <w:rPr>
+          <w:rFonts w:ascii="PMingLiU" w:eastAsia="PMingLiU" w:hAnsi="PMingLiU" w:hint="eastAsia"/>
+          <w:sz w:val="22"/>
+          <w:szCs w:val="22"/>
+        </w:rPr>
+        <w:t>研究清代奏折的主要困難</w:t>
+      </w:r>
+      <w:r>
+        <w:rPr>
+          <w:rFonts w:ascii="PMingLiU" w:eastAsia="PMingLiU" w:hAnsi="PMingLiU" w:hint="eastAsia"/>
+          <w:sz w:val="22"/>
+          <w:szCs w:val="22"/>
+        </w:rPr>
+        <w:t>,</w:t>
+      </w:r>
+      <w:r>
+        <w:rPr>
+          <w:rFonts w:ascii="PMingLiU" w:eastAsia="PMingLiU" w:hAnsi="PMingLiU" w:hint="eastAsia"/>
+          <w:sz w:val="22"/>
+          <w:szCs w:val="22"/>
+        </w:rPr>
+        <w:t xml:space="preserve"> add </w:t>
+      </w:r>
+      <w:r>
+        <w:rPr>
+          <w:rFonts w:ascii="PMingLiU" w:eastAsia="PMingLiU" w:hAnsi="PMingLiU" w:hint="eastAsia"/>
+          <w:sz w:val="22"/>
+          <w:szCs w:val="22"/>
+        </w:rPr>
+        <w:t>然而，研究奏折與上諭有不少困難。</w:t>
+      </w:r>
+    </w:p>
+    <w:p>
+      <w:pPr>
+        <w:rPr>
+          <w:rFonts w:ascii="PMingLiU" w:eastAsia="PMingLiU" w:hAnsi="PMingLiU"/>
+          <w:sz w:val="22"/>
+          <w:szCs w:val="22"/>
+        </w:rPr>
+      </w:pPr>
+    </w:p>
+    <w:p>
+      <w:pPr>
+        <w:rPr>
+          <w:rFonts w:ascii="PMingLiU" w:eastAsia="PMingLiU" w:hAnsi="PMingLiU" w:hint="eastAsia"/>
+          <w:sz w:val="22"/>
+          <w:szCs w:val="22"/>
+        </w:rPr>
+      </w:pPr>
+      <w:r>
+        <w:rPr>
+          <w:rFonts w:ascii="PMingLiU" w:eastAsia="PMingLiU" w:hAnsi="PMingLiU" w:hint="eastAsia"/>
+          <w:sz w:val="22"/>
+          <w:szCs w:val="22"/>
+        </w:rPr>
+        <w:t>title: 史料數量龐大</w:t>
+      </w:r>
+    </w:p>
+    <w:p>
+      <w:pPr>
+        <w:rPr>
+          <w:rFonts w:ascii="PMingLiU" w:eastAsia="PMingLiU" w:hAnsi="PMingLiU"/>
+          <w:sz w:val="22"/>
+          <w:szCs w:val="22"/>
+        </w:rPr>
+      </w:pPr>
+      <w:r>
+        <w:rPr>
+          <w:rFonts w:ascii="PMingLiU" w:eastAsia="PMingLiU" w:hAnsi="PMingLiU" w:hint="eastAsia"/>
+          <w:sz w:val="22"/>
+          <w:szCs w:val="22"/>
+        </w:rPr>
+        <w:t>以研究白蓮教戰爭為例，學者戴英從指出，該戰爭的重要史料《欽定剿平三省邪匪方略》共有六十九冊，超過二萬七千頁，收錄了四千多份奏摺和上諭，篇幅之大令人望而卻步，當代學者對白蓮教戰爭的研究因此相當有限。（戴英從，《</w:t>
+      </w:r>
+      <w:r>
+        <w:rPr>
+          <w:rFonts w:ascii="PMingLiU" w:eastAsia="PMingLiU" w:hAnsi="PMingLiU"/>
+          <w:sz w:val="22"/>
+          <w:szCs w:val="22"/>
+        </w:rPr>
+        <w:t>The White Lotus War: Rebellion and Suppression in Late Imperial China</w:t>
+      </w:r>
+      <w:r>
+        <w:rPr>
+          <w:rFonts w:ascii="PMingLiU" w:eastAsia="PMingLiU" w:hAnsi="PMingLiU" w:hint="eastAsia"/>
+          <w:sz w:val="22"/>
+          <w:szCs w:val="22"/>
+        </w:rPr>
+        <w:t>》，</w:t>
+      </w:r>
+      <w:r>
+        <w:rPr>
+          <w:rFonts w:ascii="PMingLiU" w:eastAsia="PMingLiU" w:hAnsi="PMingLiU"/>
+          <w:sz w:val="22"/>
+          <w:szCs w:val="22"/>
+        </w:rPr>
+        <w:t>2019</w:t>
+      </w:r>
+      <w:r>
+        <w:rPr>
+          <w:rFonts w:ascii="PMingLiU" w:eastAsia="PMingLiU" w:hAnsi="PMingLiU" w:hint="eastAsia"/>
+          <w:sz w:val="22"/>
+          <w:szCs w:val="22"/>
+        </w:rPr>
+        <w:t>年，第一章，頁碼待核。）</w:t>
+      </w:r>
+    </w:p>
+    <w:p>
+      <w:pPr>
+        <w:rPr>
+          <w:rFonts w:ascii="PMingLiU" w:eastAsia="PMingLiU" w:hAnsi="PMingLiU"/>
+          <w:sz w:val="22"/>
+          <w:szCs w:val="22"/>
+        </w:rPr>
+      </w:pPr>
+    </w:p>
+    <w:p>
+      <w:pPr>
+        <w:rPr>
+          <w:rFonts w:ascii="PMingLiU" w:eastAsia="PMingLiU" w:hAnsi="PMingLiU" w:hint="eastAsia"/>
+          <w:sz w:val="22"/>
+          <w:szCs w:val="22"/>
+        </w:rPr>
+      </w:pPr>
+      <w:r>
+        <w:rPr>
+          <w:rFonts w:ascii="PMingLiU" w:eastAsia="PMingLiU" w:hAnsi="PMingLiU" w:hint="eastAsia"/>
+          <w:sz w:val="22"/>
+          <w:szCs w:val="22"/>
+        </w:rPr>
+        <w:t xml:space="preserve">title: </w:t>
+      </w:r>
+      <w:r>
+        <w:rPr>
+          <w:rFonts w:ascii="PMingLiU" w:eastAsia="PMingLiU" w:hAnsi="PMingLiU" w:hint="eastAsia"/>
+          <w:sz w:val="22"/>
+          <w:szCs w:val="22"/>
+        </w:rPr>
+        <w:t>通信關係複雜</w:t>
+      </w:r>
+    </w:p>
+    <w:p>
+      <w:pPr>
+        <w:rPr>
+          <w:rFonts w:ascii="PMingLiU" w:eastAsia="PMingLiU" w:hAnsi="PMingLiU"/>
+          <w:sz w:val="22"/>
+          <w:szCs w:val="22"/>
+        </w:rPr>
+      </w:pPr>
+      <w:r>
+        <w:rPr>
+          <w:rFonts w:ascii="PMingLiU" w:eastAsia="PMingLiU" w:hAnsi="PMingLiU" w:hint="eastAsia"/>
+          <w:sz w:val="22"/>
+          <w:szCs w:val="22"/>
+        </w:rPr>
+        <w:t>奏摺與上諭之間涉及複雜的通信關係。最基本的一層，是地方官員奏報，皇帝再透過硃批或上諭作出回覆。</w:t>
+      </w:r>
+    </w:p>
+    <w:p>
+      <w:pPr>
+        <w:rPr>
+          <w:rFonts w:ascii="PMingLiU" w:eastAsia="PMingLiU" w:hAnsi="PMingLiU"/>
+          <w:sz w:val="22"/>
+          <w:szCs w:val="22"/>
+        </w:rPr>
+      </w:pPr>
+    </w:p>
+    <w:p>
+      <w:pPr>
+        <w:rPr>
+          <w:rFonts w:ascii="PMingLiU" w:eastAsia="PMingLiU" w:hAnsi="PMingLiU"/>
+          <w:sz w:val="22"/>
+          <w:szCs w:val="22"/>
+        </w:rPr>
+      </w:pPr>
+      <w:r>
+        <w:rPr>
+          <w:rFonts w:ascii="PMingLiU" w:eastAsia="PMingLiU" w:hAnsi="PMingLiU" w:hint="eastAsia"/>
+          <w:sz w:val="22"/>
+          <w:szCs w:val="22"/>
+        </w:rPr>
+        <w:t>然而，研究者不僅需要掌握每份奏摺和上諭的收發時間，也要釐清</w:t>
+      </w:r>
+      <w:r>
+        <w:rPr>
+          <w:rFonts w:ascii="PMingLiU" w:eastAsia="PMingLiU" w:hAnsi="PMingLiU" w:hint="eastAsia"/>
+          <w:sz w:val="22"/>
+          <w:szCs w:val="22"/>
+        </w:rPr>
+        <w:t>：</w:t>
+      </w:r>
+    </w:p>
+    <w:p>
+      <w:pPr>
+        <w:rPr>
+          <w:rFonts w:ascii="PMingLiU" w:eastAsia="PMingLiU" w:hAnsi="PMingLiU"/>
+          <w:sz w:val="22"/>
+          <w:szCs w:val="22"/>
+        </w:rPr>
+      </w:pPr>
+      <w:r>
+        <w:rPr>
+          <w:rFonts w:ascii="PMingLiU" w:eastAsia="PMingLiU" w:hAnsi="PMingLiU"/>
+          <w:sz w:val="22"/>
+          <w:szCs w:val="22"/>
+        </w:rPr>
+        <w:tab/>
+      </w:r>
+      <w:r>
+        <w:rPr>
+          <w:rFonts w:ascii="PMingLiU" w:eastAsia="PMingLiU" w:hAnsi="PMingLiU" w:hint="eastAsia"/>
+          <w:sz w:val="22"/>
+          <w:szCs w:val="22"/>
+        </w:rPr>
+        <w:t xml:space="preserve">1. </w:t>
+      </w:r>
+      <w:r>
+        <w:rPr>
+          <w:rFonts w:ascii="PMingLiU" w:eastAsia="PMingLiU" w:hAnsi="PMingLiU" w:hint="eastAsia"/>
+          <w:sz w:val="22"/>
+          <w:szCs w:val="22"/>
+        </w:rPr>
+        <w:t>奏摺是否回應先前的硃批或上諭</w:t>
+      </w:r>
+      <w:r>
+        <w:rPr>
+          <w:rFonts w:ascii="PMingLiU" w:eastAsia="PMingLiU" w:hAnsi="PMingLiU" w:hint="eastAsia"/>
+          <w:sz w:val="22"/>
+          <w:szCs w:val="22"/>
+        </w:rPr>
+        <w:t>？</w:t>
+      </w:r>
+    </w:p>
+    <w:p>
+      <w:pPr>
+        <w:rPr>
+          <w:rFonts w:ascii="PMingLiU" w:eastAsia="PMingLiU" w:hAnsi="PMingLiU"/>
+          <w:sz w:val="22"/>
+          <w:szCs w:val="22"/>
+        </w:rPr>
+      </w:pPr>
+      <w:r>
+        <w:rPr>
+          <w:rFonts w:ascii="PMingLiU" w:eastAsia="PMingLiU" w:hAnsi="PMingLiU"/>
+          <w:sz w:val="22"/>
+          <w:szCs w:val="22"/>
+        </w:rPr>
+        <w:tab/>
+      </w:r>
+      <w:r>
+        <w:rPr>
+          <w:rFonts w:ascii="PMingLiU" w:eastAsia="PMingLiU" w:hAnsi="PMingLiU" w:hint="eastAsia"/>
+          <w:sz w:val="22"/>
+          <w:szCs w:val="22"/>
+        </w:rPr>
+        <w:t xml:space="preserve">2. </w:t>
+      </w:r>
+      <w:r>
+        <w:rPr>
+          <w:rFonts w:ascii="PMingLiU" w:eastAsia="PMingLiU" w:hAnsi="PMingLiU" w:hint="eastAsia"/>
+          <w:sz w:val="22"/>
+          <w:szCs w:val="22"/>
+        </w:rPr>
+        <w:t>皇帝發布的命令</w:t>
+      </w:r>
+      <w:r>
+        <w:rPr>
+          <w:rFonts w:ascii="PMingLiU" w:eastAsia="PMingLiU" w:hAnsi="PMingLiU" w:hint="eastAsia"/>
+          <w:sz w:val="22"/>
+          <w:szCs w:val="22"/>
+        </w:rPr>
+        <w:t>在何時、由哪些官員</w:t>
+      </w:r>
+      <w:r>
+        <w:rPr>
+          <w:rFonts w:ascii="PMingLiU" w:eastAsia="PMingLiU" w:hAnsi="PMingLiU" w:hint="eastAsia"/>
+          <w:sz w:val="22"/>
+          <w:szCs w:val="22"/>
+        </w:rPr>
+        <w:t>在奏摺中</w:t>
+      </w:r>
+      <w:r>
+        <w:rPr>
+          <w:rFonts w:ascii="PMingLiU" w:eastAsia="PMingLiU" w:hAnsi="PMingLiU" w:hint="eastAsia"/>
+          <w:sz w:val="22"/>
+          <w:szCs w:val="22"/>
+        </w:rPr>
+        <w:t>作出</w:t>
+      </w:r>
+      <w:r>
+        <w:rPr>
+          <w:rFonts w:ascii="PMingLiU" w:eastAsia="PMingLiU" w:hAnsi="PMingLiU" w:hint="eastAsia"/>
+          <w:sz w:val="22"/>
+          <w:szCs w:val="22"/>
+        </w:rPr>
+        <w:t>了</w:t>
+      </w:r>
+      <w:r>
+        <w:rPr>
+          <w:rFonts w:ascii="PMingLiU" w:eastAsia="PMingLiU" w:hAnsi="PMingLiU" w:hint="eastAsia"/>
+          <w:sz w:val="22"/>
+          <w:szCs w:val="22"/>
+        </w:rPr>
+        <w:t>回應</w:t>
+      </w:r>
+      <w:r>
+        <w:rPr>
+          <w:rFonts w:ascii="PMingLiU" w:eastAsia="PMingLiU" w:hAnsi="PMingLiU" w:hint="eastAsia"/>
+          <w:sz w:val="22"/>
+          <w:szCs w:val="22"/>
+        </w:rPr>
+        <w:t>？</w:t>
+      </w:r>
+    </w:p>
+    <w:p>
+      <w:pPr>
+        <w:rPr>
+          <w:rFonts w:ascii="PMingLiU" w:eastAsia="PMingLiU" w:hAnsi="PMingLiU"/>
+          <w:sz w:val="22"/>
+          <w:szCs w:val="22"/>
+        </w:rPr>
+      </w:pPr>
+    </w:p>
+    <w:p>
+      <w:pPr>
+        <w:rPr>
+          <w:rFonts w:ascii="PMingLiU" w:eastAsia="PMingLiU" w:hAnsi="PMingLiU"/>
+          <w:sz w:val="22"/>
+          <w:szCs w:val="22"/>
+        </w:rPr>
+      </w:pPr>
+      <w:r>
+        <w:rPr>
+          <w:rFonts w:ascii="PMingLiU" w:eastAsia="PMingLiU" w:hAnsi="PMingLiU" w:hint="eastAsia"/>
+          <w:sz w:val="22"/>
+          <w:szCs w:val="22"/>
+        </w:rPr>
+        <w:t xml:space="preserve">title: </w:t>
+      </w:r>
+      <w:r>
+        <w:rPr>
+          <w:rFonts w:ascii="PMingLiU" w:eastAsia="PMingLiU" w:hAnsi="PMingLiU" w:hint="eastAsia"/>
+          <w:sz w:val="22"/>
+          <w:szCs w:val="22"/>
+        </w:rPr>
+        <w:t>資訊流向複雜</w:t>
+      </w:r>
+    </w:p>
+    <w:p>
+      <w:pPr>
+        <w:rPr>
+          <w:rFonts w:ascii="PMingLiU" w:eastAsia="PMingLiU" w:hAnsi="PMingLiU"/>
+          <w:sz w:val="22"/>
+          <w:szCs w:val="22"/>
+        </w:rPr>
+      </w:pPr>
+      <w:r>
+        <w:rPr>
+          <w:rFonts w:ascii="PMingLiU" w:eastAsia="PMingLiU" w:hAnsi="PMingLiU" w:hint="eastAsia"/>
+          <w:sz w:val="22"/>
+          <w:szCs w:val="22"/>
+        </w:rPr>
+        <w:t>除了文書之間的通信關係外，研究者還需要分析奏摺所載</w:t>
+      </w:r>
+      <w:r>
+        <w:rPr>
+          <w:rFonts w:ascii="PMingLiU" w:eastAsia="PMingLiU" w:hAnsi="PMingLiU" w:hint="eastAsia"/>
+          <w:sz w:val="22"/>
+          <w:szCs w:val="22"/>
+        </w:rPr>
+        <w:t>的資訊</w:t>
+      </w:r>
+      <w:r>
+        <w:rPr>
+          <w:rFonts w:ascii="PMingLiU" w:eastAsia="PMingLiU" w:hAnsi="PMingLiU" w:hint="eastAsia"/>
+          <w:sz w:val="22"/>
+          <w:szCs w:val="22"/>
+        </w:rPr>
+        <w:t>的流向，包括資訊</w:t>
+      </w:r>
+      <w:r>
+        <w:rPr>
+          <w:rFonts w:ascii="PMingLiU" w:eastAsia="PMingLiU" w:hAnsi="PMingLiU" w:hint="eastAsia"/>
+          <w:sz w:val="22"/>
+          <w:szCs w:val="22"/>
+        </w:rPr>
+        <w:t>的內容</w:t>
+      </w:r>
+      <w:r>
+        <w:rPr>
+          <w:rFonts w:ascii="PMingLiU" w:eastAsia="PMingLiU" w:hAnsi="PMingLiU" w:hint="eastAsia"/>
+          <w:sz w:val="22"/>
+          <w:szCs w:val="22"/>
+        </w:rPr>
+        <w:t>、消息來源及傳遞過程。</w:t>
+      </w:r>
+    </w:p>
+    <w:p>
+      <w:pPr>
+        <w:rPr>
+          <w:rFonts w:ascii="PMingLiU" w:eastAsia="PMingLiU" w:hAnsi="PMingLiU"/>
+          <w:sz w:val="22"/>
+          <w:szCs w:val="22"/>
+        </w:rPr>
+      </w:pPr>
+    </w:p>
+    <w:p>
+      <w:pPr>
+        <w:rPr>
+          <w:rFonts w:ascii="PMingLiU" w:eastAsia="PMingLiU" w:hAnsi="PMingLiU"/>
+          <w:sz w:val="22"/>
+          <w:szCs w:val="22"/>
+        </w:rPr>
+      </w:pPr>
+      <w:r>
+        <w:rPr>
+          <w:rFonts w:ascii="PMingLiU" w:eastAsia="PMingLiU" w:hAnsi="PMingLiU" w:hint="eastAsia"/>
+          <w:sz w:val="22"/>
+          <w:szCs w:val="22"/>
+        </w:rPr>
+        <w:t>而</w:t>
+      </w:r>
+      <w:r>
+        <w:rPr>
+          <w:rFonts w:ascii="PMingLiU" w:eastAsia="PMingLiU" w:hAnsi="PMingLiU" w:hint="eastAsia"/>
+          <w:sz w:val="22"/>
+          <w:szCs w:val="22"/>
+        </w:rPr>
+        <w:t>皇帝往往會同時收到多位官員就同一事件的奏報，各奏摺的描述、消息來源及送達時間亦可能不同，形成錯綜複雜的資訊網絡。</w:t>
+      </w:r>
+    </w:p>
+    <w:p>
+      <w:pPr>
+        <w:rPr>
+          <w:rFonts w:ascii="PMingLiU" w:eastAsia="PMingLiU" w:hAnsi="PMingLiU"/>
+          <w:sz w:val="22"/>
+          <w:szCs w:val="22"/>
+        </w:rPr>
+      </w:pPr>
+    </w:p>
+    <w:p>
+      <w:pPr>
+        <w:rPr>
+          <w:rFonts w:ascii="PMingLiU" w:eastAsia="PMingLiU" w:hAnsi="PMingLiU"/>
+          <w:sz w:val="22"/>
+          <w:szCs w:val="22"/>
+        </w:rPr>
+      </w:pPr>
+    </w:p>
+    <w:p>
+      <w:pPr>
+        <w:rPr>
+          <w:rFonts w:ascii="PMingLiU" w:eastAsia="PMingLiU" w:hAnsi="PMingLiU"/>
+          <w:sz w:val="22"/>
+          <w:szCs w:val="22"/>
+        </w:rPr>
+      </w:pPr>
+    </w:p>
+    <w:p>
+      <w:pPr>
+        <w:spacing w:after="160" w:line="278" w:lineRule="auto"/>
+        <w:rPr>
+          <w:rFonts w:ascii="PMingLiU" w:eastAsia="PMingLiU" w:hAnsi="PMingLiU"/>
+          <w:sz w:val="22"/>
+          <w:szCs w:val="22"/>
+        </w:rPr>
+      </w:pPr>
+      <w:r>
+        <w:rPr>
+          <w:rFonts w:ascii="PMingLiU" w:eastAsia="PMingLiU" w:hAnsi="PMingLiU"/>
+          <w:sz w:val="22"/>
+          <w:szCs w:val="22"/>
+        </w:rPr>
+        <w:br w:type="page"/>
+      </w:r>
+    </w:p>
+    <w:p>
+      <w:pPr>
+        <w:rPr>
+          <w:rFonts w:ascii="PMingLiU" w:eastAsia="PMingLiU" w:hAnsi="PMingLiU"/>
+          <w:sz w:val="22"/>
+          <w:szCs w:val="22"/>
+          <w:u w:val="single"/>
+        </w:rPr>
+      </w:pPr>
+      <w:r>
+        <w:rPr>
+          <w:rFonts w:ascii="PMingLiU" w:eastAsia="PMingLiU" w:hAnsi="PMingLiU"/>
+          <w:sz w:val="22"/>
+          <w:szCs w:val="22"/>
+        </w:rPr>
+        <w:lastRenderedPageBreak/>
+        <w:tab/>
+      </w:r>
+      <w:r>
+        <w:rPr>
+          <w:rFonts w:ascii="PMingLiU" w:eastAsia="PMingLiU" w:hAnsi="PMingLiU"/>
+          <w:sz w:val="22"/>
+          <w:szCs w:val="22"/>
+        </w:rPr>
+        <w:tab/>
+      </w:r>
+      <w:r>
+        <w:rPr>
+          <w:rFonts w:ascii="PMingLiU" w:eastAsia="PMingLiU" w:hAnsi="PMingLiU" w:hint="eastAsia"/>
+          <w:sz w:val="22"/>
+          <w:szCs w:val="22"/>
+          <w:u w:val="single"/>
+        </w:rPr>
         <w:t>1.4. 以數位方法研究清代奏折和上諭</w:t>
       </w:r>
     </w:p>
@@ -1813,6 +2692,89 @@
           <w:szCs w:val="22"/>
         </w:rPr>
       </w:pPr>
+    </w:p>
+    <w:p>
+      <w:pPr>
+        <w:rPr>
+          <w:rFonts w:ascii="PMingLiU" w:eastAsia="PMingLiU" w:hAnsi="PMingLiU"/>
+          <w:sz w:val="22"/>
+          <w:szCs w:val="22"/>
+        </w:rPr>
+      </w:pPr>
+      <w:r>
+        <w:rPr>
+          <w:rFonts w:ascii="PMingLiU" w:eastAsia="PMingLiU" w:hAnsi="PMingLiU" w:hint="eastAsia"/>
+          <w:sz w:val="22"/>
+          <w:szCs w:val="22"/>
+        </w:rPr>
+        <w:t>因此，</w:t>
+      </w:r>
+      <w:r>
+        <w:rPr>
+          <w:rFonts w:ascii="PMingLiU" w:eastAsia="PMingLiU" w:hAnsi="PMingLiU" w:hint="eastAsia"/>
+          <w:sz w:val="22"/>
+          <w:szCs w:val="22"/>
+        </w:rPr>
+        <w:t>研究</w:t>
+      </w:r>
+      <w:r>
+        <w:rPr>
+          <w:rFonts w:ascii="PMingLiU" w:eastAsia="PMingLiU" w:hAnsi="PMingLiU" w:hint="eastAsia"/>
+          <w:sz w:val="22"/>
+          <w:szCs w:val="22"/>
+        </w:rPr>
+        <w:t>奏折</w:t>
+      </w:r>
+      <w:r>
+        <w:rPr>
+          <w:rFonts w:ascii="PMingLiU" w:eastAsia="PMingLiU" w:hAnsi="PMingLiU" w:hint="eastAsia"/>
+          <w:sz w:val="22"/>
+          <w:szCs w:val="22"/>
+        </w:rPr>
+        <w:t>時，</w:t>
+      </w:r>
+      <w:r>
+        <w:rPr>
+          <w:rFonts w:ascii="PMingLiU" w:eastAsia="PMingLiU" w:hAnsi="PMingLiU" w:hint="eastAsia"/>
+          <w:sz w:val="22"/>
+          <w:szCs w:val="22"/>
+        </w:rPr>
+        <w:t>研究者</w:t>
+      </w:r>
+      <w:r>
+        <w:rPr>
+          <w:rFonts w:ascii="PMingLiU" w:eastAsia="PMingLiU" w:hAnsi="PMingLiU" w:hint="eastAsia"/>
+          <w:sz w:val="22"/>
+          <w:szCs w:val="22"/>
+        </w:rPr>
+        <w:t>不但</w:t>
+      </w:r>
+      <w:r>
+        <w:rPr>
+          <w:rFonts w:ascii="PMingLiU" w:eastAsia="PMingLiU" w:hAnsi="PMingLiU" w:hint="eastAsia"/>
+          <w:sz w:val="22"/>
+          <w:szCs w:val="22"/>
+        </w:rPr>
+        <w:t>要分析單份文書所載的資訊，也要理解宏觀的資訊傳遞網絡。然而，面對大量文書及複雜的通信關係，研究者難以單憑人力掌握資訊傳遞的整體脈絡，</w:t>
+      </w:r>
+    </w:p>
+    <w:p>
+      <w:pPr>
+        <w:rPr>
+          <w:rFonts w:ascii="PMingLiU" w:eastAsia="PMingLiU" w:hAnsi="PMingLiU"/>
+          <w:sz w:val="22"/>
+          <w:szCs w:val="22"/>
+        </w:rPr>
+      </w:pPr>
+    </w:p>
+    <w:p>
+      <w:pPr>
+        <w:rPr>
+          <w:rFonts w:ascii="PMingLiU" w:eastAsia="PMingLiU" w:hAnsi="PMingLiU"/>
+          <w:sz w:val="22"/>
+          <w:szCs w:val="22"/>
+        </w:rPr>
+      </w:pPr>
       <w:r>
         <w:rPr>
           <w:rFonts w:ascii="PMingLiU" w:eastAsia="PMingLiU" w:hAnsi="PMingLiU" w:hint="eastAsia"/>
@@ -1841,7 +2803,99 @@
     <w:p>
       <w:pPr>
         <w:rPr>
-          <w:rFonts w:ascii="PMingLiU" w:eastAsia="PMingLiU" w:hAnsi="PMingLiU" w:hint="eastAsia"/>
+          <w:rFonts w:ascii="PMingLiU" w:eastAsia="PMingLiU" w:hAnsi="PMingLiU"/>
+          <w:sz w:val="22"/>
+          <w:szCs w:val="22"/>
+        </w:rPr>
+      </w:pPr>
+    </w:p>
+    <w:p>
+      <w:pPr>
+        <w:rPr>
+          <w:rFonts w:ascii="PMingLiU" w:eastAsia="PMingLiU" w:hAnsi="PMingLiU"/>
+          <w:sz w:val="22"/>
+          <w:szCs w:val="22"/>
+        </w:rPr>
+      </w:pPr>
+      <w:r>
+        <w:rPr>
+          <w:rFonts w:ascii="PMingLiU" w:eastAsia="PMingLiU" w:hAnsi="PMingLiU" w:hint="eastAsia"/>
+          <w:sz w:val="22"/>
+          <w:szCs w:val="22"/>
+        </w:rPr>
+        <w:t>因此，研究奏摺時，研究者不但需要分析單份文書，亦要理解整體的通信關係及資訊傳遞網絡。然而，面對大量文書，單靠人力難以掌握其整體脈絡，因此</w:t>
+      </w:r>
+      <w:r>
+        <w:rPr>
+          <w:rFonts w:ascii="PMingLiU" w:eastAsia="PMingLiU" w:hAnsi="PMingLiU" w:hint="eastAsia"/>
+          <w:sz w:val="22"/>
+          <w:szCs w:val="22"/>
+        </w:rPr>
+        <w:t>可以</w:t>
+      </w:r>
+      <w:r>
+        <w:rPr>
+          <w:rFonts w:ascii="PMingLiU" w:eastAsia="PMingLiU" w:hAnsi="PMingLiU" w:hint="eastAsia"/>
+          <w:sz w:val="22"/>
+          <w:szCs w:val="22"/>
+        </w:rPr>
+        <w:t>借助人工智能（</w:t>
+      </w:r>
+      <w:r>
+        <w:rPr>
+          <w:rFonts w:ascii="PMingLiU" w:eastAsia="PMingLiU" w:hAnsi="PMingLiU"/>
+          <w:sz w:val="22"/>
+          <w:szCs w:val="22"/>
+        </w:rPr>
+        <w:t>AI</w:t>
+      </w:r>
+      <w:r>
+        <w:rPr>
+          <w:rFonts w:ascii="PMingLiU" w:eastAsia="PMingLiU" w:hAnsi="PMingLiU" w:hint="eastAsia"/>
+          <w:sz w:val="22"/>
+          <w:szCs w:val="22"/>
+        </w:rPr>
+        <w:t>）及視覺化等</w:t>
+      </w:r>
+      <w:r>
+        <w:rPr>
+          <w:rFonts w:ascii="PMingLiU" w:eastAsia="PMingLiU" w:hAnsi="PMingLiU" w:hint="eastAsia"/>
+          <w:sz w:val="22"/>
+          <w:szCs w:val="22"/>
+        </w:rPr>
+        <w:t>的</w:t>
+      </w:r>
+      <w:r>
+        <w:rPr>
+          <w:rFonts w:ascii="PMingLiU" w:eastAsia="PMingLiU" w:hAnsi="PMingLiU" w:hint="eastAsia"/>
+          <w:sz w:val="22"/>
+          <w:szCs w:val="22"/>
+        </w:rPr>
+        <w:t>數位工具協助分析。</w:t>
+      </w:r>
+    </w:p>
+    <w:p>
+      <w:pPr>
+        <w:rPr>
+          <w:rFonts w:ascii="PMingLiU" w:eastAsia="PMingLiU" w:hAnsi="PMingLiU" w:hint="eastAsia"/>
+          <w:sz w:val="22"/>
+          <w:szCs w:val="22"/>
+        </w:rPr>
+      </w:pPr>
+    </w:p>
+    <w:p>
+      <w:pPr>
+        <w:rPr>
+          <w:rFonts w:ascii="PMingLiU" w:eastAsia="PMingLiU" w:hAnsi="PMingLiU" w:hint="eastAsia"/>
+          <w:sz w:val="22"/>
+          <w:szCs w:val="22"/>
+        </w:rPr>
+      </w:pPr>
+    </w:p>
+    <w:p>
+      <w:pPr>
+        <w:rPr>
+          <w:rFonts w:ascii="PMingLiU" w:eastAsia="PMingLiU" w:hAnsi="PMingLiU"/>
           <w:sz w:val="22"/>
           <w:szCs w:val="22"/>
         </w:rPr>
@@ -2048,7 +3102,7 @@
           <w:p>
             <w:pPr>
               <w:rPr>
-                <w:rFonts w:ascii="PMingLiU" w:eastAsia="PMingLiU" w:hAnsi="PMingLiU" w:hint="eastAsia"/>
+                <w:rFonts w:ascii="PMingLiU" w:eastAsia="PMingLiU" w:hAnsi="PMingLiU"/>
                 <w:sz w:val="22"/>
                 <w:szCs w:val="22"/>
               </w:rPr>
@@ -2328,7 +3382,7 @@
           <w:p>
             <w:pPr>
               <w:rPr>
-                <w:rFonts w:ascii="PMingLiU" w:eastAsia="PMingLiU" w:hAnsi="PMingLiU" w:hint="eastAsia"/>
+                <w:rFonts w:ascii="PMingLiU" w:eastAsia="PMingLiU" w:hAnsi="PMingLiU"/>
                 <w:sz w:val="22"/>
                 <w:szCs w:val="22"/>
               </w:rPr>
@@ -2511,7 +3565,7 @@
           <w:p>
             <w:pPr>
               <w:rPr>
-                <w:rFonts w:ascii="PMingLiU" w:eastAsia="PMingLiU" w:hAnsi="PMingLiU" w:hint="eastAsia"/>
+                <w:rFonts w:ascii="PMingLiU" w:eastAsia="PMingLiU" w:hAnsi="PMingLiU"/>
                 <w:sz w:val="22"/>
                 <w:szCs w:val="22"/>
               </w:rPr>
@@ -2559,15 +3613,7 @@
                 <w:sz w:val="22"/>
                 <w:szCs w:val="22"/>
               </w:rPr>
-              <w:t>以時間線和關係網絡等視覺化</w:t>
-            </w:r>
-            <w:r>
-              <w:rPr>
-                <w:rFonts w:ascii="PMingLiU" w:eastAsia="PMingLiU" w:hAnsi="PMingLiU" w:cs="PingFang TC" w:hint="eastAsia"/>
-                <w:sz w:val="22"/>
-                <w:szCs w:val="22"/>
-              </w:rPr>
-              <w:t>工具，</w:t>
+              <w:t>以時間線和關係網絡等視覺化工具，</w:t>
             </w:r>
           </w:p>
           <w:p>
@@ -2632,15 +3678,7 @@
                 <w:sz w:val="22"/>
                 <w:szCs w:val="22"/>
               </w:rPr>
-              <w:t>傳遞</w:t>
-            </w:r>
-            <w:r>
-              <w:rPr>
-                <w:rFonts w:ascii="PMingLiU" w:eastAsia="PMingLiU" w:hAnsi="PMingLiU" w:cs="PingFang TC" w:hint="eastAsia"/>
-                <w:sz w:val="22"/>
-                <w:szCs w:val="22"/>
-              </w:rPr>
-              <w:t>的</w:t>
+              <w:t>傳遞的</w:t>
             </w:r>
             <w:r>
               <w:rPr>
@@ -2673,15 +3711,7 @@
                 <w:sz w:val="22"/>
                 <w:szCs w:val="22"/>
               </w:rPr>
-              <w:t>宏觀</w:t>
-            </w:r>
-            <w:r>
-              <w:rPr>
-                <w:rFonts w:ascii="PMingLiU" w:eastAsia="PMingLiU" w:hAnsi="PMingLiU" w:cs="PingFang TC" w:hint="eastAsia"/>
-                <w:sz w:val="22"/>
-                <w:szCs w:val="22"/>
-              </w:rPr>
-              <w:t>的</w:t>
+              <w:t>宏觀的</w:t>
             </w:r>
             <w:r>
               <w:rPr>
@@ -2769,16 +3799,168 @@
           <w:szCs w:val="22"/>
           <w:u w:val="single"/>
         </w:rPr>
-        <w:t>1.5. 研究成果：「</w:t>
-      </w:r>
-      <w:r>
+        <w:t>1.5. 研究成果：「清代奏摺與上諭分析平台」</w:t>
+      </w:r>
+    </w:p>
+    <w:p>
+      <w:pPr>
+        <w:rPr>
+          <w:rFonts w:ascii="PMingLiU" w:eastAsia="PMingLiU" w:hAnsi="PMingLiU"/>
+          <w:sz w:val="22"/>
+          <w:szCs w:val="22"/>
+        </w:rPr>
+      </w:pPr>
+      <w:r>
+        <w:rPr>
+          <w:rFonts w:ascii="PMingLiU" w:eastAsia="PMingLiU" w:hAnsi="PMingLiU" w:hint="eastAsia"/>
+          <w:sz w:val="22"/>
+          <w:szCs w:val="22"/>
+        </w:rPr>
+        <w:t>基於上述理念，筆者建立了一個結合人工智能與</w:t>
+      </w:r>
+      <w:r>
+        <w:rPr>
+          <w:rFonts w:ascii="PMingLiU" w:eastAsia="PMingLiU" w:hAnsi="PMingLiU" w:hint="eastAsia"/>
+          <w:sz w:val="22"/>
+          <w:szCs w:val="22"/>
+        </w:rPr>
+        <w:t>視覺化工具</w:t>
+      </w:r>
+      <w:r>
+        <w:rPr>
+          <w:rFonts w:ascii="PMingLiU" w:eastAsia="PMingLiU" w:hAnsi="PMingLiU" w:hint="eastAsia"/>
+          <w:sz w:val="22"/>
+          <w:szCs w:val="22"/>
+        </w:rPr>
+        <w:t>的研究網站，作為研究奏摺與上諭的輔助平台。</w:t>
+      </w:r>
+    </w:p>
+    <w:p>
+      <w:pPr>
+        <w:rPr>
+          <w:rFonts w:ascii="PMingLiU" w:eastAsia="PMingLiU" w:hAnsi="PMingLiU"/>
+          <w:sz w:val="22"/>
+          <w:szCs w:val="22"/>
+        </w:rPr>
+      </w:pPr>
+    </w:p>
+    <w:p>
+      <w:pPr>
+        <w:rPr>
+          <w:rFonts w:ascii="PMingLiU" w:eastAsia="PMingLiU" w:hAnsi="PMingLiU"/>
+          <w:sz w:val="22"/>
+          <w:szCs w:val="22"/>
+        </w:rPr>
+      </w:pPr>
+      <w:r>
+        <w:rPr>
+          <w:rFonts w:ascii="PMingLiU" w:eastAsia="PMingLiU" w:hAnsi="PMingLiU" w:hint="eastAsia"/>
+          <w:sz w:val="22"/>
+          <w:szCs w:val="22"/>
+        </w:rPr>
+        <w:t>網站能夠載入大量文書，運用人工智能提取特定資訊，供研究者核對和分析；同時透過時間線和關係網絡等視覺化工具，呈現皇帝與官員之間的文書傳遞關係及資訊流向。</w:t>
+      </w:r>
+    </w:p>
+    <w:p>
+      <w:pPr>
+        <w:rPr>
+          <w:rFonts w:ascii="PMingLiU" w:eastAsia="PMingLiU" w:hAnsi="PMingLiU"/>
+          <w:sz w:val="22"/>
+          <w:szCs w:val="22"/>
+        </w:rPr>
+      </w:pPr>
+    </w:p>
+    <w:p>
+      <w:pPr>
+        <w:rPr>
+          <w:rFonts w:ascii="PMingLiU" w:eastAsia="PMingLiU" w:hAnsi="PMingLiU"/>
+          <w:sz w:val="22"/>
+          <w:szCs w:val="22"/>
+        </w:rPr>
+      </w:pPr>
+      <w:r>
+        <w:rPr>
+          <w:rFonts w:ascii="PMingLiU" w:eastAsia="PMingLiU" w:hAnsi="PMingLiU" w:hint="eastAsia"/>
+          <w:sz w:val="22"/>
+          <w:szCs w:val="22"/>
+        </w:rPr>
+        <w:t>透過上述功能，研究者既可從微觀層面閱讀單份文書的原文與資訊提取結果，</w:t>
+      </w:r>
+      <w:r>
+        <w:rPr>
+          <w:rFonts w:ascii="PMingLiU" w:eastAsia="PMingLiU" w:hAnsi="PMingLiU" w:hint="eastAsia"/>
+          <w:sz w:val="22"/>
+          <w:szCs w:val="22"/>
+        </w:rPr>
+        <w:t>亦</w:t>
+      </w:r>
+      <w:r>
+        <w:rPr>
+          <w:rFonts w:ascii="PMingLiU" w:eastAsia="PMingLiU" w:hAnsi="PMingLiU" w:hint="eastAsia"/>
+          <w:sz w:val="22"/>
+          <w:szCs w:val="22"/>
+        </w:rPr>
+        <w:t>可掌握宏觀</w:t>
+      </w:r>
+      <w:r>
+        <w:rPr>
+          <w:rFonts w:ascii="PMingLiU" w:eastAsia="PMingLiU" w:hAnsi="PMingLiU" w:hint="eastAsia"/>
+          <w:sz w:val="22"/>
+          <w:szCs w:val="22"/>
+        </w:rPr>
+        <w:t>的</w:t>
+      </w:r>
+      <w:r>
+        <w:rPr>
+          <w:rFonts w:ascii="PMingLiU" w:eastAsia="PMingLiU" w:hAnsi="PMingLiU" w:hint="eastAsia"/>
+          <w:sz w:val="22"/>
+          <w:szCs w:val="22"/>
+        </w:rPr>
+        <w:t>通信脈絡及資訊傳遞過程。</w:t>
+      </w:r>
+    </w:p>
+    <w:p>
+      <w:pPr>
+        <w:rPr>
+          <w:rFonts w:ascii="PMingLiU" w:eastAsia="PMingLiU" w:hAnsi="PMingLiU"/>
+          <w:sz w:val="22"/>
+          <w:szCs w:val="22"/>
+        </w:rPr>
+      </w:pPr>
+    </w:p>
+    <w:p>
+      <w:pPr>
+        <w:rPr>
+          <w:rFonts w:ascii="PMingLiU" w:eastAsia="PMingLiU" w:hAnsi="PMingLiU"/>
+          <w:sz w:val="22"/>
+          <w:szCs w:val="22"/>
+        </w:rPr>
+      </w:pPr>
+    </w:p>
+    <w:p>
+      <w:pPr>
         <w:rPr>
           <w:rFonts w:ascii="PMingLiU" w:eastAsia="PMingLiU" w:hAnsi="PMingLiU" w:hint="eastAsia"/>
           <w:sz w:val="22"/>
           <w:szCs w:val="22"/>
           <w:u w:val="single"/>
         </w:rPr>
-        <w:t>清代奏摺與上諭分析平台</w:t>
+      </w:pPr>
+      <w:r>
+        <w:rPr>
+          <w:rFonts w:ascii="PMingLiU" w:eastAsia="PMingLiU" w:hAnsi="PMingLiU"/>
+          <w:sz w:val="22"/>
+          <w:szCs w:val="22"/>
+        </w:rPr>
+        <w:tab/>
+      </w:r>
+      <w:r>
+        <w:rPr>
+          <w:rFonts w:ascii="PMingLiU" w:eastAsia="PMingLiU" w:hAnsi="PMingLiU"/>
+          <w:sz w:val="22"/>
+          <w:szCs w:val="22"/>
+        </w:rPr>
+        <w:tab/>
       </w:r>
       <w:r>
         <w:rPr>
@@ -2787,203 +3969,76 @@
           <w:szCs w:val="22"/>
           <w:u w:val="single"/>
         </w:rPr>
-        <w:t>」</w:t>
-      </w:r>
-    </w:p>
-    <w:p>
-      <w:pPr>
-        <w:rPr>
-          <w:rFonts w:ascii="PMingLiU" w:eastAsia="PMingLiU" w:hAnsi="PMingLiU"/>
-          <w:sz w:val="22"/>
-          <w:szCs w:val="22"/>
-        </w:rPr>
-      </w:pPr>
-      <w:r>
-        <w:rPr>
-          <w:rFonts w:ascii="PMingLiU" w:eastAsia="PMingLiU" w:hAnsi="PMingLiU" w:hint="eastAsia"/>
-          <w:sz w:val="22"/>
-          <w:szCs w:val="22"/>
-        </w:rPr>
-        <w:t>基於上述理念，筆者建立了一個結合人工智能與</w:t>
-      </w:r>
-      <w:r>
-        <w:rPr>
-          <w:rFonts w:ascii="PMingLiU" w:eastAsia="PMingLiU" w:hAnsi="PMingLiU" w:hint="eastAsia"/>
-          <w:sz w:val="22"/>
-          <w:szCs w:val="22"/>
-        </w:rPr>
-        <w:t>視覺化工具</w:t>
-      </w:r>
-      <w:r>
-        <w:rPr>
-          <w:rFonts w:ascii="PMingLiU" w:eastAsia="PMingLiU" w:hAnsi="PMingLiU" w:hint="eastAsia"/>
-          <w:sz w:val="22"/>
-          <w:szCs w:val="22"/>
-        </w:rPr>
-        <w:t>的研究網站，作為研究奏摺與上諭的輔助平台。</w:t>
-      </w:r>
-    </w:p>
-    <w:p>
-      <w:pPr>
-        <w:rPr>
-          <w:rFonts w:ascii="PMingLiU" w:eastAsia="PMingLiU" w:hAnsi="PMingLiU"/>
-          <w:sz w:val="22"/>
-          <w:szCs w:val="22"/>
-        </w:rPr>
-      </w:pPr>
-    </w:p>
-    <w:p>
-      <w:pPr>
-        <w:rPr>
-          <w:rFonts w:ascii="PMingLiU" w:eastAsia="PMingLiU" w:hAnsi="PMingLiU"/>
-          <w:sz w:val="22"/>
-          <w:szCs w:val="22"/>
-        </w:rPr>
-      </w:pPr>
-      <w:r>
-        <w:rPr>
-          <w:rFonts w:ascii="PMingLiU" w:eastAsia="PMingLiU" w:hAnsi="PMingLiU" w:hint="eastAsia"/>
-          <w:sz w:val="22"/>
-          <w:szCs w:val="22"/>
-        </w:rPr>
-        <w:t>網站能夠載入大量文書，運用人工智能提取特定資訊，供研究者核對和分析；同時透過時間線和關係網絡等視覺化工具，呈現皇帝與官員之間的文書傳遞關係及資訊流向。</w:t>
-      </w:r>
-    </w:p>
-    <w:p>
-      <w:pPr>
-        <w:rPr>
-          <w:rFonts w:ascii="PMingLiU" w:eastAsia="PMingLiU" w:hAnsi="PMingLiU"/>
-          <w:sz w:val="22"/>
-          <w:szCs w:val="22"/>
-        </w:rPr>
-      </w:pPr>
-    </w:p>
-    <w:p>
-      <w:pPr>
-        <w:rPr>
-          <w:rFonts w:ascii="PMingLiU" w:eastAsia="PMingLiU" w:hAnsi="PMingLiU"/>
-          <w:sz w:val="22"/>
-          <w:szCs w:val="22"/>
-        </w:rPr>
-      </w:pPr>
-      <w:r>
-        <w:rPr>
-          <w:rFonts w:ascii="PMingLiU" w:eastAsia="PMingLiU" w:hAnsi="PMingLiU" w:hint="eastAsia"/>
-          <w:sz w:val="22"/>
-          <w:szCs w:val="22"/>
-        </w:rPr>
-        <w:t>透過上述功能，研究者既可從微觀層面閱讀單份文書的原文與資訊提取結果，</w:t>
-      </w:r>
-      <w:r>
-        <w:rPr>
-          <w:rFonts w:ascii="PMingLiU" w:eastAsia="PMingLiU" w:hAnsi="PMingLiU" w:hint="eastAsia"/>
-          <w:sz w:val="22"/>
-          <w:szCs w:val="22"/>
-        </w:rPr>
-        <w:t>亦</w:t>
-      </w:r>
-      <w:r>
-        <w:rPr>
-          <w:rFonts w:ascii="PMingLiU" w:eastAsia="PMingLiU" w:hAnsi="PMingLiU" w:hint="eastAsia"/>
-          <w:sz w:val="22"/>
-          <w:szCs w:val="22"/>
-        </w:rPr>
-        <w:t>可掌握宏觀</w:t>
-      </w:r>
-      <w:r>
-        <w:rPr>
-          <w:rFonts w:ascii="PMingLiU" w:eastAsia="PMingLiU" w:hAnsi="PMingLiU" w:hint="eastAsia"/>
-          <w:sz w:val="22"/>
-          <w:szCs w:val="22"/>
-        </w:rPr>
-        <w:t>的</w:t>
-      </w:r>
-      <w:r>
-        <w:rPr>
-          <w:rFonts w:ascii="PMingLiU" w:eastAsia="PMingLiU" w:hAnsi="PMingLiU" w:hint="eastAsia"/>
-          <w:sz w:val="22"/>
-          <w:szCs w:val="22"/>
-        </w:rPr>
-        <w:t>通信脈絡及資訊傳遞過程。</w:t>
-      </w:r>
-    </w:p>
-    <w:p>
-      <w:pPr>
-        <w:rPr>
-          <w:rFonts w:ascii="PMingLiU" w:eastAsia="PMingLiU" w:hAnsi="PMingLiU" w:hint="eastAsia"/>
-          <w:sz w:val="22"/>
-          <w:szCs w:val="22"/>
-        </w:rPr>
-      </w:pPr>
-    </w:p>
-    <w:p>
-      <w:pPr>
-        <w:rPr>
-          <w:rFonts w:ascii="PMingLiU" w:eastAsia="PMingLiU" w:hAnsi="PMingLiU"/>
-          <w:sz w:val="22"/>
-          <w:szCs w:val="22"/>
-        </w:rPr>
-      </w:pPr>
-    </w:p>
-    <w:p>
-      <w:pPr>
+        <w:t>1.6. 示範案例：林爽文事件</w:t>
+      </w:r>
+      <w:r>
         <w:rPr>
           <w:rFonts w:ascii="PMingLiU" w:eastAsia="PMingLiU" w:hAnsi="PMingLiU" w:hint="eastAsia"/>
           <w:sz w:val="22"/>
           <w:szCs w:val="22"/>
           <w:u w:val="single"/>
         </w:rPr>
-      </w:pPr>
-      <w:r>
-        <w:rPr>
-          <w:rFonts w:ascii="PMingLiU" w:eastAsia="PMingLiU" w:hAnsi="PMingLiU"/>
-          <w:sz w:val="22"/>
-          <w:szCs w:val="22"/>
-        </w:rPr>
-        <w:tab/>
-      </w:r>
-      <w:r>
-        <w:rPr>
-          <w:rFonts w:ascii="PMingLiU" w:eastAsia="PMingLiU" w:hAnsi="PMingLiU"/>
-          <w:sz w:val="22"/>
-          <w:szCs w:val="22"/>
-        </w:rPr>
-        <w:tab/>
-      </w:r>
-      <w:r>
-        <w:rPr>
-          <w:rFonts w:ascii="PMingLiU" w:eastAsia="PMingLiU" w:hAnsi="PMingLiU" w:hint="eastAsia"/>
-          <w:sz w:val="22"/>
-          <w:szCs w:val="22"/>
-          <w:u w:val="single"/>
-        </w:rPr>
-        <w:t xml:space="preserve">1.6. </w:t>
-      </w:r>
-      <w:r>
-        <w:rPr>
-          <w:rFonts w:ascii="PMingLiU" w:eastAsia="PMingLiU" w:hAnsi="PMingLiU" w:hint="eastAsia"/>
-          <w:sz w:val="22"/>
-          <w:szCs w:val="22"/>
-          <w:u w:val="single"/>
-        </w:rPr>
-        <w:t>示範案例：林爽文事件</w:t>
-      </w:r>
-    </w:p>
-    <w:p>
-      <w:pPr>
-        <w:rPr>
-          <w:rFonts w:ascii="PMingLiU" w:eastAsia="PMingLiU" w:hAnsi="PMingLiU"/>
-          <w:sz w:val="22"/>
-          <w:szCs w:val="22"/>
-        </w:rPr>
-      </w:pPr>
-      <w:r>
-        <w:rPr>
-          <w:rFonts w:ascii="PMingLiU" w:eastAsia="PMingLiU" w:hAnsi="PMingLiU" w:hint="eastAsia"/>
-          <w:sz w:val="22"/>
-          <w:szCs w:val="22"/>
-        </w:rPr>
-        <w:t>為展示本網站的研究方法及各項功能，本文將以林爽文民變作為示範案例。林爽文民變於乾隆五十一年（</w:t>
+        <w:t>（1786-1788）</w:t>
+      </w:r>
+    </w:p>
+    <w:p>
+      <w:pPr>
+        <w:rPr>
+          <w:rFonts w:ascii="PMingLiU" w:eastAsia="PMingLiU" w:hAnsi="PMingLiU" w:hint="eastAsia"/>
+          <w:sz w:val="22"/>
+          <w:szCs w:val="22"/>
+        </w:rPr>
+      </w:pPr>
+      <w:r>
+        <w:rPr>
+          <w:rFonts w:ascii="PMingLiU" w:eastAsia="PMingLiU" w:hAnsi="PMingLiU" w:hint="eastAsia"/>
+          <w:sz w:val="22"/>
+          <w:szCs w:val="22"/>
+        </w:rPr>
+        <w:t>under the title:</w:t>
+      </w:r>
+    </w:p>
+    <w:p>
+      <w:pPr>
+        <w:rPr>
+          <w:rFonts w:ascii="PMingLiU" w:eastAsia="PMingLiU" w:hAnsi="PMingLiU"/>
+          <w:sz w:val="22"/>
+          <w:szCs w:val="22"/>
+        </w:rPr>
+      </w:pPr>
+      <w:r>
+        <w:rPr>
+          <w:rFonts w:ascii="PMingLiU" w:eastAsia="PMingLiU" w:hAnsi="PMingLiU" w:hint="eastAsia"/>
+          <w:sz w:val="22"/>
+          <w:szCs w:val="22"/>
+        </w:rPr>
+        <w:t>為展示本網站的研究方法及各項功能，本文將以林爽文民變作為示範案例。</w:t>
+      </w:r>
+    </w:p>
+    <w:p>
+      <w:pPr>
+        <w:rPr>
+          <w:rFonts w:ascii="PMingLiU" w:eastAsia="PMingLiU" w:hAnsi="PMingLiU"/>
+          <w:sz w:val="22"/>
+          <w:szCs w:val="22"/>
+        </w:rPr>
+      </w:pPr>
+    </w:p>
+    <w:p>
+      <w:pPr>
+        <w:rPr>
+          <w:rFonts w:ascii="PMingLiU" w:eastAsia="PMingLiU" w:hAnsi="PMingLiU"/>
+          <w:sz w:val="22"/>
+          <w:szCs w:val="22"/>
+        </w:rPr>
+      </w:pPr>
+      <w:r>
+        <w:rPr>
+          <w:rFonts w:ascii="PMingLiU" w:eastAsia="PMingLiU" w:hAnsi="PMingLiU" w:hint="eastAsia"/>
+          <w:sz w:val="22"/>
+          <w:szCs w:val="22"/>
+        </w:rPr>
+        <w:t>林爽文民變於乾隆五十一年（</w:t>
       </w:r>
       <w:r>
         <w:rPr>
@@ -3005,16 +4060,16 @@
     <w:p>
       <w:pPr>
         <w:rPr>
-          <w:rFonts w:ascii="PMingLiU" w:eastAsia="PMingLiU" w:hAnsi="PMingLiU" w:hint="eastAsia"/>
-          <w:sz w:val="22"/>
-          <w:szCs w:val="22"/>
-        </w:rPr>
-      </w:pPr>
-    </w:p>
-    <w:p>
-      <w:pPr>
-        <w:rPr>
-          <w:rFonts w:ascii="PMingLiU" w:eastAsia="PMingLiU" w:hAnsi="PMingLiU" w:hint="eastAsia"/>
+          <w:rFonts w:ascii="PMingLiU" w:eastAsia="PMingLiU" w:hAnsi="PMingLiU"/>
+          <w:sz w:val="22"/>
+          <w:szCs w:val="22"/>
+        </w:rPr>
+      </w:pPr>
+    </w:p>
+    <w:p>
+      <w:pPr>
+        <w:rPr>
+          <w:rFonts w:ascii="PMingLiU" w:eastAsia="PMingLiU" w:hAnsi="PMingLiU"/>
           <w:sz w:val="22"/>
           <w:szCs w:val="22"/>
         </w:rPr>
@@ -3098,20 +4153,719 @@
     <w:p>
       <w:pPr>
         <w:rPr>
-          <w:rFonts w:ascii="PMingLiU" w:eastAsia="PMingLiU" w:hAnsi="PMingLiU" w:hint="eastAsia"/>
-          <w:sz w:val="22"/>
-          <w:szCs w:val="22"/>
-        </w:rPr>
-      </w:pPr>
-    </w:p>
-    <w:p>
-      <w:pPr>
-        <w:rPr>
-          <w:rFonts w:ascii="PMingLiU" w:eastAsia="PMingLiU" w:hAnsi="PMingLiU" w:hint="eastAsia"/>
-          <w:sz w:val="22"/>
-          <w:szCs w:val="22"/>
-        </w:rPr>
-      </w:pPr>
+          <w:rFonts w:ascii="PMingLiU" w:eastAsia="PMingLiU" w:hAnsi="PMingLiU"/>
+          <w:sz w:val="22"/>
+          <w:szCs w:val="22"/>
+        </w:rPr>
+      </w:pPr>
+    </w:p>
+    <w:p>
+      <w:pPr>
+        <w:rPr>
+          <w:rFonts w:ascii="PMingLiU" w:eastAsia="PMingLiU" w:hAnsi="PMingLiU"/>
+          <w:sz w:val="22"/>
+          <w:szCs w:val="22"/>
+        </w:rPr>
+      </w:pPr>
+      <w:r>
+        <w:rPr>
+          <w:rFonts w:ascii="PMingLiU" w:eastAsia="PMingLiU" w:hAnsi="PMingLiU" w:hint="eastAsia"/>
+          <w:sz w:val="22"/>
+          <w:szCs w:val="22"/>
+        </w:rPr>
+        <w:t>第二，林爽文事件保存了大量</w:t>
+      </w:r>
+      <w:r>
+        <w:rPr>
+          <w:rFonts w:ascii="PMingLiU" w:eastAsia="PMingLiU" w:hAnsi="PMingLiU" w:hint="eastAsia"/>
+          <w:sz w:val="22"/>
+          <w:szCs w:val="22"/>
+        </w:rPr>
+        <w:t>漢文的</w:t>
+      </w:r>
+      <w:r>
+        <w:rPr>
+          <w:rFonts w:ascii="PMingLiU" w:eastAsia="PMingLiU" w:hAnsi="PMingLiU" w:hint="eastAsia"/>
+          <w:sz w:val="22"/>
+          <w:szCs w:val="22"/>
+        </w:rPr>
+        <w:t>奏摺</w:t>
+      </w:r>
+      <w:r>
+        <w:rPr>
+          <w:rFonts w:ascii="PMingLiU" w:eastAsia="PMingLiU" w:hAnsi="PMingLiU" w:hint="eastAsia"/>
+          <w:sz w:val="22"/>
+          <w:szCs w:val="22"/>
+        </w:rPr>
+        <w:t>和</w:t>
+      </w:r>
+      <w:r>
+        <w:rPr>
+          <w:rFonts w:ascii="PMingLiU" w:eastAsia="PMingLiU" w:hAnsi="PMingLiU" w:hint="eastAsia"/>
+          <w:sz w:val="22"/>
+          <w:szCs w:val="22"/>
+        </w:rPr>
+        <w:t>上諭，記錄</w:t>
+      </w:r>
+      <w:r>
+        <w:rPr>
+          <w:rFonts w:ascii="PMingLiU" w:eastAsia="PMingLiU" w:hAnsi="PMingLiU" w:hint="eastAsia"/>
+          <w:sz w:val="22"/>
+          <w:szCs w:val="22"/>
+        </w:rPr>
+        <w:t>了戰時</w:t>
+      </w:r>
+      <w:r>
+        <w:rPr>
+          <w:rFonts w:ascii="PMingLiU" w:eastAsia="PMingLiU" w:hAnsi="PMingLiU" w:hint="eastAsia"/>
+          <w:sz w:val="22"/>
+          <w:szCs w:val="22"/>
+        </w:rPr>
+        <w:t>地方官員</w:t>
+      </w:r>
+      <w:r>
+        <w:rPr>
+          <w:rFonts w:ascii="PMingLiU" w:eastAsia="PMingLiU" w:hAnsi="PMingLiU" w:hint="eastAsia"/>
+          <w:sz w:val="22"/>
+          <w:szCs w:val="22"/>
+        </w:rPr>
+        <w:t>和皇帝的溝通</w:t>
+      </w:r>
+      <w:r>
+        <w:rPr>
+          <w:rFonts w:ascii="PMingLiU" w:eastAsia="PMingLiU" w:hAnsi="PMingLiU" w:hint="eastAsia"/>
+          <w:sz w:val="22"/>
+          <w:szCs w:val="22"/>
+        </w:rPr>
+        <w:t>過程</w:t>
+      </w:r>
+      <w:r>
+        <w:rPr>
+          <w:rFonts w:ascii="PMingLiU" w:eastAsia="PMingLiU" w:hAnsi="PMingLiU" w:hint="eastAsia"/>
+          <w:sz w:val="22"/>
+          <w:szCs w:val="22"/>
+        </w:rPr>
+        <w:t>，為研究提供了豐富的材料</w:t>
+      </w:r>
+      <w:r>
+        <w:rPr>
+          <w:rFonts w:ascii="PMingLiU" w:eastAsia="PMingLiU" w:hAnsi="PMingLiU" w:hint="eastAsia"/>
+          <w:sz w:val="22"/>
+          <w:szCs w:val="22"/>
+        </w:rPr>
+        <w:t>。本研究所使用的奏摺主要收錄於臺灣史料集成編輯委員會編《明清臺灣檔案彙編》，上諭則主要收錄於中國人民大學清史研究所、中國第一歷史檔案館編《天地會》。這些史料已由當代學者整理、校勘及彙編出版，不僅保存了文書原文，也保留文件類型、日期、硃批及其他重要資訊，為運用人工智能及數位人文技術分析官方文書提供了完整而可靠的研究材料。</w:t>
+      </w:r>
+    </w:p>
+    <w:p>
+      <w:pPr>
+        <w:rPr>
+          <w:rFonts w:ascii="PMingLiU" w:eastAsia="PMingLiU" w:hAnsi="PMingLiU"/>
+          <w:sz w:val="22"/>
+          <w:szCs w:val="22"/>
+        </w:rPr>
+      </w:pPr>
+      <w:r>
+        <w:rPr>
+          <w:rFonts w:ascii="PMingLiU" w:eastAsia="PMingLiU" w:hAnsi="PMingLiU"/>
+          <w:sz w:val="22"/>
+          <w:szCs w:val="22"/>
+        </w:rPr>
+        <w:t> </w:t>
+      </w:r>
+    </w:p>
+    <w:p>
+      <w:pPr>
+        <w:rPr>
+          <w:rFonts w:ascii="PMingLiU" w:eastAsia="PMingLiU" w:hAnsi="PMingLiU"/>
+          <w:sz w:val="22"/>
+          <w:szCs w:val="22"/>
+        </w:rPr>
+      </w:pPr>
+      <w:r>
+        <w:rPr>
+          <w:rFonts w:ascii="PMingLiU" w:eastAsia="PMingLiU" w:hAnsi="PMingLiU" w:hint="eastAsia"/>
+          <w:sz w:val="22"/>
+          <w:szCs w:val="22"/>
+        </w:rPr>
+        <w:t>第二，林爽文民變保存了大量奏摺與上諭，完整記錄戰時地方官員與皇帝之間的通信過程，為研究提供了豐富的材料。本研究主要採用《明清臺灣檔案彙編》</w:t>
+      </w:r>
+      <w:r>
+        <w:rPr>
+          <w:rFonts w:ascii="PMingLiU" w:eastAsia="PMingLiU" w:hAnsi="PMingLiU" w:hint="eastAsia"/>
+          <w:sz w:val="22"/>
+          <w:szCs w:val="22"/>
+        </w:rPr>
+        <w:t>（</w:t>
+      </w:r>
+      <w:r>
+        <w:rPr>
+          <w:rFonts w:ascii="PMingLiU" w:eastAsia="PMingLiU" w:hAnsi="PMingLiU" w:hint="eastAsia"/>
+          <w:sz w:val="22"/>
+          <w:szCs w:val="22"/>
+        </w:rPr>
+        <w:t>臺灣史料集成編輯委員會編</w:t>
+      </w:r>
+      <w:r>
+        <w:rPr>
+          <w:rFonts w:ascii="PMingLiU" w:eastAsia="PMingLiU" w:hAnsi="PMingLiU" w:hint="eastAsia"/>
+          <w:sz w:val="22"/>
+          <w:szCs w:val="22"/>
+        </w:rPr>
+        <w:t>）</w:t>
+      </w:r>
+      <w:r>
+        <w:rPr>
+          <w:rFonts w:ascii="PMingLiU" w:eastAsia="PMingLiU" w:hAnsi="PMingLiU" w:hint="eastAsia"/>
+          <w:sz w:val="22"/>
+          <w:szCs w:val="22"/>
+        </w:rPr>
+        <w:t>及《天地會檔案彙編》</w:t>
+      </w:r>
+      <w:r>
+        <w:rPr>
+          <w:rFonts w:ascii="PMingLiU" w:eastAsia="PMingLiU" w:hAnsi="PMingLiU" w:hint="eastAsia"/>
+          <w:sz w:val="22"/>
+          <w:szCs w:val="22"/>
+        </w:rPr>
+        <w:t>（</w:t>
+      </w:r>
+      <w:r>
+        <w:rPr>
+          <w:rFonts w:ascii="PMingLiU" w:eastAsia="PMingLiU" w:hAnsi="PMingLiU" w:hint="eastAsia"/>
+          <w:sz w:val="22"/>
+          <w:szCs w:val="22"/>
+        </w:rPr>
+        <w:t>中國人民大學清史研究所、中國第一歷史檔案館編</w:t>
+      </w:r>
+      <w:r>
+        <w:rPr>
+          <w:rFonts w:ascii="PMingLiU" w:eastAsia="PMingLiU" w:hAnsi="PMingLiU" w:hint="eastAsia"/>
+          <w:sz w:val="22"/>
+          <w:szCs w:val="22"/>
+        </w:rPr>
+        <w:t>）</w:t>
+      </w:r>
+      <w:r>
+        <w:rPr>
+          <w:rFonts w:ascii="PMingLiU" w:eastAsia="PMingLiU" w:hAnsi="PMingLiU" w:hint="eastAsia"/>
+          <w:sz w:val="22"/>
+          <w:szCs w:val="22"/>
+        </w:rPr>
+        <w:t>所收錄的</w:t>
+      </w:r>
+      <w:r>
+        <w:rPr>
+          <w:rFonts w:ascii="PMingLiU" w:eastAsia="PMingLiU" w:hAnsi="PMingLiU" w:hint="eastAsia"/>
+          <w:sz w:val="22"/>
+          <w:szCs w:val="22"/>
+        </w:rPr>
+        <w:t>奏摺和上諭</w:t>
+      </w:r>
+      <w:r>
+        <w:rPr>
+          <w:rFonts w:ascii="PMingLiU" w:eastAsia="PMingLiU" w:hAnsi="PMingLiU" w:hint="eastAsia"/>
+          <w:sz w:val="22"/>
+          <w:szCs w:val="22"/>
+        </w:rPr>
+        <w:t>。這些史料均經當代學者整理、校勘及出版，完整保留文書原文、文書類型、</w:t>
+      </w:r>
+      <w:r>
+        <w:rPr>
+          <w:rFonts w:ascii="PMingLiU" w:eastAsia="PMingLiU" w:hAnsi="PMingLiU" w:hint="eastAsia"/>
+          <w:sz w:val="22"/>
+          <w:szCs w:val="22"/>
+        </w:rPr>
+        <w:t>收發</w:t>
+      </w:r>
+      <w:r>
+        <w:rPr>
+          <w:rFonts w:ascii="PMingLiU" w:eastAsia="PMingLiU" w:hAnsi="PMingLiU" w:hint="eastAsia"/>
+          <w:sz w:val="22"/>
+          <w:szCs w:val="22"/>
+        </w:rPr>
+        <w:t>日期及硃批等重要資訊，為</w:t>
+      </w:r>
+      <w:r>
+        <w:rPr>
+          <w:rFonts w:ascii="PMingLiU" w:eastAsia="PMingLiU" w:hAnsi="PMingLiU" w:hint="eastAsia"/>
+          <w:sz w:val="22"/>
+          <w:szCs w:val="22"/>
+        </w:rPr>
+        <w:t>研究</w:t>
+      </w:r>
+      <w:r>
+        <w:rPr>
+          <w:rFonts w:ascii="PMingLiU" w:eastAsia="PMingLiU" w:hAnsi="PMingLiU" w:hint="eastAsia"/>
+          <w:sz w:val="22"/>
+          <w:szCs w:val="22"/>
+        </w:rPr>
+        <w:t>提供</w:t>
+      </w:r>
+      <w:r>
+        <w:rPr>
+          <w:rFonts w:ascii="PMingLiU" w:eastAsia="PMingLiU" w:hAnsi="PMingLiU" w:hint="eastAsia"/>
+          <w:sz w:val="22"/>
+          <w:szCs w:val="22"/>
+        </w:rPr>
+        <w:t>了</w:t>
+      </w:r>
+      <w:r>
+        <w:rPr>
+          <w:rFonts w:ascii="PMingLiU" w:eastAsia="PMingLiU" w:hAnsi="PMingLiU" w:hint="eastAsia"/>
+          <w:sz w:val="22"/>
+          <w:szCs w:val="22"/>
+        </w:rPr>
+        <w:t>可靠的材料。</w:t>
+      </w:r>
+    </w:p>
+    <w:p>
+      <w:pPr>
+        <w:rPr>
+          <w:rFonts w:ascii="PMingLiU" w:eastAsia="PMingLiU" w:hAnsi="PMingLiU"/>
+          <w:sz w:val="22"/>
+          <w:szCs w:val="22"/>
+        </w:rPr>
+      </w:pPr>
+    </w:p>
+    <w:p>
+      <w:pPr>
+        <w:rPr>
+          <w:rFonts w:ascii="PMingLiU" w:eastAsia="PMingLiU" w:hAnsi="PMingLiU"/>
+          <w:sz w:val="22"/>
+          <w:szCs w:val="22"/>
+        </w:rPr>
+      </w:pPr>
+    </w:p>
+    <w:p>
+      <w:pPr>
+        <w:rPr>
+          <w:rFonts w:ascii="PMingLiU" w:eastAsia="PMingLiU" w:hAnsi="PMingLiU"/>
+          <w:sz w:val="22"/>
+          <w:szCs w:val="22"/>
+        </w:rPr>
+      </w:pPr>
+    </w:p>
+    <w:p>
+      <w:pPr>
+        <w:rPr>
+          <w:rFonts w:ascii="PMingLiU" w:eastAsia="PMingLiU" w:hAnsi="PMingLiU" w:hint="eastAsia"/>
+          <w:sz w:val="22"/>
+          <w:szCs w:val="22"/>
+        </w:rPr>
+      </w:pPr>
+      <w:r>
+        <w:rPr>
+          <w:rFonts w:ascii="PMingLiU" w:eastAsia="PMingLiU" w:hAnsi="PMingLiU" w:hint="eastAsia"/>
+          <w:sz w:val="22"/>
+          <w:szCs w:val="22"/>
+        </w:rPr>
+        <w:t>under the title</w:t>
+      </w:r>
+      <w:r>
+        <w:rPr>
+          <w:rFonts w:ascii="PMingLiU" w:eastAsia="PMingLiU" w:hAnsi="PMingLiU" w:hint="eastAsia"/>
+          <w:sz w:val="22"/>
+          <w:szCs w:val="22"/>
+        </w:rPr>
+        <w:t xml:space="preserve"> of </w:t>
+      </w:r>
+      <w:r>
+        <w:rPr>
+          <w:rFonts w:ascii="PMingLiU" w:eastAsia="PMingLiU" w:hAnsi="PMingLiU" w:hint="eastAsia"/>
+          <w:sz w:val="22"/>
+          <w:szCs w:val="22"/>
+        </w:rPr>
+        <w:t>示範案例：林爽文民變</w:t>
+      </w:r>
+      <w:r>
+        <w:rPr>
+          <w:rFonts w:ascii="PMingLiU" w:eastAsia="PMingLiU" w:hAnsi="PMingLiU" w:hint="eastAsia"/>
+          <w:sz w:val="22"/>
+          <w:szCs w:val="22"/>
+        </w:rPr>
+        <w:t>（1786-1788）</w:t>
+      </w:r>
+      <w:r>
+        <w:rPr>
+          <w:rFonts w:ascii="PMingLiU" w:eastAsia="PMingLiU" w:hAnsi="PMingLiU" w:hint="eastAsia"/>
+          <w:sz w:val="22"/>
+          <w:szCs w:val="22"/>
+        </w:rPr>
+        <w:t>:</w:t>
+      </w:r>
+    </w:p>
+    <w:p>
+      <w:pPr>
+        <w:rPr>
+          <w:rFonts w:ascii="PMingLiU" w:eastAsia="PMingLiU" w:hAnsi="PMingLiU"/>
+          <w:sz w:val="22"/>
+          <w:szCs w:val="22"/>
+        </w:rPr>
+      </w:pPr>
+      <w:r>
+        <w:rPr>
+          <w:rFonts w:ascii="PMingLiU" w:eastAsia="PMingLiU" w:hAnsi="PMingLiU" w:hint="eastAsia"/>
+          <w:sz w:val="22"/>
+          <w:szCs w:val="22"/>
+        </w:rPr>
+        <w:t>為展示本網站的研究方法及各項功能，</w:t>
+      </w:r>
+      <w:r>
+        <w:rPr>
+          <w:rFonts w:ascii="PMingLiU" w:eastAsia="PMingLiU" w:hAnsi="PMingLiU" w:hint="eastAsia"/>
+          <w:sz w:val="22"/>
+          <w:szCs w:val="22"/>
+        </w:rPr>
+        <w:t>網站會</w:t>
+      </w:r>
+      <w:r>
+        <w:rPr>
+          <w:rFonts w:ascii="PMingLiU" w:eastAsia="PMingLiU" w:hAnsi="PMingLiU" w:hint="eastAsia"/>
+          <w:sz w:val="22"/>
+          <w:szCs w:val="22"/>
+        </w:rPr>
+        <w:t>以林爽文民變作為示範案例。</w:t>
+      </w:r>
+    </w:p>
+    <w:p>
+      <w:pPr>
+        <w:rPr>
+          <w:rFonts w:ascii="PMingLiU" w:eastAsia="PMingLiU" w:hAnsi="PMingLiU"/>
+          <w:sz w:val="22"/>
+          <w:szCs w:val="22"/>
+        </w:rPr>
+      </w:pPr>
+    </w:p>
+    <w:p>
+      <w:pPr>
+        <w:rPr>
+          <w:rFonts w:ascii="PMingLiU" w:eastAsia="PMingLiU" w:hAnsi="PMingLiU" w:hint="eastAsia"/>
+          <w:sz w:val="22"/>
+          <w:szCs w:val="22"/>
+        </w:rPr>
+      </w:pPr>
+      <w:r>
+        <w:rPr>
+          <w:rFonts w:ascii="PMingLiU" w:eastAsia="PMingLiU" w:hAnsi="PMingLiU" w:hint="eastAsia"/>
+          <w:sz w:val="22"/>
+          <w:szCs w:val="22"/>
+        </w:rPr>
+        <w:t xml:space="preserve">title: </w:t>
+      </w:r>
+      <w:r>
+        <w:rPr>
+          <w:rFonts w:ascii="PMingLiU" w:eastAsia="PMingLiU" w:hAnsi="PMingLiU" w:hint="eastAsia"/>
+          <w:sz w:val="22"/>
+          <w:szCs w:val="22"/>
+        </w:rPr>
+        <w:t>林爽文民變</w:t>
+      </w:r>
+    </w:p>
+    <w:p>
+      <w:pPr>
+        <w:rPr>
+          <w:rFonts w:ascii="PMingLiU" w:eastAsia="PMingLiU" w:hAnsi="PMingLiU"/>
+          <w:sz w:val="22"/>
+          <w:szCs w:val="22"/>
+        </w:rPr>
+      </w:pPr>
+      <w:r>
+        <w:rPr>
+          <w:rFonts w:ascii="PMingLiU" w:eastAsia="PMingLiU" w:hAnsi="PMingLiU" w:hint="eastAsia"/>
+          <w:sz w:val="22"/>
+          <w:szCs w:val="22"/>
+        </w:rPr>
+        <w:t>林爽文民變於乾隆五十一年（</w:t>
+      </w:r>
+      <w:r>
+        <w:rPr>
+          <w:rFonts w:ascii="PMingLiU" w:eastAsia="PMingLiU" w:hAnsi="PMingLiU"/>
+          <w:sz w:val="22"/>
+          <w:szCs w:val="22"/>
+        </w:rPr>
+        <w:t>1786</w:t>
+      </w:r>
+      <w:r>
+        <w:rPr>
+          <w:rFonts w:ascii="PMingLiU" w:eastAsia="PMingLiU" w:hAnsi="PMingLiU" w:hint="eastAsia"/>
+          <w:sz w:val="22"/>
+          <w:szCs w:val="22"/>
+        </w:rPr>
+        <w:t>）爆發，歷時約兩年，由天地會領袖林爽文在臺灣中部的彰化發動，並迅速蔓延至臺灣多地，最終促使清廷派遣福康安率軍來臺鎮壓。乾隆帝其後將平定此役列為「十全武功」之一。</w:t>
+      </w:r>
+    </w:p>
+    <w:p>
+      <w:pPr>
+        <w:rPr>
+          <w:rFonts w:ascii="PMingLiU" w:eastAsia="PMingLiU" w:hAnsi="PMingLiU"/>
+          <w:sz w:val="22"/>
+          <w:szCs w:val="22"/>
+        </w:rPr>
+      </w:pPr>
+    </w:p>
+    <w:p>
+      <w:pPr>
+        <w:rPr>
+          <w:rFonts w:ascii="PMingLiU" w:eastAsia="PMingLiU" w:hAnsi="PMingLiU"/>
+          <w:sz w:val="22"/>
+          <w:szCs w:val="22"/>
+        </w:rPr>
+      </w:pPr>
+    </w:p>
+    <w:p>
+      <w:pPr>
+        <w:rPr>
+          <w:rFonts w:ascii="PMingLiU" w:eastAsia="PMingLiU" w:hAnsi="PMingLiU"/>
+          <w:sz w:val="22"/>
+          <w:szCs w:val="22"/>
+        </w:rPr>
+      </w:pPr>
+      <w:r>
+        <w:rPr>
+          <w:rFonts w:ascii="PMingLiU" w:eastAsia="PMingLiU" w:hAnsi="PMingLiU" w:hint="eastAsia"/>
+          <w:sz w:val="22"/>
+          <w:szCs w:val="22"/>
+        </w:rPr>
+        <w:t xml:space="preserve">title: </w:t>
+      </w:r>
+      <w:r>
+        <w:rPr>
+          <w:rFonts w:ascii="PMingLiU" w:eastAsia="PMingLiU" w:hAnsi="PMingLiU" w:hint="eastAsia"/>
+          <w:sz w:val="22"/>
+          <w:szCs w:val="22"/>
+        </w:rPr>
+        <w:t>林爽文民變</w:t>
+      </w:r>
+      <w:r>
+        <w:rPr>
+          <w:rFonts w:ascii="PMingLiU" w:eastAsia="PMingLiU" w:hAnsi="PMingLiU" w:hint="eastAsia"/>
+          <w:sz w:val="22"/>
+          <w:szCs w:val="22"/>
+        </w:rPr>
+        <w:t>中的</w:t>
+      </w:r>
+      <w:r>
+        <w:rPr>
+          <w:rFonts w:ascii="PMingLiU" w:eastAsia="PMingLiU" w:hAnsi="PMingLiU" w:hint="eastAsia"/>
+          <w:sz w:val="22"/>
+          <w:szCs w:val="22"/>
+        </w:rPr>
+        <w:t>資訊傳遞</w:t>
+      </w:r>
+      <w:r>
+        <w:rPr>
+          <w:rFonts w:ascii="PMingLiU" w:eastAsia="PMingLiU" w:hAnsi="PMingLiU" w:hint="eastAsia"/>
+          <w:sz w:val="22"/>
+          <w:szCs w:val="22"/>
+        </w:rPr>
+        <w:t xml:space="preserve"> </w:t>
+      </w:r>
+    </w:p>
+    <w:p>
+      <w:pPr>
+        <w:rPr>
+          <w:rFonts w:ascii="PMingLiU" w:eastAsia="PMingLiU" w:hAnsi="PMingLiU"/>
+          <w:sz w:val="22"/>
+          <w:szCs w:val="22"/>
+        </w:rPr>
+      </w:pPr>
+      <w:r>
+        <w:rPr>
+          <w:rFonts w:ascii="PMingLiU" w:eastAsia="PMingLiU" w:hAnsi="PMingLiU" w:hint="eastAsia"/>
+          <w:sz w:val="22"/>
+          <w:szCs w:val="22"/>
+        </w:rPr>
+        <w:t>資訊傳遞是戰時軍事決策形成的重要環節。戰爭期間，地方官員須持續透過奏摺向皇帝奏報軍情、兵力部署及戰場變化，而皇帝則根據奏報發布上諭，指示軍事部署及後續行動，形成地方與中央之間持續往返的決策過程。</w:t>
+      </w:r>
+    </w:p>
+    <w:p>
+      <w:pPr>
+        <w:rPr>
+          <w:rFonts w:ascii="PMingLiU" w:eastAsia="PMingLiU" w:hAnsi="PMingLiU"/>
+          <w:sz w:val="22"/>
+          <w:szCs w:val="22"/>
+        </w:rPr>
+      </w:pPr>
+    </w:p>
+    <w:p>
+      <w:pPr>
+        <w:rPr>
+          <w:rFonts w:ascii="PMingLiU" w:eastAsia="PMingLiU" w:hAnsi="PMingLiU"/>
+          <w:sz w:val="22"/>
+          <w:szCs w:val="22"/>
+        </w:rPr>
+      </w:pPr>
+      <w:r>
+        <w:rPr>
+          <w:rFonts w:ascii="PMingLiU" w:eastAsia="PMingLiU" w:hAnsi="PMingLiU" w:hint="eastAsia"/>
+          <w:sz w:val="22"/>
+          <w:szCs w:val="22"/>
+        </w:rPr>
+        <w:t>然而，林爽文民變發生於臺灣，與北京相距遙遠，文書傳遞往往需時數星期。當皇帝收到奏摺時，前線局勢很可能已經改變</w:t>
+      </w:r>
+      <w:r>
+        <w:rPr>
+          <w:rFonts w:ascii="PMingLiU" w:eastAsia="PMingLiU" w:hAnsi="PMingLiU" w:hint="eastAsia"/>
+          <w:sz w:val="22"/>
+          <w:szCs w:val="22"/>
+        </w:rPr>
+        <w:t>，</w:t>
+      </w:r>
+      <w:r>
+        <w:rPr>
+          <w:rFonts w:ascii="PMingLiU" w:eastAsia="PMingLiU" w:hAnsi="PMingLiU" w:hint="eastAsia"/>
+          <w:sz w:val="22"/>
+          <w:szCs w:val="22"/>
+        </w:rPr>
+        <w:t>軍事決策因此仰賴前線官員臨機處置。因此，林爽文民變是一個合適的研究案例，用</w:t>
+      </w:r>
+      <w:r>
+        <w:rPr>
+          <w:rFonts w:ascii="PMingLiU" w:eastAsia="PMingLiU" w:hAnsi="PMingLiU" w:hint="eastAsia"/>
+          <w:sz w:val="22"/>
+          <w:szCs w:val="22"/>
+        </w:rPr>
+        <w:t>來</w:t>
+      </w:r>
+      <w:r>
+        <w:rPr>
+          <w:rFonts w:ascii="PMingLiU" w:eastAsia="PMingLiU" w:hAnsi="PMingLiU" w:hint="eastAsia"/>
+          <w:sz w:val="22"/>
+          <w:szCs w:val="22"/>
+        </w:rPr>
+        <w:t>探討資訊傳遞延遲如何影響戰時軍事決策的形成與執行。</w:t>
+      </w:r>
+    </w:p>
+    <w:p>
+      <w:pPr>
+        <w:rPr>
+          <w:rFonts w:ascii="PMingLiU" w:eastAsia="PMingLiU" w:hAnsi="PMingLiU"/>
+          <w:sz w:val="22"/>
+          <w:szCs w:val="22"/>
+        </w:rPr>
+      </w:pPr>
+    </w:p>
+    <w:p>
+      <w:pPr>
+        <w:rPr>
+          <w:rFonts w:ascii="PMingLiU" w:eastAsia="PMingLiU" w:hAnsi="PMingLiU" w:hint="eastAsia"/>
+          <w:sz w:val="22"/>
+          <w:szCs w:val="22"/>
+        </w:rPr>
+      </w:pPr>
+      <w:r>
+        <w:rPr>
+          <w:rFonts w:ascii="PMingLiU" w:eastAsia="PMingLiU" w:hAnsi="PMingLiU" w:hint="eastAsia"/>
+          <w:sz w:val="22"/>
+          <w:szCs w:val="22"/>
+        </w:rPr>
+        <w:t>title: 史料來源</w:t>
+      </w:r>
+    </w:p>
+    <w:p>
+      <w:pPr>
+        <w:rPr>
+          <w:rFonts w:ascii="PMingLiU" w:eastAsia="PMingLiU" w:hAnsi="PMingLiU"/>
+          <w:sz w:val="22"/>
+          <w:szCs w:val="22"/>
+        </w:rPr>
+      </w:pPr>
+      <w:r>
+        <w:rPr>
+          <w:rFonts w:ascii="PMingLiU" w:eastAsia="PMingLiU" w:hAnsi="PMingLiU" w:hint="eastAsia"/>
+          <w:sz w:val="22"/>
+          <w:szCs w:val="22"/>
+        </w:rPr>
+        <w:t>林爽文事件保存了大量</w:t>
+      </w:r>
+      <w:r>
+        <w:rPr>
+          <w:rFonts w:ascii="PMingLiU" w:eastAsia="PMingLiU" w:hAnsi="PMingLiU" w:hint="eastAsia"/>
+          <w:sz w:val="22"/>
+          <w:szCs w:val="22"/>
+        </w:rPr>
+        <w:t>漢文的</w:t>
+      </w:r>
+      <w:r>
+        <w:rPr>
+          <w:rFonts w:ascii="PMingLiU" w:eastAsia="PMingLiU" w:hAnsi="PMingLiU" w:hint="eastAsia"/>
+          <w:sz w:val="22"/>
+          <w:szCs w:val="22"/>
+        </w:rPr>
+        <w:t>奏摺</w:t>
+      </w:r>
+      <w:r>
+        <w:rPr>
+          <w:rFonts w:ascii="PMingLiU" w:eastAsia="PMingLiU" w:hAnsi="PMingLiU" w:hint="eastAsia"/>
+          <w:sz w:val="22"/>
+          <w:szCs w:val="22"/>
+        </w:rPr>
+        <w:t>和</w:t>
+      </w:r>
+      <w:r>
+        <w:rPr>
+          <w:rFonts w:ascii="PMingLiU" w:eastAsia="PMingLiU" w:hAnsi="PMingLiU" w:hint="eastAsia"/>
+          <w:sz w:val="22"/>
+          <w:szCs w:val="22"/>
+        </w:rPr>
+        <w:t>上諭，記錄</w:t>
+      </w:r>
+      <w:r>
+        <w:rPr>
+          <w:rFonts w:ascii="PMingLiU" w:eastAsia="PMingLiU" w:hAnsi="PMingLiU" w:hint="eastAsia"/>
+          <w:sz w:val="22"/>
+          <w:szCs w:val="22"/>
+        </w:rPr>
+        <w:t>了戰時</w:t>
+      </w:r>
+      <w:r>
+        <w:rPr>
+          <w:rFonts w:ascii="PMingLiU" w:eastAsia="PMingLiU" w:hAnsi="PMingLiU" w:hint="eastAsia"/>
+          <w:sz w:val="22"/>
+          <w:szCs w:val="22"/>
+        </w:rPr>
+        <w:t>地方官員</w:t>
+      </w:r>
+      <w:r>
+        <w:rPr>
+          <w:rFonts w:ascii="PMingLiU" w:eastAsia="PMingLiU" w:hAnsi="PMingLiU" w:hint="eastAsia"/>
+          <w:sz w:val="22"/>
+          <w:szCs w:val="22"/>
+        </w:rPr>
+        <w:t>和皇帝的溝通</w:t>
+      </w:r>
+      <w:r>
+        <w:rPr>
+          <w:rFonts w:ascii="PMingLiU" w:eastAsia="PMingLiU" w:hAnsi="PMingLiU" w:hint="eastAsia"/>
+          <w:sz w:val="22"/>
+          <w:szCs w:val="22"/>
+        </w:rPr>
+        <w:t>過程</w:t>
+      </w:r>
+      <w:r>
+        <w:rPr>
+          <w:rFonts w:ascii="PMingLiU" w:eastAsia="PMingLiU" w:hAnsi="PMingLiU" w:hint="eastAsia"/>
+          <w:sz w:val="22"/>
+          <w:szCs w:val="22"/>
+        </w:rPr>
+        <w:t>，為研究提供了豐富的材料</w:t>
+      </w:r>
+      <w:r>
+        <w:rPr>
+          <w:rFonts w:ascii="PMingLiU" w:eastAsia="PMingLiU" w:hAnsi="PMingLiU" w:hint="eastAsia"/>
+          <w:sz w:val="22"/>
+          <w:szCs w:val="22"/>
+        </w:rPr>
+        <w:t>。本研究所使用的奏摺主要收錄於臺灣史料集成編輯委員會編《明清臺灣檔案彙編》，上諭則主要收錄於中國人民大學清史研究所、中國第一歷史檔案館編《天地會》。</w:t>
+      </w:r>
+      <w:r>
+        <w:rPr>
+          <w:rFonts w:ascii="PMingLiU" w:eastAsia="PMingLiU" w:hAnsi="PMingLiU" w:hint="eastAsia"/>
+          <w:sz w:val="22"/>
+          <w:szCs w:val="22"/>
+        </w:rPr>
+        <w:t>這</w:t>
+      </w:r>
       <w:r>
         <w:rPr>
           <w:rFonts w:ascii="PMingLiU" w:eastAsia="PMingLiU" w:hAnsi="PMingLiU" w:hint="eastAsia"/>
@@ -3119,88 +4873,17 @@
           <w:szCs w:val="22"/>
         </w:rPr>
         <w:lastRenderedPageBreak/>
-        <w:t>第二，林爽文事件保存了大量</w:t>
-      </w:r>
-      <w:r>
-        <w:rPr>
-          <w:rFonts w:ascii="PMingLiU" w:eastAsia="PMingLiU" w:hAnsi="PMingLiU" w:hint="eastAsia"/>
-          <w:sz w:val="22"/>
-          <w:szCs w:val="22"/>
-        </w:rPr>
-        <w:t>漢文的</w:t>
-      </w:r>
-      <w:r>
-        <w:rPr>
-          <w:rFonts w:ascii="PMingLiU" w:eastAsia="PMingLiU" w:hAnsi="PMingLiU" w:hint="eastAsia"/>
-          <w:sz w:val="22"/>
-          <w:szCs w:val="22"/>
-        </w:rPr>
-        <w:t>奏摺</w:t>
-      </w:r>
-      <w:r>
-        <w:rPr>
-          <w:rFonts w:ascii="PMingLiU" w:eastAsia="PMingLiU" w:hAnsi="PMingLiU" w:hint="eastAsia"/>
-          <w:sz w:val="22"/>
-          <w:szCs w:val="22"/>
-        </w:rPr>
-        <w:t>和</w:t>
-      </w:r>
-      <w:r>
-        <w:rPr>
-          <w:rFonts w:ascii="PMingLiU" w:eastAsia="PMingLiU" w:hAnsi="PMingLiU" w:hint="eastAsia"/>
-          <w:sz w:val="22"/>
-          <w:szCs w:val="22"/>
-        </w:rPr>
-        <w:t>上諭，記錄</w:t>
-      </w:r>
-      <w:r>
-        <w:rPr>
-          <w:rFonts w:ascii="PMingLiU" w:eastAsia="PMingLiU" w:hAnsi="PMingLiU" w:hint="eastAsia"/>
-          <w:sz w:val="22"/>
-          <w:szCs w:val="22"/>
-        </w:rPr>
-        <w:t>了戰時</w:t>
-      </w:r>
-      <w:r>
-        <w:rPr>
-          <w:rFonts w:ascii="PMingLiU" w:eastAsia="PMingLiU" w:hAnsi="PMingLiU" w:hint="eastAsia"/>
-          <w:sz w:val="22"/>
-          <w:szCs w:val="22"/>
-        </w:rPr>
-        <w:t>地方官員</w:t>
-      </w:r>
-      <w:r>
-        <w:rPr>
-          <w:rFonts w:ascii="PMingLiU" w:eastAsia="PMingLiU" w:hAnsi="PMingLiU" w:hint="eastAsia"/>
-          <w:sz w:val="22"/>
-          <w:szCs w:val="22"/>
-        </w:rPr>
-        <w:t>和皇帝的溝通</w:t>
-      </w:r>
-      <w:r>
-        <w:rPr>
-          <w:rFonts w:ascii="PMingLiU" w:eastAsia="PMingLiU" w:hAnsi="PMingLiU" w:hint="eastAsia"/>
-          <w:sz w:val="22"/>
-          <w:szCs w:val="22"/>
-        </w:rPr>
-        <w:t>過程</w:t>
-      </w:r>
-      <w:r>
-        <w:rPr>
-          <w:rFonts w:ascii="PMingLiU" w:eastAsia="PMingLiU" w:hAnsi="PMingLiU" w:hint="eastAsia"/>
-          <w:sz w:val="22"/>
-          <w:szCs w:val="22"/>
-        </w:rPr>
-        <w:t>，為研究提供了豐富的材料</w:t>
-      </w:r>
-      <w:r>
-        <w:rPr>
-          <w:rFonts w:ascii="PMingLiU" w:eastAsia="PMingLiU" w:hAnsi="PMingLiU" w:hint="eastAsia"/>
-          <w:sz w:val="22"/>
-          <w:szCs w:val="22"/>
-        </w:rPr>
-        <w:t>。本研究所使用的奏摺主要收錄於臺灣史料集成編輯委員會編《明清臺灣檔案彙編》，上諭則主要收錄於中國人民大學清史研究所、中國第一歷史檔案館編《天地會》。這些史料已由當代學者整理、校勘及彙編出版，不僅保存了文書原文，也保留文件類型、日期、硃批及其他重要資訊，為運用人工智能及數位人文技術分析官方文書提供了完整而可靠的研究材料。</w:t>
-      </w:r>
+        <w:t>些史料均經當代學者整理、校勘及出版，完整保留文書原文、文書類型、收發日期及硃批等重要資訊，為研究提供了可靠的材料。</w:t>
+      </w:r>
+    </w:p>
+    <w:p>
+      <w:pPr>
+        <w:rPr>
+          <w:rFonts w:ascii="PMingLiU" w:eastAsia="PMingLiU" w:hAnsi="PMingLiU" w:hint="eastAsia"/>
+          <w:sz w:val="22"/>
+          <w:szCs w:val="22"/>
+        </w:rPr>
+      </w:pPr>
     </w:p>
     <w:p>
       <w:pPr>
@@ -3227,174 +4910,47 @@
           <w:szCs w:val="22"/>
         </w:rPr>
       </w:pPr>
-      <w:r>
-        <w:rPr>
-          <w:rFonts w:ascii="PMingLiU" w:eastAsia="PMingLiU" w:hAnsi="PMingLiU" w:hint="eastAsia"/>
-          <w:sz w:val="22"/>
-          <w:szCs w:val="22"/>
-        </w:rPr>
-        <w:t>第二，林爽文民變保存了大量奏摺與上諭，完整記錄戰時地方官員與皇帝之間的通信過程，為研究提供了豐富的材料。本研究主要採用《明清臺灣檔案彙編》</w:t>
-      </w:r>
-      <w:r>
-        <w:rPr>
-          <w:rFonts w:ascii="PMingLiU" w:eastAsia="PMingLiU" w:hAnsi="PMingLiU" w:hint="eastAsia"/>
-          <w:sz w:val="22"/>
-          <w:szCs w:val="22"/>
-        </w:rPr>
-        <w:t>（</w:t>
-      </w:r>
-      <w:r>
-        <w:rPr>
-          <w:rFonts w:ascii="PMingLiU" w:eastAsia="PMingLiU" w:hAnsi="PMingLiU" w:hint="eastAsia"/>
-          <w:sz w:val="22"/>
-          <w:szCs w:val="22"/>
-        </w:rPr>
-        <w:t>臺灣史料集成編輯委員會編</w:t>
-      </w:r>
-      <w:r>
-        <w:rPr>
-          <w:rFonts w:ascii="PMingLiU" w:eastAsia="PMingLiU" w:hAnsi="PMingLiU" w:hint="eastAsia"/>
-          <w:sz w:val="22"/>
-          <w:szCs w:val="22"/>
-        </w:rPr>
-        <w:t>）</w:t>
-      </w:r>
-      <w:r>
-        <w:rPr>
-          <w:rFonts w:ascii="PMingLiU" w:eastAsia="PMingLiU" w:hAnsi="PMingLiU" w:hint="eastAsia"/>
-          <w:sz w:val="22"/>
-          <w:szCs w:val="22"/>
-        </w:rPr>
-        <w:t>及《天地會檔案彙編》</w:t>
-      </w:r>
-      <w:r>
-        <w:rPr>
-          <w:rFonts w:ascii="PMingLiU" w:eastAsia="PMingLiU" w:hAnsi="PMingLiU" w:hint="eastAsia"/>
-          <w:sz w:val="22"/>
-          <w:szCs w:val="22"/>
-        </w:rPr>
-        <w:t>（</w:t>
-      </w:r>
-      <w:r>
-        <w:rPr>
-          <w:rFonts w:ascii="PMingLiU" w:eastAsia="PMingLiU" w:hAnsi="PMingLiU" w:hint="eastAsia"/>
-          <w:sz w:val="22"/>
-          <w:szCs w:val="22"/>
-        </w:rPr>
-        <w:t>中國人民大學清史研究所、中國第一歷史檔案館編</w:t>
-      </w:r>
-      <w:r>
-        <w:rPr>
-          <w:rFonts w:ascii="PMingLiU" w:eastAsia="PMingLiU" w:hAnsi="PMingLiU" w:hint="eastAsia"/>
-          <w:sz w:val="22"/>
-          <w:szCs w:val="22"/>
-        </w:rPr>
-        <w:t>）</w:t>
-      </w:r>
-      <w:r>
-        <w:rPr>
-          <w:rFonts w:ascii="PMingLiU" w:eastAsia="PMingLiU" w:hAnsi="PMingLiU" w:hint="eastAsia"/>
-          <w:sz w:val="22"/>
-          <w:szCs w:val="22"/>
-        </w:rPr>
-        <w:t>所收錄的</w:t>
-      </w:r>
-      <w:r>
-        <w:rPr>
-          <w:rFonts w:ascii="PMingLiU" w:eastAsia="PMingLiU" w:hAnsi="PMingLiU" w:hint="eastAsia"/>
-          <w:sz w:val="22"/>
-          <w:szCs w:val="22"/>
-        </w:rPr>
-        <w:t>奏摺和上諭</w:t>
-      </w:r>
-      <w:r>
-        <w:rPr>
-          <w:rFonts w:ascii="PMingLiU" w:eastAsia="PMingLiU" w:hAnsi="PMingLiU" w:hint="eastAsia"/>
-          <w:sz w:val="22"/>
-          <w:szCs w:val="22"/>
-        </w:rPr>
-        <w:t>。這些史料均經當代學者整理、校勘及出版，完整保留文書原文、文書類型、</w:t>
-      </w:r>
-      <w:r>
-        <w:rPr>
-          <w:rFonts w:ascii="PMingLiU" w:eastAsia="PMingLiU" w:hAnsi="PMingLiU" w:hint="eastAsia"/>
-          <w:sz w:val="22"/>
-          <w:szCs w:val="22"/>
-        </w:rPr>
-        <w:t>收發</w:t>
-      </w:r>
-      <w:r>
-        <w:rPr>
-          <w:rFonts w:ascii="PMingLiU" w:eastAsia="PMingLiU" w:hAnsi="PMingLiU" w:hint="eastAsia"/>
-          <w:sz w:val="22"/>
-          <w:szCs w:val="22"/>
-        </w:rPr>
-        <w:t>日期及硃批等重要資訊，為</w:t>
-      </w:r>
-      <w:r>
-        <w:rPr>
-          <w:rFonts w:ascii="PMingLiU" w:eastAsia="PMingLiU" w:hAnsi="PMingLiU" w:hint="eastAsia"/>
-          <w:sz w:val="22"/>
-          <w:szCs w:val="22"/>
-        </w:rPr>
-        <w:t>研究</w:t>
-      </w:r>
-      <w:r>
-        <w:rPr>
-          <w:rFonts w:ascii="PMingLiU" w:eastAsia="PMingLiU" w:hAnsi="PMingLiU" w:hint="eastAsia"/>
-          <w:sz w:val="22"/>
-          <w:szCs w:val="22"/>
-        </w:rPr>
-        <w:t>提供</w:t>
-      </w:r>
-      <w:r>
-        <w:rPr>
-          <w:rFonts w:ascii="PMingLiU" w:eastAsia="PMingLiU" w:hAnsi="PMingLiU" w:hint="eastAsia"/>
-          <w:sz w:val="22"/>
-          <w:szCs w:val="22"/>
-        </w:rPr>
-        <w:t>了</w:t>
-      </w:r>
-      <w:r>
-        <w:rPr>
-          <w:rFonts w:ascii="PMingLiU" w:eastAsia="PMingLiU" w:hAnsi="PMingLiU" w:hint="eastAsia"/>
-          <w:sz w:val="22"/>
-          <w:szCs w:val="22"/>
-        </w:rPr>
-        <w:t>可靠的材料。</w:t>
-      </w:r>
-    </w:p>
-    <w:p>
-      <w:pPr>
-        <w:rPr>
-          <w:rFonts w:ascii="PMingLiU" w:eastAsia="PMingLiU" w:hAnsi="PMingLiU"/>
-          <w:sz w:val="22"/>
-          <w:szCs w:val="22"/>
-        </w:rPr>
-      </w:pPr>
-    </w:p>
-    <w:p>
-      <w:pPr>
-        <w:rPr>
-          <w:rFonts w:ascii="PMingLiU" w:eastAsia="PMingLiU" w:hAnsi="PMingLiU" w:hint="eastAsia"/>
-          <w:sz w:val="22"/>
-          <w:szCs w:val="22"/>
-        </w:rPr>
-      </w:pPr>
-    </w:p>
-    <w:p>
-      <w:pPr>
-        <w:rPr>
-          <w:rFonts w:ascii="PMingLiU" w:eastAsia="PMingLiU" w:hAnsi="PMingLiU"/>
-          <w:sz w:val="22"/>
-          <w:szCs w:val="22"/>
-        </w:rPr>
-      </w:pPr>
-    </w:p>
-    <w:p>
-      <w:pPr>
-        <w:rPr>
-          <w:rFonts w:ascii="PMingLiU" w:eastAsia="PMingLiU" w:hAnsi="PMingLiU" w:hint="eastAsia"/>
+    </w:p>
+    <w:p>
+      <w:pPr>
+        <w:rPr>
+          <w:rFonts w:ascii="PMingLiU" w:eastAsia="PMingLiU" w:hAnsi="PMingLiU" w:hint="eastAsia"/>
+          <w:sz w:val="22"/>
+          <w:szCs w:val="22"/>
+        </w:rPr>
+      </w:pPr>
+    </w:p>
+    <w:p>
+      <w:pPr>
+        <w:rPr>
+          <w:rFonts w:ascii="PMingLiU" w:eastAsia="PMingLiU" w:hAnsi="PMingLiU"/>
+          <w:sz w:val="22"/>
+          <w:szCs w:val="22"/>
+        </w:rPr>
+      </w:pPr>
+    </w:p>
+    <w:p>
+      <w:pPr>
+        <w:rPr>
+          <w:rFonts w:ascii="PMingLiU" w:eastAsia="PMingLiU" w:hAnsi="PMingLiU"/>
+          <w:sz w:val="22"/>
+          <w:szCs w:val="22"/>
+        </w:rPr>
+      </w:pPr>
+    </w:p>
+    <w:p>
+      <w:pPr>
+        <w:rPr>
+          <w:rFonts w:ascii="PMingLiU" w:eastAsia="PMingLiU" w:hAnsi="PMingLiU"/>
+          <w:sz w:val="22"/>
+          <w:szCs w:val="22"/>
+        </w:rPr>
+      </w:pPr>
+    </w:p>
+    <w:p>
+      <w:pPr>
+        <w:rPr>
+          <w:rFonts w:ascii="PMingLiU" w:eastAsia="PMingLiU" w:hAnsi="PMingLiU"/>
           <w:sz w:val="22"/>
           <w:szCs w:val="22"/>
         </w:rPr>
@@ -3420,7 +4976,7 @@
     <w:p>
       <w:pPr>
         <w:rPr>
-          <w:rFonts w:ascii="PMingLiU" w:eastAsia="PMingLiU" w:hAnsi="PMingLiU" w:hint="eastAsia"/>
+          <w:rFonts w:ascii="PMingLiU" w:eastAsia="PMingLiU" w:hAnsi="PMingLiU"/>
           <w:sz w:val="22"/>
           <w:szCs w:val="22"/>
         </w:rPr>
@@ -3440,23 +4996,7 @@
           <w:sz w:val="22"/>
           <w:szCs w:val="22"/>
         </w:rPr>
-        <w:t>2</w:t>
-      </w:r>
-      <w:r>
-        <w:rPr>
-          <w:rFonts w:ascii="PMingLiU" w:eastAsia="PMingLiU" w:hAnsi="PMingLiU" w:hint="eastAsia"/>
-          <w:sz w:val="22"/>
-          <w:szCs w:val="22"/>
-        </w:rPr>
-        <w:t xml:space="preserve">. </w:t>
-      </w:r>
-      <w:r>
-        <w:rPr>
-          <w:rFonts w:ascii="PMingLiU" w:eastAsia="PMingLiU" w:hAnsi="PMingLiU" w:hint="eastAsia"/>
-          <w:sz w:val="22"/>
-          <w:szCs w:val="22"/>
-        </w:rPr>
-        <w:t>正文</w:t>
+        <w:t>2. 正文</w:t>
       </w:r>
     </w:p>
     <w:p>
@@ -3500,31 +5040,13 @@
           <w:szCs w:val="22"/>
           <w:u w:val="single"/>
         </w:rPr>
-        <w:t>1. 「</w:t>
-      </w:r>
-      <w:r>
-        <w:rPr>
-          <w:rFonts w:ascii="PMingLiU" w:eastAsia="PMingLiU" w:hAnsi="PMingLiU" w:hint="eastAsia"/>
-          <w:sz w:val="22"/>
-          <w:szCs w:val="22"/>
-          <w:u w:val="single"/>
-        </w:rPr>
-        <w:t>清代奏摺與上諭分析平台</w:t>
-      </w:r>
-      <w:r>
-        <w:rPr>
-          <w:rFonts w:ascii="PMingLiU" w:eastAsia="PMingLiU" w:hAnsi="PMingLiU" w:hint="eastAsia"/>
-          <w:sz w:val="22"/>
-          <w:szCs w:val="22"/>
-          <w:u w:val="single"/>
-        </w:rPr>
-        <w:t>」的運行流程</w:t>
-      </w:r>
-    </w:p>
-    <w:p>
-      <w:pPr>
-        <w:rPr>
-          <w:rFonts w:ascii="PMingLiU" w:eastAsia="PMingLiU" w:hAnsi="PMingLiU" w:hint="eastAsia"/>
+        <w:t>1. 「清代奏摺與上諭分析平台」的運行流程</w:t>
+      </w:r>
+    </w:p>
+    <w:p>
+      <w:pPr>
+        <w:rPr>
+          <w:rFonts w:ascii="PMingLiU" w:eastAsia="PMingLiU" w:hAnsi="PMingLiU"/>
           <w:sz w:val="22"/>
           <w:szCs w:val="22"/>
         </w:rPr>
@@ -3550,7 +5072,7 @@
     <w:p>
       <w:pPr>
         <w:rPr>
-          <w:rFonts w:ascii="PMingLiU" w:eastAsia="PMingLiU" w:hAnsi="PMingLiU" w:hint="eastAsia"/>
+          <w:rFonts w:ascii="PMingLiU" w:eastAsia="PMingLiU" w:hAnsi="PMingLiU"/>
           <w:sz w:val="22"/>
           <w:szCs w:val="22"/>
         </w:rPr>
@@ -3576,7 +5098,7 @@
     <w:p>
       <w:pPr>
         <w:rPr>
-          <w:rFonts w:ascii="PMingLiU" w:eastAsia="PMingLiU" w:hAnsi="PMingLiU" w:hint="eastAsia"/>
+          <w:rFonts w:ascii="PMingLiU" w:eastAsia="PMingLiU" w:hAnsi="PMingLiU"/>
           <w:sz w:val="22"/>
           <w:szCs w:val="22"/>
         </w:rPr>
@@ -3602,7 +5124,7 @@
     <w:p>
       <w:pPr>
         <w:rPr>
-          <w:rFonts w:ascii="PMingLiU" w:eastAsia="PMingLiU" w:hAnsi="PMingLiU" w:hint="eastAsia"/>
+          <w:rFonts w:ascii="PMingLiU" w:eastAsia="PMingLiU" w:hAnsi="PMingLiU"/>
           <w:sz w:val="22"/>
           <w:szCs w:val="22"/>
         </w:rPr>
@@ -3628,7 +5150,7 @@
     <w:p>
       <w:pPr>
         <w:rPr>
-          <w:rFonts w:ascii="PMingLiU" w:eastAsia="PMingLiU" w:hAnsi="PMingLiU" w:hint="eastAsia"/>
+          <w:rFonts w:ascii="PMingLiU" w:eastAsia="PMingLiU" w:hAnsi="PMingLiU"/>
           <w:sz w:val="22"/>
           <w:szCs w:val="22"/>
         </w:rPr>
@@ -3654,7 +5176,7 @@
     <w:p>
       <w:pPr>
         <w:rPr>
-          <w:rFonts w:ascii="PMingLiU" w:eastAsia="PMingLiU" w:hAnsi="PMingLiU" w:hint="eastAsia"/>
+          <w:rFonts w:ascii="PMingLiU" w:eastAsia="PMingLiU" w:hAnsi="PMingLiU"/>
           <w:sz w:val="22"/>
           <w:szCs w:val="22"/>
         </w:rPr>
@@ -3680,7 +5202,7 @@
     <w:p>
       <w:pPr>
         <w:rPr>
-          <w:rFonts w:ascii="PMingLiU" w:eastAsia="PMingLiU" w:hAnsi="PMingLiU" w:hint="eastAsia"/>
+          <w:rFonts w:ascii="PMingLiU" w:eastAsia="PMingLiU" w:hAnsi="PMingLiU"/>
           <w:sz w:val="22"/>
           <w:szCs w:val="22"/>
         </w:rPr>
@@ -3706,7 +5228,7 @@
     <w:p>
       <w:pPr>
         <w:rPr>
-          <w:rFonts w:ascii="PMingLiU" w:eastAsia="PMingLiU" w:hAnsi="PMingLiU" w:hint="eastAsia"/>
+          <w:rFonts w:ascii="PMingLiU" w:eastAsia="PMingLiU" w:hAnsi="PMingLiU"/>
           <w:sz w:val="22"/>
           <w:szCs w:val="22"/>
         </w:rPr>
@@ -3749,7 +5271,7 @@
     <w:p>
       <w:pPr>
         <w:rPr>
-          <w:rFonts w:ascii="PMingLiU" w:eastAsia="PMingLiU" w:hAnsi="PMingLiU" w:hint="eastAsia"/>
+          <w:rFonts w:ascii="PMingLiU" w:eastAsia="PMingLiU" w:hAnsi="PMingLiU"/>
           <w:sz w:val="22"/>
           <w:szCs w:val="22"/>
           <w:lang w:val="en-US"/>
